--- a/Dossier_groupe2/Dossier_GEPP_Mont-Riviere_groupe2.docx
+++ b/Dossier_groupe2/Dossier_GEPP_Mont-Riviere_groupe2.docx
@@ -635,11 +635,11 @@
         </w:tblBorders>
       </w:tblPr>
       <w:tblGrid>
-        <w:gridCol w:w="1080"/>
+        <w:gridCol w:w="950"/>
         <w:gridCol w:w="2100"/>
-        <w:gridCol w:w="1700"/>
-        <w:gridCol w:w="1900"/>
-        <w:gridCol w:w="2246"/>
+        <w:gridCol w:w="2000"/>
+        <w:gridCol w:w="1830"/>
+        <w:gridCol w:w="2146"/>
       </w:tblGrid>
       <w:tr>
         <w:trPr>
@@ -647,7 +647,7 @@
         </w:trPr>
         <w:tc>
           <w:tcPr>
-            <w:tcW w:type="dxa" w:w="1080"/>
+            <w:tcW w:type="dxa" w:w="950"/>
             <w:tcBorders>
               <w:top w:val="single" w:color="000000" w:sz="8"/>
               <w:left w:val="single" w:color="000000" w:sz="8"/>
@@ -701,7 +701,7 @@
         </w:tc>
         <w:tc>
           <w:tcPr>
-            <w:tcW w:type="dxa" w:w="1700"/>
+            <w:tcW w:type="dxa" w:w="2000"/>
             <w:tcBorders>
               <w:top w:val="single" w:color="000000" w:sz="8"/>
               <w:left w:val="single" w:color="000000" w:sz="8"/>
@@ -728,7 +728,7 @@
         </w:tc>
         <w:tc>
           <w:tcPr>
-            <w:tcW w:type="dxa" w:w="1900"/>
+            <w:tcW w:type="dxa" w:w="1830"/>
             <w:tcBorders>
               <w:top w:val="single" w:color="000000" w:sz="8"/>
               <w:left w:val="single" w:color="000000" w:sz="8"/>
@@ -755,7 +755,7 @@
         </w:tc>
         <w:tc>
           <w:tcPr>
-            <w:tcW w:type="dxa" w:w="2246"/>
+            <w:tcW w:type="dxa" w:w="2146"/>
             <w:tcBorders>
               <w:top w:val="single" w:color="000000" w:sz="8"/>
               <w:left w:val="single" w:color="000000" w:sz="8"/>
@@ -787,7 +787,7 @@
         </w:trPr>
         <w:tc>
           <w:tcPr>
-            <w:tcW w:type="dxa" w:w="1080"/>
+            <w:tcW w:type="dxa" w:w="950"/>
             <w:tcBorders>
               <w:top w:val="single" w:color="000000" w:sz="8"/>
               <w:left w:val="single" w:color="000000" w:sz="8"/>
@@ -957,7 +957,7 @@
         </w:tc>
         <w:tc>
           <w:tcPr>
-            <w:tcW w:type="dxa" w:w="1700"/>
+            <w:tcW w:type="dxa" w:w="2000"/>
             <w:tcBorders>
               <w:top w:val="single" w:color="000000" w:sz="8"/>
               <w:left w:val="single" w:color="000000" w:sz="8"/>
@@ -983,11 +983,16 @@
               <w:jc w:val="left"/>
             </w:pPr>
             <w:r>
-              <w:rPr>
-                <w:sz w:val="16"/>
-                <w:szCs w:val="16"/>
-              </w:rPr>
-              <w:t xml:space="preserve">Animateurs périscolaires / Extrascolaire</w:t>
+              <w:t xml:space="preserve">Animateurs périscolaires / Extrascolaire (</w:t>
+            </w:r>
+            <w:r>
+              <w:rPr>
+                <w:color w:val="FF0000"/>
+              </w:rPr>
+              <w:t xml:space="preserve">critiques</w:t>
+            </w:r>
+            <w:r>
+              <w:t xml:space="preserve">)</w:t>
             </w:r>
           </w:p>
           <w:p>
@@ -1001,10 +1006,6 @@
               <w:jc w:val="left"/>
             </w:pPr>
             <w:r>
-              <w:rPr>
-                <w:sz w:val="16"/>
-                <w:szCs w:val="16"/>
-              </w:rPr>
               <w:t xml:space="preserve">Bibliothécaires</w:t>
             </w:r>
           </w:p>
@@ -1019,31 +1020,18 @@
               <w:jc w:val="left"/>
             </w:pPr>
             <w:r>
-              <w:rPr>
-                <w:sz w:val="16"/>
-                <w:szCs w:val="16"/>
-              </w:rPr>
-              <w:t xml:space="preserve"/>
-            </w:r>
-          </w:p>
-        </w:tc>
-        <w:tc>
-          <w:tcPr>
-            <w:tcW w:type="dxa" w:w="1900"/>
-            <w:tcBorders>
-              <w:top w:val="single" w:color="000000" w:sz="8"/>
-              <w:left w:val="single" w:color="000000" w:sz="8"/>
-              <w:bottom w:val="single" w:color="000000" w:sz="8"/>
-              <w:right w:val="single" w:color="000000" w:sz="8"/>
-            </w:tcBorders>
-            <w:tcMar>
-              <w:top w:type="dxa" w:w="80"/>
-              <w:left w:type="dxa" w:w="100"/>
-              <w:bottom w:type="dxa" w:w="80"/>
-              <w:right w:type="dxa" w:w="100"/>
-            </w:tcMar>
-            <w:vAlign w:val="top"/>
-          </w:tcPr>
+              <w:t xml:space="preserve">ATSEM et agents d’entretien des écoles (</w:t>
+            </w:r>
+            <w:r>
+              <w:rPr>
+                <w:color w:val="FF0000"/>
+              </w:rPr>
+              <w:t xml:space="preserve">coeur</w:t>
+            </w:r>
+            <w:r>
+              <w:t xml:space="preserve">)</w:t>
+            </w:r>
+          </w:p>
           <w:p>
             <w:pPr>
               <w:pStyle w:val="ListParagraph"/>
@@ -1055,18 +1043,27 @@
               <w:jc w:val="left"/>
             </w:pPr>
             <w:r>
-              <w:t xml:space="preserve">animateurs périscolaire/extrascolaire( </w:t>
-            </w:r>
-            <w:r>
-              <w:rPr>
-                <w:color w:val="FF0000"/>
-              </w:rPr>
-              <w:t xml:space="preserve">critiques</w:t>
-            </w:r>
-            <w:r>
-              <w:t xml:space="preserve">)</w:t>
-            </w:r>
-          </w:p>
+              <w:t xml:space="preserve">directeurs d’accueils de loisirs</w:t>
+            </w:r>
+          </w:p>
+        </w:tc>
+        <w:tc>
+          <w:tcPr>
+            <w:tcW w:type="dxa" w:w="1830"/>
+            <w:tcBorders>
+              <w:top w:val="single" w:color="000000" w:sz="8"/>
+              <w:left w:val="single" w:color="000000" w:sz="8"/>
+              <w:bottom w:val="single" w:color="000000" w:sz="8"/>
+              <w:right w:val="single" w:color="000000" w:sz="8"/>
+            </w:tcBorders>
+            <w:tcMar>
+              <w:top w:type="dxa" w:w="80"/>
+              <w:left w:type="dxa" w:w="100"/>
+              <w:bottom w:type="dxa" w:w="80"/>
+              <w:right w:type="dxa" w:w="100"/>
+            </w:tcMar>
+            <w:vAlign w:val="top"/>
+          </w:tcPr>
           <w:p>
             <w:pPr>
               <w:pStyle w:val="ListParagraph"/>
@@ -1078,7 +1075,7 @@
               <w:jc w:val="left"/>
             </w:pPr>
             <w:r>
-              <w:t xml:space="preserve">bibliothécaires( </w:t>
+              <w:t xml:space="preserve">animateurs périscolaire/extrascolaire( </w:t>
             </w:r>
             <w:r>
               <w:rPr>
@@ -1101,7 +1098,7 @@
               <w:jc w:val="left"/>
             </w:pPr>
             <w:r>
-              <w:t xml:space="preserve">médiateurs( </w:t>
+              <w:t xml:space="preserve">bibliothécaires( </w:t>
             </w:r>
             <w:r>
               <w:rPr>
@@ -1124,7 +1121,16 @@
               <w:jc w:val="left"/>
             </w:pPr>
             <w:r>
-              <w:t xml:space="preserve">educateur sportifs</w:t>
+              <w:t xml:space="preserve">médiateurs( </w:t>
+            </w:r>
+            <w:r>
+              <w:rPr>
+                <w:color w:val="FF0000"/>
+              </w:rPr>
+              <w:t xml:space="preserve">critiques</w:t>
+            </w:r>
+            <w:r>
+              <w:t xml:space="preserve">)</w:t>
             </w:r>
           </w:p>
           <w:p>
@@ -1138,27 +1144,9 @@
               <w:jc w:val="left"/>
             </w:pPr>
             <w:r>
-              <w:t xml:space="preserve">encadrant et responsable de services</w:t>
-            </w:r>
-          </w:p>
-        </w:tc>
-        <w:tc>
-          <w:tcPr>
-            <w:tcW w:type="dxa" w:w="2246"/>
-            <w:tcBorders>
-              <w:top w:val="single" w:color="000000" w:sz="8"/>
-              <w:left w:val="single" w:color="000000" w:sz="8"/>
-              <w:bottom w:val="single" w:color="000000" w:sz="8"/>
-              <w:right w:val="single" w:color="000000" w:sz="8"/>
-            </w:tcBorders>
-            <w:tcMar>
-              <w:top w:type="dxa" w:w="80"/>
-              <w:left w:type="dxa" w:w="100"/>
-              <w:bottom w:type="dxa" w:w="80"/>
-              <w:right w:type="dxa" w:w="100"/>
-            </w:tcMar>
-            <w:vAlign w:val="top"/>
-          </w:tcPr>
+              <w:t xml:space="preserve">educateur sportifs</w:t>
+            </w:r>
+          </w:p>
           <w:p>
             <w:pPr>
               <w:pStyle w:val="ListParagraph"/>
@@ -1170,18 +1158,27 @@
               <w:jc w:val="left"/>
             </w:pPr>
             <w:r>
-              <w:t xml:space="preserve">gestionnaire assistant rh ( </w:t>
-            </w:r>
-            <w:r>
-              <w:rPr>
-                <w:color w:val="FF0000"/>
-              </w:rPr>
-              <w:t xml:space="preserve">critiques</w:t>
-            </w:r>
-            <w:r>
-              <w:t xml:space="preserve">)</w:t>
-            </w:r>
-          </w:p>
+              <w:t xml:space="preserve">encadrant et responsable de services</w:t>
+            </w:r>
+          </w:p>
+        </w:tc>
+        <w:tc>
+          <w:tcPr>
+            <w:tcW w:type="dxa" w:w="2146"/>
+            <w:tcBorders>
+              <w:top w:val="single" w:color="000000" w:sz="8"/>
+              <w:left w:val="single" w:color="000000" w:sz="8"/>
+              <w:bottom w:val="single" w:color="000000" w:sz="8"/>
+              <w:right w:val="single" w:color="000000" w:sz="8"/>
+            </w:tcBorders>
+            <w:tcMar>
+              <w:top w:type="dxa" w:w="80"/>
+              <w:left w:type="dxa" w:w="100"/>
+              <w:bottom w:type="dxa" w:w="80"/>
+              <w:right w:type="dxa" w:w="100"/>
+            </w:tcMar>
+            <w:vAlign w:val="top"/>
+          </w:tcPr>
           <w:p>
             <w:pPr>
               <w:pStyle w:val="ListParagraph"/>
@@ -1193,7 +1190,16 @@
               <w:jc w:val="left"/>
             </w:pPr>
             <w:r>
-              <w:t xml:space="preserve">gestionnaire budgétaire / comptable</w:t>
+              <w:t xml:space="preserve">gestionnaire assistant rh ( </w:t>
+            </w:r>
+            <w:r>
+              <w:rPr>
+                <w:color w:val="FF0000"/>
+              </w:rPr>
+              <w:t xml:space="preserve">critiques</w:t>
+            </w:r>
+            <w:r>
+              <w:t xml:space="preserve">)</w:t>
             </w:r>
           </w:p>
           <w:p>
@@ -1207,7 +1213,7 @@
               <w:jc w:val="left"/>
             </w:pPr>
             <w:r>
-              <w:t xml:space="preserve">juristes</w:t>
+              <w:t xml:space="preserve">gestionnaire budgétaire / comptable</w:t>
             </w:r>
           </w:p>
           <w:p>
@@ -1221,16 +1227,7 @@
               <w:jc w:val="left"/>
             </w:pPr>
             <w:r>
-              <w:t xml:space="preserve">informaticiens ( </w:t>
-            </w:r>
-            <w:r>
-              <w:rPr>
-                <w:color w:val="FF0000"/>
-              </w:rPr>
-              <w:t xml:space="preserve">critiques</w:t>
-            </w:r>
-            <w:r>
-              <w:t xml:space="preserve">)</w:t>
+              <w:t xml:space="preserve">juristes</w:t>
             </w:r>
           </w:p>
           <w:p>
@@ -1244,7 +1241,16 @@
               <w:jc w:val="left"/>
             </w:pPr>
             <w:r>
-              <w:t xml:space="preserve">assistants administration</w:t>
+              <w:t xml:space="preserve">informaticiens ( </w:t>
+            </w:r>
+            <w:r>
+              <w:rPr>
+                <w:color w:val="FF0000"/>
+              </w:rPr>
+              <w:t xml:space="preserve">critiques</w:t>
+            </w:r>
+            <w:r>
+              <w:t xml:space="preserve">)</w:t>
             </w:r>
           </w:p>
           <w:p>
@@ -1258,6 +1264,20 @@
               <w:jc w:val="left"/>
             </w:pPr>
             <w:r>
+              <w:t xml:space="preserve">assistants administration</w:t>
+            </w:r>
+          </w:p>
+          <w:p>
+            <w:pPr>
+              <w:pStyle w:val="ListParagraph"/>
+              <w:numPr>
+                <w:ilvl w:val="0"/>
+                <w:numId w:val="3"/>
+              </w:numPr>
+              <w:spacing w:after="0" w:before="0" w:line="276" w:lineRule="auto"/>
+              <w:jc w:val="left"/>
+            </w:pPr>
+            <w:r>
               <w:t xml:space="preserve">chef de projet ( </w:t>
             </w:r>
             <w:r>
@@ -1273,24 +1293,6 @@
         </w:tc>
       </w:tr>
     </w:tbl>
-    <w:p>
-      <w:pPr>
-        <w:spacing w:after="0" w:before="0" w:line="276" w:lineRule="auto"/>
-        <w:jc w:val="left"/>
-      </w:pPr>
-      <w:r>
-        <w:t xml:space="preserve"/>
-      </w:r>
-    </w:p>
-    <w:p>
-      <w:pPr>
-        <w:spacing w:after="0" w:before="0" w:line="276" w:lineRule="auto"/>
-        <w:jc w:val="left"/>
-      </w:pPr>
-      <w:r>
-        <w:t xml:space="preserve">A finaliser…</w:t>
-      </w:r>
-    </w:p>
     <w:p>
       <w:pPr>
         <w:spacing w:after="0" w:before="0" w:line="276" w:lineRule="auto"/>

--- a/Dossier_groupe2/Dossier_GEPP_Mont-Riviere_groupe2.docx
+++ b/Dossier_groupe2/Dossier_GEPP_Mont-Riviere_groupe2.docx
@@ -8,7 +8,7 @@
         <w:jc w:val="left"/>
       </w:pPr>
       <w:r>
-        <w:t xml:space="preserve">B.Sulayman, A.Khalil, E.Alaa, B.Mohammed</w:t>
+        <w:t xml:space="preserve">B. Sulayman, A. Khalil, E. Alaa, B. Mohammed</w:t>
       </w:r>
     </w:p>
     <w:p>
@@ -22,6 +22,7 @@
     </w:p>
     <w:p>
       <w:pPr>
+        <w:pStyle w:val="Heading1"/>
         <w:spacing w:after="200" w:before="120" w:line="276" w:lineRule="auto"/>
         <w:jc w:val="center"/>
       </w:pPr>
@@ -68,7 +69,7 @@
         <w:jc w:val="left"/>
       </w:pPr>
       <w:r>
-        <w:t xml:space="preserve">contexte général de la ville :</w:t>
+        <w:t xml:space="preserve">Contexte général de la ville :</w:t>
       </w:r>
     </w:p>
     <w:p>
@@ -91,7 +92,7 @@
         <w:jc w:val="left"/>
       </w:pPr>
       <w:r>
-        <w:t xml:space="preserve">ville moyenne de 65k d’habitant ancien bassin industriel</w:t>
+        <w:t xml:space="preserve">Ville moyenne de 65k habitants, ancien bassin industriel</w:t>
       </w:r>
     </w:p>
     <w:p>
@@ -105,7 +106,7 @@
         <w:jc w:val="left"/>
       </w:pPr>
       <w:r>
-        <w:t xml:space="preserve">- d’industrie , + de pme de services et de commerces</w:t>
+        <w:t xml:space="preserve">Moins d’industrie, plus de PME de services et de commerces</w:t>
       </w:r>
     </w:p>
     <w:p>
@@ -119,7 +120,7 @@
         <w:jc w:val="left"/>
       </w:pPr>
       <w:r>
-        <w:t xml:space="preserve">manque de services publics</w:t>
+        <w:t xml:space="preserve">Manque de services publics</w:t>
       </w:r>
     </w:p>
     <w:p>
@@ -133,7 +134,7 @@
         <w:jc w:val="left"/>
       </w:pPr>
       <w:r>
-        <w:t xml:space="preserve">950 agents ( 380 dst, 320 decs, 250 dr)</w:t>
+        <w:t xml:space="preserve">950 agents (380 DST, 320 DECS, 250 DR)</w:t>
       </w:r>
     </w:p>
     <w:p>
@@ -147,7 +148,7 @@
         <w:jc w:val="left"/>
       </w:pPr>
       <w:r>
-        <w:t xml:space="preserve">age moyen élevé</w:t>
+        <w:t xml:space="preserve">Âge moyen élevé</w:t>
       </w:r>
     </w:p>
     <w:p>
@@ -161,7 +162,7 @@
         <w:jc w:val="left"/>
       </w:pPr>
       <w:r>
-        <w:t xml:space="preserve">manque de nouvelles recrue</w:t>
+        <w:t xml:space="preserve">Manque de nouvelles recrues</w:t>
       </w:r>
     </w:p>
     <w:p>
@@ -175,7 +176,7 @@
         <w:jc w:val="left"/>
       </w:pPr>
       <w:r>
-        <w:t xml:space="preserve">mobilité interne faible</w:t>
+        <w:t xml:space="preserve">Mobilité interne faible</w:t>
       </w:r>
     </w:p>
     <w:p>
@@ -189,7 +190,7 @@
         <w:jc w:val="left"/>
       </w:pPr>
       <w:r>
-        <w:t xml:space="preserve">manque de formation sur les compétences d’avenir</w:t>
+        <w:t xml:space="preserve">Manque de formation sur les compétences d’avenir</w:t>
       </w:r>
     </w:p>
     <w:p>
@@ -203,7 +204,7 @@
         <w:jc w:val="left"/>
       </w:pPr>
       <w:r>
-        <w:t xml:space="preserve">population vieillissante mais arrivées de nouvelles familles = points positifs en rapport avec l’avenir des projets porté par le maire</w:t>
+        <w:t xml:space="preserve">Population vieillissante mais arrivées de nouvelles familles = points positifs en rapport avec l’avenir des projets portés par le maire</w:t>
       </w:r>
     </w:p>
     <w:p>
@@ -262,7 +263,7 @@
         <w:jc w:val="left"/>
       </w:pPr>
       <w:r>
-        <w:t xml:space="preserve">transition écologique et rénovation énergétique</w:t>
+        <w:t xml:space="preserve">Transition écologique et rénovation énergétique</w:t>
       </w:r>
     </w:p>
     <w:p>
@@ -290,7 +291,7 @@
         <w:jc w:val="left"/>
       </w:pPr>
       <w:r>
-        <w:t xml:space="preserve">Nouveau maire élu il y a 1 ans qui porte un programme ambitieux</w:t>
+        <w:t xml:space="preserve">Nouveau maire élu il y a 1 an qui porte un programme ambitieux</w:t>
       </w:r>
     </w:p>
     <w:p>
@@ -304,7 +305,7 @@
         <w:jc w:val="left"/>
       </w:pPr>
       <w:r>
-        <w:t xml:space="preserve">Numérisation des tâches administratives et des outils utilisés par les agents ( Risque de difficulté à la transition pour DST : moyenne d'âge assez haute/</w:t>
+        <w:t xml:space="preserve">Numérisation des tâches administratives et des outils utilisés par les agents (risque de difficultés lors de la transition pour la DST : moyenne d’âge assez élevée / population vieillissante = moins habituée aux tâches numériques)</w:t>
       </w:r>
     </w:p>
     <w:p>
@@ -318,7 +319,7 @@
         <w:jc w:val="left"/>
       </w:pPr>
       <w:r>
-        <w:t xml:space="preserve">Population vieillissante = moins habilités aux tâches numériques)</w:t>
+        <w:t xml:space="preserve">Renforcement des services publics en termes de qualité de vie (culture, sport, associations, événements, propreté, sécurité, aménagement urbain optimisé)</w:t>
       </w:r>
     </w:p>
     <w:p>
@@ -332,7 +333,52 @@
         <w:jc w:val="left"/>
       </w:pPr>
       <w:r>
-        <w:t xml:space="preserve">renforcement des services publics en terme de qualité de vie(culture, sport,asso, événement, propreté, sécurité, aménagement urbain optimisé)</w:t>
+        <w:t xml:space="preserve">La transition numérique implique de former les agents pour qu’ils puissent s’adapter à cette transition en utilisant les nouveaux outils.</w:t>
+      </w:r>
+    </w:p>
+    <w:p>
+      <w:pPr>
+        <w:spacing w:after="0" w:before="0" w:line="276" w:lineRule="auto"/>
+        <w:jc w:val="left"/>
+      </w:pPr>
+      <w:r>
+        <w:t xml:space="preserve"/>
+      </w:r>
+    </w:p>
+    <w:p>
+      <w:pPr>
+        <w:spacing w:after="0" w:before="0" w:line="276" w:lineRule="auto"/>
+        <w:jc w:val="left"/>
+      </w:pPr>
+      <w:r>
+        <w:t xml:space="preserve"/>
+      </w:r>
+    </w:p>
+    <w:p>
+      <w:pPr>
+        <w:spacing w:after="0" w:before="0" w:line="276" w:lineRule="auto"/>
+        <w:jc w:val="left"/>
+      </w:pPr>
+      <w:r>
+        <w:t xml:space="preserve"/>
+      </w:r>
+    </w:p>
+    <w:p>
+      <w:pPr>
+        <w:spacing w:after="0" w:before="0" w:line="276" w:lineRule="auto"/>
+        <w:jc w:val="left"/>
+      </w:pPr>
+      <w:r>
+        <w:t xml:space="preserve">Enjeux GEPP (gestion des emplois et des parcours professionnels) :</w:t>
+      </w:r>
+    </w:p>
+    <w:p>
+      <w:pPr>
+        <w:spacing w:after="0" w:before="0" w:line="276" w:lineRule="auto"/>
+        <w:jc w:val="left"/>
+      </w:pPr>
+      <w:r>
+        <w:t xml:space="preserve"/>
       </w:r>
     </w:p>
     <w:p>
@@ -346,52 +392,7 @@
         <w:jc w:val="left"/>
       </w:pPr>
       <w:r>
-        <w:t xml:space="preserve">La transition numérique implique le fait de devoir former les salariés pour qu’ils puissent s’adapter à cette transition en utilisant les nouveaux outils.</w:t>
-      </w:r>
-    </w:p>
-    <w:p>
-      <w:pPr>
-        <w:spacing w:after="0" w:before="0" w:line="276" w:lineRule="auto"/>
-        <w:jc w:val="left"/>
-      </w:pPr>
-      <w:r>
-        <w:t xml:space="preserve"/>
-      </w:r>
-    </w:p>
-    <w:p>
-      <w:pPr>
-        <w:spacing w:after="0" w:before="0" w:line="276" w:lineRule="auto"/>
-        <w:jc w:val="left"/>
-      </w:pPr>
-      <w:r>
-        <w:t xml:space="preserve"/>
-      </w:r>
-    </w:p>
-    <w:p>
-      <w:pPr>
-        <w:spacing w:after="0" w:before="0" w:line="276" w:lineRule="auto"/>
-        <w:jc w:val="left"/>
-      </w:pPr>
-      <w:r>
-        <w:t xml:space="preserve"/>
-      </w:r>
-    </w:p>
-    <w:p>
-      <w:pPr>
-        <w:spacing w:after="0" w:before="0" w:line="276" w:lineRule="auto"/>
-        <w:jc w:val="left"/>
-      </w:pPr>
-      <w:r>
-        <w:t xml:space="preserve">Enjeux GEPP :</w:t>
-      </w:r>
-    </w:p>
-    <w:p>
-      <w:pPr>
-        <w:spacing w:after="0" w:before="0" w:line="276" w:lineRule="auto"/>
-        <w:jc w:val="left"/>
-      </w:pPr>
-      <w:r>
-        <w:t xml:space="preserve"/>
+        <w:t xml:space="preserve">Vieillissement de la main-d’œuvre dans les métiers d’ouvriers.</w:t>
       </w:r>
     </w:p>
     <w:p>
@@ -405,7 +406,7 @@
         <w:jc w:val="left"/>
       </w:pPr>
       <w:r>
-        <w:t xml:space="preserve">Vieillissement de la main d’oeuvre dans les métiers d’ouvriers.</w:t>
+        <w:t xml:space="preserve">Évolution du travail avec l’arrivée de nouveaux outils numériques.</w:t>
       </w:r>
     </w:p>
     <w:p>
@@ -419,7 +420,7 @@
         <w:jc w:val="left"/>
       </w:pPr>
       <w:r>
-        <w:t xml:space="preserve">Evolution aux travails avec l’arriver de nouveaux outils numériques.</w:t>
+        <w:t xml:space="preserve">Besoin de nouveaux profils ayant des compétences dans la rénovation énergétique.</w:t>
       </w:r>
     </w:p>
     <w:p>
@@ -433,7 +434,7 @@
         <w:jc w:val="left"/>
       </w:pPr>
       <w:r>
-        <w:t xml:space="preserve">Besoin de nouveaux profils ayant des compétences dans la rénovation énergétique.</w:t>
+        <w:t xml:space="preserve">Manque de postes stables : beaucoup de contrats précaires (CDD)</w:t>
       </w:r>
     </w:p>
     <w:p>
@@ -447,7 +448,7 @@
         <w:jc w:val="left"/>
       </w:pPr>
       <w:r>
-        <w:t xml:space="preserve">Manque de contrat CDI</w:t>
+        <w:t xml:space="preserve">Charge de travail en croissance pour les RH</w:t>
       </w:r>
     </w:p>
     <w:p>
@@ -461,7 +462,7 @@
         <w:jc w:val="left"/>
       </w:pPr>
       <w:r>
-        <w:t xml:space="preserve">Charge de travail en croissance pour les RH</w:t>
+        <w:t xml:space="preserve">Évolution de l’IA, qui va impacter certains métiers, par exemple dans la comptabilité.</w:t>
       </w:r>
     </w:p>
     <w:p>
@@ -475,7 +476,43 @@
         <w:jc w:val="left"/>
       </w:pPr>
       <w:r>
-        <w:t xml:space="preserve">Evolution de l’IA qui vont impacter des métiers comme dans le secteur de la comptabilité.</w:t>
+        <w:t xml:space="preserve">Construction d’un plan d’action GEPP sur 3 ans</w:t>
+      </w:r>
+    </w:p>
+    <w:p>
+      <w:pPr>
+        <w:spacing w:after="0" w:before="0" w:line="276" w:lineRule="auto"/>
+        <w:jc w:val="left"/>
+      </w:pPr>
+      <w:r>
+        <w:t xml:space="preserve"/>
+      </w:r>
+    </w:p>
+    <w:p>
+      <w:pPr>
+        <w:spacing w:after="0" w:before="0" w:line="276" w:lineRule="auto"/>
+        <w:jc w:val="left"/>
+      </w:pPr>
+      <w:r>
+        <w:t xml:space="preserve"/>
+      </w:r>
+    </w:p>
+    <w:p>
+      <w:pPr>
+        <w:spacing w:after="0" w:before="0" w:line="276" w:lineRule="auto"/>
+        <w:jc w:val="left"/>
+      </w:pPr>
+      <w:r>
+        <w:t xml:space="preserve">Besoins :</w:t>
+      </w:r>
+    </w:p>
+    <w:p>
+      <w:pPr>
+        <w:spacing w:after="0" w:before="0" w:line="276" w:lineRule="auto"/>
+        <w:jc w:val="left"/>
+      </w:pPr>
+      <w:r>
+        <w:t xml:space="preserve"/>
       </w:r>
     </w:p>
     <w:p>
@@ -489,43 +526,7 @@
         <w:jc w:val="left"/>
       </w:pPr>
       <w:r>
-        <w:t xml:space="preserve">Construction d’une plan D’action GEPP sur 3ans</w:t>
-      </w:r>
-    </w:p>
-    <w:p>
-      <w:pPr>
-        <w:spacing w:after="0" w:before="0" w:line="276" w:lineRule="auto"/>
-        <w:jc w:val="left"/>
-      </w:pPr>
-      <w:r>
-        <w:t xml:space="preserve"/>
-      </w:r>
-    </w:p>
-    <w:p>
-      <w:pPr>
-        <w:spacing w:after="0" w:before="0" w:line="276" w:lineRule="auto"/>
-        <w:jc w:val="left"/>
-      </w:pPr>
-      <w:r>
-        <w:t xml:space="preserve"/>
-      </w:r>
-    </w:p>
-    <w:p>
-      <w:pPr>
-        <w:spacing w:after="0" w:before="0" w:line="276" w:lineRule="auto"/>
-        <w:jc w:val="left"/>
-      </w:pPr>
-      <w:r>
-        <w:t xml:space="preserve">Besoins :</w:t>
-      </w:r>
-    </w:p>
-    <w:p>
-      <w:pPr>
-        <w:spacing w:after="0" w:before="0" w:line="276" w:lineRule="auto"/>
-        <w:jc w:val="left"/>
-      </w:pPr>
-      <w:r>
-        <w:t xml:space="preserve"/>
+        <w:t xml:space="preserve">Renforcer la vie locale et améliorer le cadre de vie des habitants.</w:t>
       </w:r>
     </w:p>
     <w:p>
@@ -539,7 +540,7 @@
         <w:jc w:val="left"/>
       </w:pPr>
       <w:r>
-        <w:t xml:space="preserve">Renforcer la vie local et ameliorer le cadre de vie des habitants.</w:t>
+        <w:t xml:space="preserve">Besoins de compétences en rénovation énergétique et gestion de projets de travaux complexes en lien avec le projet de la ville</w:t>
       </w:r>
     </w:p>
     <w:p>
@@ -553,21 +554,7 @@
         <w:jc w:val="left"/>
       </w:pPr>
       <w:r>
-        <w:t xml:space="preserve">Besoins de compétences en rénovation énergetique et gestions de projets de traveaux complexes en lien avec le projet de la ville</w:t>
-      </w:r>
-    </w:p>
-    <w:p>
-      <w:pPr>
-        <w:pStyle w:val="ListParagraph"/>
-        <w:numPr>
-          <w:ilvl w:val="0"/>
-          <w:numId w:val="2"/>
-        </w:numPr>
-        <w:spacing w:after="0" w:before="0" w:line="276" w:lineRule="auto"/>
-        <w:jc w:val="left"/>
-      </w:pPr>
-      <w:r>
-        <w:t xml:space="preserve">Besoins de renforcer l’attrictivité de certains corps de métier chez les jeunes ( Conducteurs d’engins, chauffeurs poids lourds, Tech de maintenance, Gestionnaires RH)</w:t>
+        <w:t xml:space="preserve">Besoin de renforcer l’attractivité de certains métiers auprès des jeunes (conducteurs d’engins, chauffeurs poids lourds, techniciens de maintenance, gestionnaires RH)</w:t>
       </w:r>
     </w:p>
     <w:p>
@@ -577,11 +564,12 @@
         <w:jc w:val="left"/>
       </w:pPr>
       <w:r>
-        <w:t xml:space="preserve">B.Sulayman, A.Khalil, E.Alaa, B.Mohammed</w:t>
-      </w:r>
-    </w:p>
-    <w:p>
-      <w:pPr>
+        <w:t xml:space="preserve">B. Sulayman, A. Khalil, E. Alaa, B. Mohammed</w:t>
+      </w:r>
+    </w:p>
+    <w:p>
+      <w:pPr>
+        <w:pStyle w:val="Heading1"/>
         <w:spacing w:after="200" w:before="120" w:line="276" w:lineRule="auto"/>
         <w:jc w:val="center"/>
       </w:pPr>
@@ -610,7 +598,7 @@
         <w:jc w:val="left"/>
       </w:pPr>
       <w:r>
-        <w:t xml:space="preserve">Cartographie (tableau, schéma, carte mental…) + fiches référentiels pour quelques métiers</w:t>
+        <w:t xml:space="preserve">Cartographie (tableau, schéma, carte mentale…) + fiches référentiels pour quelques métiers</w:t>
       </w:r>
     </w:p>
     <w:p>
@@ -636,10 +624,10 @@
       </w:tblPr>
       <w:tblGrid>
         <w:gridCol w:w="950"/>
-        <w:gridCol w:w="2100"/>
         <w:gridCol w:w="2000"/>
-        <w:gridCol w:w="1830"/>
-        <w:gridCol w:w="2146"/>
+        <w:gridCol w:w="2000"/>
+        <w:gridCol w:w="2040"/>
+        <w:gridCol w:w="2036"/>
       </w:tblGrid>
       <w:tr>
         <w:trPr>
@@ -668,13 +656,13 @@
               <w:jc w:val="left"/>
             </w:pPr>
             <w:r>
-              <w:t xml:space="preserve">famille</w:t>
-            </w:r>
-          </w:p>
-        </w:tc>
-        <w:tc>
-          <w:tcPr>
-            <w:tcW w:type="dxa" w:w="2100"/>
+              <w:t xml:space="preserve">Famille</w:t>
+            </w:r>
+          </w:p>
+        </w:tc>
+        <w:tc>
+          <w:tcPr>
+            <w:tcW w:type="dxa" w:w="2000"/>
             <w:tcBorders>
               <w:top w:val="single" w:color="000000" w:sz="8"/>
               <w:left w:val="single" w:color="000000" w:sz="8"/>
@@ -728,7 +716,7 @@
         </w:tc>
         <w:tc>
           <w:tcPr>
-            <w:tcW w:type="dxa" w:w="1830"/>
+            <w:tcW w:type="dxa" w:w="2040"/>
             <w:tcBorders>
               <w:top w:val="single" w:color="000000" w:sz="8"/>
               <w:left w:val="single" w:color="000000" w:sz="8"/>
@@ -755,28 +743,28 @@
         </w:tc>
         <w:tc>
           <w:tcPr>
-            <w:tcW w:type="dxa" w:w="2146"/>
-            <w:tcBorders>
-              <w:top w:val="single" w:color="000000" w:sz="8"/>
-              <w:left w:val="single" w:color="000000" w:sz="8"/>
-              <w:bottom w:val="single" w:color="000000" w:sz="8"/>
-              <w:right w:val="single" w:color="000000" w:sz="8"/>
-            </w:tcBorders>
-            <w:tcMar>
-              <w:top w:type="dxa" w:w="80"/>
-              <w:left w:type="dxa" w:w="100"/>
-              <w:bottom w:type="dxa" w:w="80"/>
-              <w:right w:type="dxa" w:w="100"/>
-            </w:tcMar>
-            <w:vAlign w:val="top"/>
-          </w:tcPr>
-          <w:p>
-            <w:pPr>
-              <w:spacing w:after="0" w:before="0" w:line="276" w:lineRule="auto"/>
-              <w:jc w:val="left"/>
-            </w:pPr>
-            <w:r>
-              <w:t xml:space="preserve">Ressources/Administrations</w:t>
+            <w:tcW w:type="dxa" w:w="2036"/>
+            <w:tcBorders>
+              <w:top w:val="single" w:color="000000" w:sz="8"/>
+              <w:left w:val="single" w:color="000000" w:sz="8"/>
+              <w:bottom w:val="single" w:color="000000" w:sz="8"/>
+              <w:right w:val="single" w:color="000000" w:sz="8"/>
+            </w:tcBorders>
+            <w:tcMar>
+              <w:top w:type="dxa" w:w="80"/>
+              <w:left w:type="dxa" w:w="100"/>
+              <w:bottom w:type="dxa" w:w="80"/>
+              <w:right w:type="dxa" w:w="100"/>
+            </w:tcMar>
+            <w:vAlign w:val="top"/>
+          </w:tcPr>
+          <w:p>
+            <w:pPr>
+              <w:spacing w:after="0" w:before="0" w:line="276" w:lineRule="auto"/>
+              <w:jc w:val="left"/>
+            </w:pPr>
+            <w:r>
+              <w:t xml:space="preserve">Ressources/Administration</w:t>
             </w:r>
           </w:p>
         </w:tc>
@@ -814,7 +802,7 @@
         </w:tc>
         <w:tc>
           <w:tcPr>
-            <w:tcW w:type="dxa" w:w="2100"/>
+            <w:tcW w:type="dxa" w:w="2000"/>
             <w:tcBorders>
               <w:top w:val="single" w:color="000000" w:sz="8"/>
               <w:left w:val="single" w:color="000000" w:sz="8"/>
@@ -846,7 +834,7 @@
               <w:rPr>
                 <w:color w:val="FF0000"/>
               </w:rPr>
-              <w:t xml:space="preserve">coeur/critiques</w:t>
+              <w:t xml:space="preserve">cœur / critiques</w:t>
             </w:r>
             <w:r>
               <w:t xml:space="preserve">)</w:t>
@@ -863,7 +851,7 @@
               <w:jc w:val="left"/>
             </w:pPr>
             <w:r>
-              <w:t xml:space="preserve">Maintenance batiment</w:t>
+              <w:t xml:space="preserve">Maintenance bâtiment</w:t>
             </w:r>
           </w:p>
           <w:p>
@@ -877,7 +865,7 @@
               <w:jc w:val="left"/>
             </w:pPr>
             <w:r>
-              <w:t xml:space="preserve">agents espaces vert</w:t>
+              <w:t xml:space="preserve">Agents espaces verts</w:t>
             </w:r>
           </w:p>
           <w:p>
@@ -891,7 +879,7 @@
               <w:jc w:val="left"/>
             </w:pPr>
             <w:r>
-              <w:t xml:space="preserve">conducteurs d’engins (</w:t>
+              <w:t xml:space="preserve">Conducteurs d’engins (</w:t>
             </w:r>
             <w:r>
               <w:rPr>
@@ -914,7 +902,7 @@
               <w:jc w:val="left"/>
             </w:pPr>
             <w:r>
-              <w:t xml:space="preserve">techniciens/ingénieur (</w:t>
+              <w:t xml:space="preserve">Techniciens/ingénieurs (</w:t>
             </w:r>
             <w:r>
               <w:rPr>
@@ -937,7 +925,7 @@
               <w:jc w:val="left"/>
             </w:pPr>
             <w:r>
-              <w:t xml:space="preserve">encadrant de proximité</w:t>
+              <w:t xml:space="preserve">Encadrants de proximité</w:t>
             </w:r>
           </w:p>
           <w:p>
@@ -951,7 +939,7 @@
               <w:jc w:val="left"/>
             </w:pPr>
             <w:r>
-              <w:t xml:space="preserve">fonctions support</w:t>
+              <w:t xml:space="preserve">Fonctions support</w:t>
             </w:r>
           </w:p>
         </w:tc>
@@ -983,7 +971,7 @@
               <w:jc w:val="left"/>
             </w:pPr>
             <w:r>
-              <w:t xml:space="preserve">Animateurs périscolaires / Extrascolaire (</w:t>
+              <w:t xml:space="preserve">Animateurs périscolaires / extrascolaires (</w:t>
             </w:r>
             <w:r>
               <w:rPr>
@@ -1026,7 +1014,7 @@
               <w:rPr>
                 <w:color w:val="FF0000"/>
               </w:rPr>
-              <w:t xml:space="preserve">coeur</w:t>
+              <w:t xml:space="preserve">cœur</w:t>
             </w:r>
             <w:r>
               <w:t xml:space="preserve">)</w:t>
@@ -1043,13 +1031,13 @@
               <w:jc w:val="left"/>
             </w:pPr>
             <w:r>
-              <w:t xml:space="preserve">directeurs d’accueils de loisirs</w:t>
-            </w:r>
-          </w:p>
-        </w:tc>
-        <w:tc>
-          <w:tcPr>
-            <w:tcW w:type="dxa" w:w="1830"/>
+              <w:t xml:space="preserve">Directeurs d’accueils de loisirs</w:t>
+            </w:r>
+          </w:p>
+        </w:tc>
+        <w:tc>
+          <w:tcPr>
+            <w:tcW w:type="dxa" w:w="2040"/>
             <w:tcBorders>
               <w:top w:val="single" w:color="000000" w:sz="8"/>
               <w:left w:val="single" w:color="000000" w:sz="8"/>
@@ -1075,7 +1063,7 @@
               <w:jc w:val="left"/>
             </w:pPr>
             <w:r>
-              <w:t xml:space="preserve">animateurs périscolaire/extrascolaire( </w:t>
+              <w:t xml:space="preserve">Animateurs périscolaires / extrascolaires (</w:t>
             </w:r>
             <w:r>
               <w:rPr>
@@ -1098,7 +1086,7 @@
               <w:jc w:val="left"/>
             </w:pPr>
             <w:r>
-              <w:t xml:space="preserve">bibliothécaires( </w:t>
+              <w:t xml:space="preserve">Bibliothécaires (</w:t>
             </w:r>
             <w:r>
               <w:rPr>
@@ -1121,7 +1109,7 @@
               <w:jc w:val="left"/>
             </w:pPr>
             <w:r>
-              <w:t xml:space="preserve">médiateurs( </w:t>
+              <w:t xml:space="preserve">Médiateurs (</w:t>
             </w:r>
             <w:r>
               <w:rPr>
@@ -1144,7 +1132,7 @@
               <w:jc w:val="left"/>
             </w:pPr>
             <w:r>
-              <w:t xml:space="preserve">educateur sportifs</w:t>
+              <w:t xml:space="preserve">Éducateurs sportifs</w:t>
             </w:r>
           </w:p>
           <w:p>
@@ -1158,13 +1146,13 @@
               <w:jc w:val="left"/>
             </w:pPr>
             <w:r>
-              <w:t xml:space="preserve">encadrant et responsable de services</w:t>
-            </w:r>
-          </w:p>
-        </w:tc>
-        <w:tc>
-          <w:tcPr>
-            <w:tcW w:type="dxa" w:w="2146"/>
+              <w:t xml:space="preserve">Encadrants et responsables de services</w:t>
+            </w:r>
+          </w:p>
+        </w:tc>
+        <w:tc>
+          <w:tcPr>
+            <w:tcW w:type="dxa" w:w="2036"/>
             <w:tcBorders>
               <w:top w:val="single" w:color="000000" w:sz="8"/>
               <w:left w:val="single" w:color="000000" w:sz="8"/>
@@ -1190,7 +1178,7 @@
               <w:jc w:val="left"/>
             </w:pPr>
             <w:r>
-              <w:t xml:space="preserve">gestionnaire assistant rh ( </w:t>
+              <w:t xml:space="preserve">Gestionnaires / assistants RH (</w:t>
             </w:r>
             <w:r>
               <w:rPr>
@@ -1213,7 +1201,7 @@
               <w:jc w:val="left"/>
             </w:pPr>
             <w:r>
-              <w:t xml:space="preserve">gestionnaire budgétaire / comptable</w:t>
+              <w:t xml:space="preserve">Gestionnaires budgétaires / comptables</w:t>
             </w:r>
           </w:p>
           <w:p>
@@ -1227,7 +1215,7 @@
               <w:jc w:val="left"/>
             </w:pPr>
             <w:r>
-              <w:t xml:space="preserve">juristes</w:t>
+              <w:t xml:space="preserve">Juristes</w:t>
             </w:r>
           </w:p>
           <w:p>
@@ -1241,7 +1229,7 @@
               <w:jc w:val="left"/>
             </w:pPr>
             <w:r>
-              <w:t xml:space="preserve">informaticiens ( </w:t>
+              <w:t xml:space="preserve">Informaticiens (</w:t>
             </w:r>
             <w:r>
               <w:rPr>
@@ -1264,7 +1252,7 @@
               <w:jc w:val="left"/>
             </w:pPr>
             <w:r>
-              <w:t xml:space="preserve">assistants administration</w:t>
+              <w:t xml:space="preserve">Assistants administratifs</w:t>
             </w:r>
           </w:p>
           <w:p>
@@ -1278,7 +1266,7 @@
               <w:jc w:val="left"/>
             </w:pPr>
             <w:r>
-              <w:t xml:space="preserve">chef de projet ( </w:t>
+              <w:t xml:space="preserve">Chefs de projet (</w:t>
             </w:r>
             <w:r>
               <w:rPr>
@@ -1308,7 +1296,7 @@
         <w:jc w:val="left"/>
       </w:pPr>
       <w:r>
-        <w:t xml:space="preserve">Passerelles possibles entre les métiers :</w:t>
+        <w:t xml:space="preserve">Passerelles et parcours possibles entre les métiers :</w:t>
       </w:r>
     </w:p>
     <w:p>
@@ -1373,7 +1361,7 @@
         <w:jc w:val="left"/>
       </w:pPr>
       <w:r>
-        <w:t xml:space="preserve">partie 2 :</w:t>
+        <w:t xml:space="preserve">Partie 2 :</w:t>
       </w:r>
     </w:p>
     <w:p>
@@ -1400,7 +1388,7 @@
         <w:jc w:val="left"/>
       </w:pPr>
       <w:r>
-        <w:t xml:space="preserve">referentiel metier :</w:t>
+        <w:t xml:space="preserve">Référentiel métier :</w:t>
       </w:r>
     </w:p>
     <w:p>
@@ -1431,10 +1419,10 @@
           <w:b/>
           <w:bCs/>
         </w:rPr>
-        <w:t xml:space="preserve">agent des espaces verts</w:t>
-      </w:r>
-      <w:r>
-        <w:t xml:space="preserve">.</w:t>
+        <w:t xml:space="preserve">Agent des espaces verts</w:t>
+      </w:r>
+      <w:r>
+        <w:t xml:space="preserve"> :</w:t>
       </w:r>
     </w:p>
     <w:p>
@@ -2371,7 +2359,7 @@
               <w:jc w:val="left"/>
             </w:pPr>
             <w:r>
-              <w:t xml:space="preserve">Transmission d'informations</w:t>
+              <w:t xml:space="preserve">Transmission d’informations</w:t>
             </w:r>
           </w:p>
         </w:tc>
@@ -2452,7 +2440,14 @@
         <w:jc w:val="left"/>
       </w:pPr>
       <w:r>
-        <w:t xml:space="preserve">technicien de maintenance :</w:t>
+        <w:rPr>
+          <w:b/>
+          <w:bCs/>
+        </w:rPr>
+        <w:t xml:space="preserve">Technicien de maintenance</w:t>
+      </w:r>
+      <w:r>
+        <w:t xml:space="preserve"> :</w:t>
       </w:r>
     </w:p>
     <w:p>
@@ -2461,7 +2456,7 @@
         <w:jc w:val="left"/>
       </w:pPr>
       <w:r>
-        <w:t xml:space="preserve">description : prévenir les pannes + diagnostiquer les problèmes + réparer les équipements + assurer leur bon fonctionnement.</w:t>
+        <w:t xml:space="preserve">Description : prévenir les pannes + diagnostiquer les problèmes + réparer les équipements + assurer leur bon fonctionnement.</w:t>
       </w:r>
     </w:p>
     <w:p>
@@ -2563,10 +2558,6 @@
         <w:t xml:space="preserve">Compétences techniques : </w:t>
       </w:r>
       <w:r>
-        <w:rPr>
-          <w:sz w:val="24"/>
-          <w:szCs w:val="24"/>
-        </w:rPr>
         <w:t xml:space="preserve">utiliser des logiciels, analyser des données, connaître les normes, maîtriser les équipements.</w:t>
       </w:r>
     </w:p>
@@ -2608,7 +2599,7 @@
         <w:jc w:val="left"/>
       </w:pPr>
       <w:r>
-        <w:t xml:space="preserve">Expert en analyses énergétique et en maîtrise des équipements</w:t>
+        <w:t xml:space="preserve">Expert en analyse énergétique et en maîtrise des équipements</w:t>
       </w:r>
     </w:p>
     <w:p>
@@ -2636,20 +2627,18 @@
     </w:p>
     <w:p>
       <w:pPr>
-        <w:spacing w:after="0" w:before="0" w:line="276" w:lineRule="auto"/>
-        <w:jc w:val="left"/>
-      </w:pPr>
-      <w:r>
-        <w:t xml:space="preserve"/>
-      </w:r>
-    </w:p>
-    <w:p>
-      <w:pPr>
-        <w:spacing w:after="0" w:before="0" w:line="276" w:lineRule="auto"/>
-        <w:jc w:val="left"/>
-      </w:pPr>
-      <w:r>
-        <w:t xml:space="preserve"/>
+        <w:keepNext/>
+        <w:spacing w:after="120" w:before="120" w:line="276" w:lineRule="auto"/>
+        <w:jc w:val="left"/>
+      </w:pPr>
+      <w:r>
+        <w:rPr>
+          <w:b/>
+          <w:bCs/>
+          <w:sz w:val="26"/>
+          <w:szCs w:val="26"/>
+        </w:rPr>
+        <w:t xml:space="preserve">Compétences du technicien de maintenance</w:t>
       </w:r>
     </w:p>
     <w:tbl>
@@ -3584,7 +3573,7 @@
         <w:jc w:val="left"/>
       </w:pPr>
       <w:r>
-        <w:t xml:space="preserve">Le niveau attendu est opérationnel à maîtriser dans les compétences techniques, notamment en maintenance préventive et corrective, en diagnostic des pannes, en électricité, en mécanique et en utilisation des outils de mesure. Le technicien doit être capable d’assurer l’entretien et le bon fonctionnement des équipements et installations, tout en respectant les règles de sécurité. Il doit également maîtriser l’organisation des interventions, la gestion des priorités et la communication avec les différents interlocuteurs. Enfin, les qualités attendues sont la rigueur, l’autonomie, la réactivité, l’esprit d’équipe, l’adaptabilité et le sens des responsabilités.</w:t>
+        <w:t xml:space="preserve">Le niveau attendu est opérationnel à maîtrisé dans les compétences techniques, notamment en maintenance préventive et corrective, en diagnostic des pannes, en électricité, en mécanique et en utilisation des outils de mesure. Le technicien doit être capable d’assurer l’entretien et le bon fonctionnement des équipements et installations, tout en respectant les règles de sécurité. Il doit également maîtriser l’organisation des interventions, la gestion des priorités et la communication avec les différents interlocuteurs. Enfin, les qualités attendues sont la rigueur, l’autonomie, la réactivité, l’esprit d’équipe, l’adaptabilité et le sens des responsabilités.</w:t>
       </w:r>
     </w:p>
     <w:p>
@@ -3593,7 +3582,7 @@
         <w:jc w:val="left"/>
       </w:pPr>
       <w:r>
-        <w:t xml:space="preserve">Constat actuel : L’organisation fait face à un vieillissement de ses effectifs, avec un âge moyen de 52 ans. Sur les 70 agents, 25 devraient partir à la retraite dans les cinq prochaines années, ce qui représente un enjeu important en matière de renouvellement des compétences. Par ailleurs, 10 % des postes sont actuellement vacants et seulement 15 formations ont été réalisées au cours des trois dernières années, ce qui souligne la nécessité de renforcer la politique de formation et d’anticiper davantage la gestion des compétences.</w:t>
+        <w:t xml:space="preserve">Constat actuel : le métier fait face à un vieillissement de ses effectifs, avec un âge moyen de 52 ans. Sur les 70 agents, 25 devraient partir à la retraite dans les cinq prochaines années, ce qui représente un enjeu important en matière de renouvellement des compétences. Par ailleurs, 10 % des postes sont actuellement vacants et seulement 15 formations ont été réalisées au cours des trois dernières années, ce qui souligne la nécessité de renforcer la politique de formation et d’anticiper davantage la gestion des compétences.</w:t>
       </w:r>
     </w:p>
     <w:p>
@@ -3990,7 +3979,7 @@
                 <w:sz w:val="21"/>
                 <w:szCs w:val="21"/>
               </w:rPr>
-              <w:t xml:space="preserve">Utilisation des produits et équipements adaptés (gestion écologique)</w:t>
+              <w:t xml:space="preserve">Utilisation des produits et équipements adaptés</w:t>
             </w:r>
           </w:p>
         </w:tc>
@@ -4537,11 +4526,12 @@
         <w:jc w:val="left"/>
       </w:pPr>
       <w:r>
-        <w:t xml:space="preserve">llB.Sulayman, A.Khalil, E.Alaa, B.Mohammed</w:t>
-      </w:r>
-    </w:p>
-    <w:p>
-      <w:pPr>
+        <w:t xml:space="preserve">B. Sulayman, A. Khalil, E. Alaa, B. Mohammed</w:t>
+      </w:r>
+    </w:p>
+    <w:p>
+      <w:pPr>
+        <w:pStyle w:val="Heading1"/>
         <w:spacing w:after="200" w:before="120" w:line="276" w:lineRule="auto"/>
         <w:jc w:val="center"/>
       </w:pPr>
@@ -4602,11 +4592,12 @@
             </w:pPr>
             <w:r>
               <w:rPr>
+                <w:b/>
+                <w:bCs/>
                 <w:sz w:val="21"/>
                 <w:szCs w:val="21"/>
-                <w:highlight w:val="lightGray"/>
-              </w:rPr>
-              <w:t xml:space="preserve">direction</w:t>
+              </w:rPr>
+              <w:t xml:space="preserve">Direction</w:t>
             </w:r>
           </w:p>
         </w:tc>
@@ -4634,11 +4625,12 @@
             </w:pPr>
             <w:r>
               <w:rPr>
+                <w:b/>
+                <w:bCs/>
                 <w:sz w:val="21"/>
                 <w:szCs w:val="21"/>
-                <w:highlight w:val="yellow"/>
-              </w:rPr>
-              <w:t xml:space="preserve">effectif</w:t>
+              </w:rPr>
+              <w:t xml:space="preserve">Effectif</w:t>
             </w:r>
           </w:p>
         </w:tc>
@@ -4666,11 +4658,12 @@
             </w:pPr>
             <w:r>
               <w:rPr>
+                <w:b/>
+                <w:bCs/>
                 <w:sz w:val="21"/>
                 <w:szCs w:val="21"/>
-                <w:highlight w:val="yellow"/>
-              </w:rPr>
-              <w:t xml:space="preserve">âge moyen</w:t>
+              </w:rPr>
+              <w:t xml:space="preserve">Âge moyen</w:t>
             </w:r>
           </w:p>
         </w:tc>
@@ -4698,11 +4691,12 @@
             </w:pPr>
             <w:r>
               <w:rPr>
+                <w:b/>
+                <w:bCs/>
                 <w:sz w:val="21"/>
                 <w:szCs w:val="21"/>
-                <w:highlight w:val="yellow"/>
-              </w:rPr>
-              <w:t xml:space="preserve">statut</w:t>
+              </w:rPr>
+              <w:t xml:space="preserve">Statut</w:t>
             </w:r>
           </w:p>
         </w:tc>
@@ -4730,11 +4724,12 @@
             </w:pPr>
             <w:r>
               <w:rPr>
+                <w:b/>
+                <w:bCs/>
                 <w:sz w:val="21"/>
                 <w:szCs w:val="21"/>
-                <w:highlight w:val="yellow"/>
-              </w:rPr>
-              <w:t xml:space="preserve">commentaire</w:t>
+              </w:rPr>
+              <w:t xml:space="preserve">Commentaire</w:t>
             </w:r>
           </w:p>
         </w:tc>
@@ -4767,9 +4762,10 @@
             </w:pPr>
             <w:r>
               <w:rPr>
+                <w:b/>
+                <w:bCs/>
                 <w:sz w:val="21"/>
                 <w:szCs w:val="21"/>
-                <w:highlight w:val="lightGray"/>
               </w:rPr>
               <w:t xml:space="preserve">DST</w:t>
             </w:r>
@@ -4864,7 +4860,7 @@
                 <w:sz w:val="21"/>
                 <w:szCs w:val="21"/>
               </w:rPr>
-              <w:t xml:space="preserve">15% contractual</w:t>
+              <w:t xml:space="preserve">15 % contractuels</w:t>
             </w:r>
           </w:p>
         </w:tc>
@@ -4895,7 +4891,7 @@
                 <w:sz w:val="21"/>
                 <w:szCs w:val="21"/>
               </w:rPr>
-              <w:t xml:space="preserve">départ à la retraite, peu de remplacements sur certains postes.</w:t>
+              <w:t xml:space="preserve">Départs à la retraite, peu de remplacements sur certains postes.</w:t>
             </w:r>
           </w:p>
         </w:tc>
@@ -4928,9 +4924,10 @@
             </w:pPr>
             <w:r>
               <w:rPr>
+                <w:b/>
+                <w:bCs/>
                 <w:sz w:val="21"/>
                 <w:szCs w:val="21"/>
-                <w:highlight w:val="lightGray"/>
               </w:rPr>
               <w:t xml:space="preserve">DECS</w:t>
             </w:r>
@@ -5025,7 +5022,7 @@
                 <w:sz w:val="21"/>
                 <w:szCs w:val="21"/>
               </w:rPr>
-              <w:t xml:space="preserve">28% contractuel</w:t>
+              <w:t xml:space="preserve">28 % contractuels</w:t>
             </w:r>
           </w:p>
         </w:tc>
@@ -5089,9 +5086,10 @@
             </w:pPr>
             <w:r>
               <w:rPr>
+                <w:b/>
+                <w:bCs/>
                 <w:sz w:val="21"/>
                 <w:szCs w:val="21"/>
-                <w:highlight w:val="lightGray"/>
               </w:rPr>
               <w:t xml:space="preserve">DR</w:t>
             </w:r>
@@ -5186,7 +5184,7 @@
                 <w:sz w:val="21"/>
                 <w:szCs w:val="21"/>
               </w:rPr>
-              <w:t xml:space="preserve">16%contractuel</w:t>
+              <w:t xml:space="preserve">16 % contractuels</w:t>
             </w:r>
           </w:p>
         </w:tc>
@@ -5217,7 +5215,7 @@
                 <w:sz w:val="21"/>
                 <w:szCs w:val="21"/>
               </w:rPr>
-              <w:t xml:space="preserve">Départs sur des postes qualifiés (informaticiens, juristes)</w:t>
+              <w:t xml:space="preserve">Départs sur des postes qualifiés (informaticiens, juristes).</w:t>
             </w:r>
           </w:p>
         </w:tc>
@@ -5350,7 +5348,7 @@
                 <w:sz w:val="20"/>
                 <w:szCs w:val="20"/>
               </w:rPr>
-              <w:t xml:space="preserve">forces :</w:t>
+              <w:t xml:space="preserve">Forces :</w:t>
             </w:r>
           </w:p>
           <w:p>
@@ -5368,7 +5366,7 @@
                 <w:sz w:val="21"/>
                 <w:szCs w:val="21"/>
               </w:rPr>
-              <w:t xml:space="preserve">savoir-faire technique, solide et expérimenté</w:t>
+              <w:t xml:space="preserve">Savoir-faire technique, solide et expérimenté.</w:t>
             </w:r>
           </w:p>
           <w:p>
@@ -5386,7 +5384,7 @@
                 <w:sz w:val="21"/>
                 <w:szCs w:val="21"/>
               </w:rPr>
-              <w:t xml:space="preserve">Agents fidèles : 2 % de départs hors retraite chez les conducteurs PL</w:t>
+              <w:t xml:space="preserve">Agents fidèles : 2 % de départs hors retraite chez les conducteurs PL.</w:t>
             </w:r>
           </w:p>
           <w:p>
@@ -5404,7 +5402,7 @@
                 <w:sz w:val="21"/>
                 <w:szCs w:val="21"/>
               </w:rPr>
-              <w:t xml:space="preserve">compétences techniques et expérience.</w:t>
+              <w:t xml:space="preserve">Compétences techniques et expérience.</w:t>
             </w:r>
           </w:p>
         </w:tc>
@@ -5435,7 +5433,7 @@
                 <w:sz w:val="20"/>
                 <w:szCs w:val="20"/>
               </w:rPr>
-              <w:t xml:space="preserve">faiblesses :</w:t>
+              <w:t xml:space="preserve">Faiblesses :</w:t>
             </w:r>
           </w:p>
           <w:p>
@@ -5453,7 +5451,7 @@
                 <w:sz w:val="21"/>
                 <w:szCs w:val="21"/>
               </w:rPr>
-              <w:t xml:space="preserve">Âge moyen le plus élevé (51 ans), 25 % d’agents de plus de 57 ans</w:t>
+              <w:t xml:space="preserve">Âge moyen le plus élevé (51 ans), 25 % d’agents de plus de 57 ans.</w:t>
             </w:r>
           </w:p>
           <w:p>
@@ -5471,7 +5469,7 @@
                 <w:sz w:val="21"/>
                 <w:szCs w:val="21"/>
               </w:rPr>
-              <w:t xml:space="preserve">Seule direction en solde négatif (– 4 agents par an)</w:t>
+              <w:t xml:space="preserve">Seule direction en solde négatif (-4 agents par an).</w:t>
             </w:r>
           </w:p>
           <w:p>
@@ -5525,7 +5523,7 @@
                 <w:sz w:val="20"/>
                 <w:szCs w:val="20"/>
               </w:rPr>
-              <w:t xml:space="preserve">opportunités :</w:t>
+              <w:t xml:space="preserve">Opportunités :</w:t>
             </w:r>
           </w:p>
           <w:p>
@@ -5543,7 +5541,7 @@
                 <w:sz w:val="21"/>
                 <w:szCs w:val="21"/>
               </w:rPr>
-              <w:t xml:space="preserve">Transition écologique : rénovation énergétique, CVC, énergies renouvelables</w:t>
+              <w:t xml:space="preserve">Transition écologique : rénovation énergétique, CVC, énergies renouvelables.</w:t>
             </w:r>
           </w:p>
           <w:p>
@@ -5561,7 +5559,7 @@
                 <w:sz w:val="21"/>
                 <w:szCs w:val="21"/>
               </w:rPr>
-              <w:t xml:space="preserve">Remplacements pour recruter des profils nouveaux (énergie, télégestion)</w:t>
+              <w:t xml:space="preserve">Remplacements pour recruter des profils nouveaux (énergie, télégestion).</w:t>
             </w:r>
           </w:p>
           <w:p>
@@ -5579,7 +5577,7 @@
                 <w:sz w:val="21"/>
                 <w:szCs w:val="21"/>
               </w:rPr>
-              <w:t xml:space="preserve">formation, transmission et mobilité.</w:t>
+              <w:t xml:space="preserve">Formation, transmission et mobilité.</w:t>
             </w:r>
           </w:p>
         </w:tc>
@@ -5610,7 +5608,7 @@
                 <w:sz w:val="20"/>
                 <w:szCs w:val="20"/>
               </w:rPr>
-              <w:t xml:space="preserve">menaces :</w:t>
+              <w:t xml:space="preserve">Menaces :</w:t>
             </w:r>
           </w:p>
           <w:p>
@@ -5628,7 +5626,7 @@
                 <w:sz w:val="21"/>
                 <w:szCs w:val="21"/>
               </w:rPr>
-              <w:t xml:space="preserve">50 % des conducteurs PL et 36 % des techniciens partent en 5 ans</w:t>
+              <w:t xml:space="preserve">50 % des conducteurs PL et 36 % des techniciens partent en 5 ans.</w:t>
             </w:r>
           </w:p>
           <w:p>
@@ -5646,7 +5644,7 @@
                 <w:sz w:val="21"/>
                 <w:szCs w:val="21"/>
               </w:rPr>
-              <w:t xml:space="preserve">Seulement 3 candidatures par poste de conducteur PL</w:t>
+              <w:t xml:space="preserve">Seulement 3 candidatures par poste de conducteur PL.</w:t>
             </w:r>
           </w:p>
           <w:p>
@@ -5664,7 +5662,7 @@
                 <w:sz w:val="21"/>
                 <w:szCs w:val="21"/>
               </w:rPr>
-              <w:t xml:space="preserve">départs à la retraite et perte de compétences.</w:t>
+              <w:t xml:space="preserve">Départs à la retraite et perte de compétences.</w:t>
             </w:r>
           </w:p>
         </w:tc>
@@ -5789,7 +5787,7 @@
                 <w:sz w:val="20"/>
                 <w:szCs w:val="20"/>
               </w:rPr>
-              <w:t xml:space="preserve">forces :</w:t>
+              <w:t xml:space="preserve">Forces :</w:t>
             </w:r>
           </w:p>
           <w:p>
@@ -5807,7 +5805,7 @@
                 <w:sz w:val="21"/>
                 <w:szCs w:val="21"/>
               </w:rPr>
-              <w:t xml:space="preserve">métiers indispensables aux services aux habitants.</w:t>
+              <w:t xml:space="preserve">Métiers indispensables pour les services aux habitants.</w:t>
             </w:r>
           </w:p>
         </w:tc>
@@ -5838,7 +5836,7 @@
                 <w:sz w:val="20"/>
                 <w:szCs w:val="20"/>
               </w:rPr>
-              <w:t xml:space="preserve">faiblesses :</w:t>
+              <w:t xml:space="preserve">Faiblesses :</w:t>
             </w:r>
           </w:p>
           <w:p>
@@ -5856,7 +5854,7 @@
                 <w:sz w:val="21"/>
                 <w:szCs w:val="21"/>
               </w:rPr>
-              <w:t xml:space="preserve">animateurs en tension.</w:t>
+              <w:t xml:space="preserve">Animateurs en tension.</w:t>
             </w:r>
           </w:p>
         </w:tc>
@@ -5892,7 +5890,7 @@
                 <w:sz w:val="20"/>
                 <w:szCs w:val="20"/>
               </w:rPr>
-              <w:t xml:space="preserve">opportunités :</w:t>
+              <w:t xml:space="preserve">Opportunités :</w:t>
             </w:r>
           </w:p>
           <w:p>
@@ -5910,7 +5908,7 @@
                 <w:sz w:val="21"/>
                 <w:szCs w:val="21"/>
               </w:rPr>
-              <w:t xml:space="preserve">formation et évolution professionnelle.</w:t>
+              <w:t xml:space="preserve">Formation et évolution professionnelle.</w:t>
             </w:r>
           </w:p>
         </w:tc>
@@ -5941,7 +5939,7 @@
                 <w:sz w:val="20"/>
                 <w:szCs w:val="20"/>
               </w:rPr>
-              <w:t xml:space="preserve">menaces :</w:t>
+              <w:t xml:space="preserve">Menaces :</w:t>
             </w:r>
           </w:p>
           <w:p>
@@ -5959,7 +5957,7 @@
                 <w:sz w:val="21"/>
                 <w:szCs w:val="21"/>
               </w:rPr>
-              <w:t xml:space="preserve">difficultés de recrutement.</w:t>
+              <w:t xml:space="preserve">Difficultés de recrutement.</w:t>
             </w:r>
           </w:p>
         </w:tc>
@@ -6092,7 +6090,7 @@
                 <w:sz w:val="20"/>
                 <w:szCs w:val="20"/>
               </w:rPr>
-              <w:t xml:space="preserve">forces :</w:t>
+              <w:t xml:space="preserve">Forces :</w:t>
             </w:r>
           </w:p>
           <w:p>
@@ -6110,7 +6108,7 @@
                 <w:sz w:val="21"/>
                 <w:szCs w:val="21"/>
               </w:rPr>
-              <w:t xml:space="preserve">compétences spécialisées.</w:t>
+              <w:t xml:space="preserve">Compétences spécialisées.</w:t>
             </w:r>
           </w:p>
         </w:tc>
@@ -6141,7 +6139,7 @@
                 <w:sz w:val="20"/>
                 <w:szCs w:val="20"/>
               </w:rPr>
-              <w:t xml:space="preserve">faiblesses :</w:t>
+              <w:t xml:space="preserve">Faiblesses :</w:t>
             </w:r>
           </w:p>
           <w:p>
@@ -6159,7 +6157,7 @@
                 <w:sz w:val="21"/>
                 <w:szCs w:val="21"/>
               </w:rPr>
-              <w:t xml:space="preserve">effectifs plus réduits.</w:t>
+              <w:t xml:space="preserve">Effectifs plus réduits.</w:t>
             </w:r>
           </w:p>
         </w:tc>
@@ -6195,7 +6193,7 @@
                 <w:sz w:val="20"/>
                 <w:szCs w:val="20"/>
               </w:rPr>
-              <w:t xml:space="preserve">opportunités :</w:t>
+              <w:t xml:space="preserve">Opportunités :</w:t>
             </w:r>
           </w:p>
           <w:p>
@@ -6213,7 +6211,7 @@
                 <w:sz w:val="21"/>
                 <w:szCs w:val="21"/>
               </w:rPr>
-              <w:t xml:space="preserve">polyvalence et formation.</w:t>
+              <w:t xml:space="preserve">Polyvalence et formation.</w:t>
             </w:r>
           </w:p>
         </w:tc>
@@ -6244,7 +6242,7 @@
                 <w:sz w:val="20"/>
                 <w:szCs w:val="20"/>
               </w:rPr>
-              <w:t xml:space="preserve">menaces :</w:t>
+              <w:t xml:space="preserve">Menaces :</w:t>
             </w:r>
           </w:p>
           <w:p>
@@ -6262,7 +6260,7 @@
                 <w:sz w:val="21"/>
                 <w:szCs w:val="21"/>
               </w:rPr>
-              <w:t xml:space="preserve">perte de compétences lors des départs.</w:t>
+              <w:t xml:space="preserve">Perte de compétences lors des départs.</w:t>
             </w:r>
           </w:p>
         </w:tc>
@@ -6395,7 +6393,7 @@
                 <w:sz w:val="20"/>
                 <w:szCs w:val="20"/>
               </w:rPr>
-              <w:t xml:space="preserve">forces :</w:t>
+              <w:t xml:space="preserve">Forces :</w:t>
             </w:r>
           </w:p>
           <w:p>
@@ -6413,7 +6411,7 @@
                 <w:sz w:val="21"/>
                 <w:szCs w:val="21"/>
               </w:rPr>
-              <w:t xml:space="preserve">compétences indispensables au fonctionnement de la ville.</w:t>
+              <w:t xml:space="preserve">Compétences indispensables au fonctionnement de la ville.</w:t>
             </w:r>
           </w:p>
         </w:tc>
@@ -6444,7 +6442,7 @@
                 <w:sz w:val="20"/>
                 <w:szCs w:val="20"/>
               </w:rPr>
-              <w:t xml:space="preserve">faiblesses :</w:t>
+              <w:t xml:space="preserve">Faiblesses :</w:t>
             </w:r>
           </w:p>
           <w:p>
@@ -6462,7 +6460,7 @@
                 <w:sz w:val="21"/>
                 <w:szCs w:val="21"/>
               </w:rPr>
-              <w:t xml:space="preserve">mobilité et formation limitées.</w:t>
+              <w:t xml:space="preserve">Mobilité et formation limitées.</w:t>
             </w:r>
           </w:p>
         </w:tc>
@@ -6498,7 +6496,7 @@
                 <w:sz w:val="20"/>
                 <w:szCs w:val="20"/>
               </w:rPr>
-              <w:t xml:space="preserve">opportunités :</w:t>
+              <w:t xml:space="preserve">Opportunités :</w:t>
             </w:r>
           </w:p>
           <w:p>
@@ -6516,7 +6514,7 @@
                 <w:sz w:val="21"/>
                 <w:szCs w:val="21"/>
               </w:rPr>
-              <w:t xml:space="preserve">développement des compétences numériques.</w:t>
+              <w:t xml:space="preserve">Développement des compétences numériques.</w:t>
             </w:r>
           </w:p>
         </w:tc>
@@ -6547,7 +6545,7 @@
                 <w:sz w:val="20"/>
                 <w:szCs w:val="20"/>
               </w:rPr>
-              <w:t xml:space="preserve">menaces :</w:t>
+              <w:t xml:space="preserve">Menaces :</w:t>
             </w:r>
           </w:p>
           <w:p>
@@ -6565,7 +6563,7 @@
                 <w:sz w:val="21"/>
                 <w:szCs w:val="21"/>
               </w:rPr>
-              <w:t xml:space="preserve">départs à la retraite et difficultés de remplacement.</w:t>
+              <w:t xml:space="preserve">Départs à la retraite et difficultés de remplacement.</w:t>
             </w:r>
           </w:p>
         </w:tc>
@@ -6573,8 +6571,8 @@
     </w:tbl>
     <w:p>
       <w:pPr>
-        <w:pageBreakBefore/>
-        <w:spacing w:after="100" w:before="0" w:line="276" w:lineRule="auto"/>
+        <w:keepNext/>
+        <w:spacing w:after="100" w:before="240" w:line="276" w:lineRule="auto"/>
         <w:jc w:val="left"/>
       </w:pPr>
       <w:r>
@@ -6619,7 +6617,7 @@
         <w:jc w:val="left"/>
       </w:pPr>
       <w:r>
-        <w:t xml:space="preserve">La formation est un point de vigilance : 55 % du budget est consacré aux formations obligatoires et 56 % des agents n'ont suivi aucune formation. La mobilité interne reste faible avec 7 % sur 3 ans.</w:t>
+        <w:t xml:space="preserve">La formation est un point de vigilance : 55 % du budget est consacré aux formations obligatoires et 56 % des agents n’ont suivi aucune formation. La mobilité interne reste faible avec 7 % sur 3 ans.</w:t>
       </w:r>
     </w:p>
     <w:p>
@@ -6628,46 +6626,6 @@
         <w:spacing w:after="120" w:before="120"/>
         <w:jc w:val="center"/>
       </w:pPr>
-      <w:r>
-        <w:drawing>
-          <wp:inline distT="0" distB="0" distL="0" distR="0">
-            <wp:extent cx="2762250" cy="2647950"/>
-            <wp:effectExtent t="0" r="0" b="0" l="0"/>
-            <wp:docPr id="1" name="" descr="" title=""/>
-            <wp:cNvGraphicFramePr>
-              <a:graphicFrameLocks xmlns:a="http://schemas.openxmlformats.org/drawingml/2006/main" noChangeAspect="1"/>
-            </wp:cNvGraphicFramePr>
-            <a:graphic xmlns:a="http://schemas.openxmlformats.org/drawingml/2006/main">
-              <a:graphicData uri="http://schemas.openxmlformats.org/drawingml/2006/picture">
-                <pic:pic xmlns:pic="http://schemas.openxmlformats.org/drawingml/2006/picture">
-                  <pic:nvPicPr>
-                    <pic:cNvPr id="0" name="" descr=""/>
-                    <pic:cNvPicPr>
-                      <a:picLocks noChangeAspect="1" noChangeArrowheads="1"/>
-                    </pic:cNvPicPr>
-                  </pic:nvPicPr>
-                  <pic:blipFill>
-                    <a:blip r:embed="rId7" cstate="none"/>
-                    <a:srcRect/>
-                    <a:stretch>
-                      <a:fillRect/>
-                    </a:stretch>
-                  </pic:blipFill>
-                  <pic:spPr bwMode="auto">
-                    <a:xfrm>
-                      <a:off x="0" y="0"/>
-                      <a:ext cx="2762250" cy="2647950"/>
-                    </a:xfrm>
-                    <a:prstGeom prst="rect">
-                      <a:avLst/>
-                    </a:prstGeom>
-                  </pic:spPr>
-                </pic:pic>
-              </a:graphicData>
-            </a:graphic>
-          </wp:inline>
-        </w:drawing>
-      </w:r>
       <w:r>
         <w:drawing>
           <wp:inline distT="0" distB="0" distL="0" distR="0">
@@ -6708,16 +6666,10 @@
           </wp:inline>
         </w:drawing>
       </w:r>
-    </w:p>
-    <w:p>
-      <w:pPr>
-        <w:spacing w:after="200"/>
-        <w:jc w:val="center"/>
-      </w:pPr>
       <w:r>
         <w:drawing>
           <wp:inline distT="0" distB="0" distL="0" distR="0">
-            <wp:extent cx="4286250" cy="2371725"/>
+            <wp:extent cx="2762250" cy="2647950"/>
             <wp:effectExtent t="0" r="0" b="0" l="0"/>
             <wp:docPr id="1" name="" descr="" title=""/>
             <wp:cNvGraphicFramePr>
@@ -6742,7 +6694,7 @@
                   <pic:spPr bwMode="auto">
                     <a:xfrm>
                       <a:off x="0" y="0"/>
-                      <a:ext cx="4286250" cy="2371725"/>
+                      <a:ext cx="2762250" cy="2647950"/>
                     </a:xfrm>
                     <a:prstGeom prst="rect">
                       <a:avLst/>
@@ -6757,233 +6709,13 @@
     </w:p>
     <w:p>
       <w:pPr>
-        <w:spacing w:after="0" w:before="0" w:line="276" w:lineRule="auto"/>
-        <w:jc w:val="left"/>
-      </w:pPr>
-      <w:r>
-        <w:t xml:space="preserve"/>
-      </w:r>
-    </w:p>
-    <w:p>
-      <w:pPr>
-        <w:spacing w:after="0" w:before="0" w:line="276" w:lineRule="auto"/>
-        <w:jc w:val="left"/>
-      </w:pPr>
-      <w:r>
-        <w:t xml:space="preserve"/>
-      </w:r>
-    </w:p>
-    <w:p>
-      <w:pPr>
-        <w:spacing w:after="100" w:before="0" w:line="276" w:lineRule="auto"/>
-        <w:jc w:val="left"/>
-      </w:pPr>
-      <w:r>
-        <w:rPr>
-          <w:sz w:val="24"/>
-          <w:szCs w:val="24"/>
-          <w:u w:val="single"/>
-        </w:rPr>
-        <w:t xml:space="preserve">Cartographie des métiers</w:t>
-      </w:r>
-    </w:p>
-    <w:p>
-      <w:pPr>
-        <w:spacing w:after="60" w:before="0" w:line="276" w:lineRule="auto"/>
-        <w:jc w:val="left"/>
-      </w:pPr>
-      <w:r>
-        <w:t xml:space="preserve">Sur les 15 métiers étudiés, cinq sont particulièrement en tension :</w:t>
-      </w:r>
-    </w:p>
-    <w:p>
-      <w:pPr>
-        <w:pStyle w:val="ListParagraph"/>
-        <w:numPr>
-          <w:ilvl w:val="0"/>
-          <w:numId w:val="4"/>
-        </w:numPr>
-        <w:spacing w:after="0" w:before="0" w:line="276" w:lineRule="auto"/>
-        <w:jc w:val="left"/>
-      </w:pPr>
-      <w:r>
-        <w:t xml:space="preserve">Conducteurs PL</w:t>
-      </w:r>
-    </w:p>
-    <w:p>
-      <w:pPr>
-        <w:pStyle w:val="ListParagraph"/>
-        <w:numPr>
-          <w:ilvl w:val="0"/>
-          <w:numId w:val="4"/>
-        </w:numPr>
-        <w:spacing w:after="0" w:before="0" w:line="276" w:lineRule="auto"/>
-        <w:jc w:val="left"/>
-      </w:pPr>
-      <w:r>
-        <w:t xml:space="preserve">Techniciens de maintenance</w:t>
-      </w:r>
-    </w:p>
-    <w:p>
-      <w:pPr>
-        <w:pStyle w:val="ListParagraph"/>
-        <w:numPr>
-          <w:ilvl w:val="0"/>
-          <w:numId w:val="4"/>
-        </w:numPr>
-        <w:spacing w:after="0" w:before="0" w:line="276" w:lineRule="auto"/>
-        <w:jc w:val="left"/>
-      </w:pPr>
-      <w:r>
-        <w:t xml:space="preserve">Animateurs</w:t>
-      </w:r>
-    </w:p>
-    <w:p>
-      <w:pPr>
-        <w:pStyle w:val="ListParagraph"/>
-        <w:numPr>
-          <w:ilvl w:val="0"/>
-          <w:numId w:val="4"/>
-        </w:numPr>
-        <w:spacing w:after="0" w:before="0" w:line="276" w:lineRule="auto"/>
-        <w:jc w:val="left"/>
-      </w:pPr>
-      <w:r>
-        <w:t xml:space="preserve">Gestionnaires RH</w:t>
-      </w:r>
-    </w:p>
-    <w:p>
-      <w:pPr>
-        <w:pStyle w:val="ListParagraph"/>
-        <w:numPr>
-          <w:ilvl w:val="0"/>
-          <w:numId w:val="4"/>
-        </w:numPr>
-        <w:spacing w:after="0" w:before="0" w:line="276" w:lineRule="auto"/>
-        <w:jc w:val="left"/>
-      </w:pPr>
-      <w:r>
-        <w:t xml:space="preserve">Informaticiens</w:t>
-      </w:r>
-    </w:p>
-    <w:p>
-      <w:pPr>
-        <w:spacing w:after="200" w:before="120" w:line="276" w:lineRule="auto"/>
-        <w:jc w:val="left"/>
-      </w:pPr>
-      <w:r>
-        <w:t xml:space="preserve">Ces métiers représentent environ 300 agents.</w:t>
-      </w:r>
-    </w:p>
-    <w:p>
-      <w:pPr>
-        <w:spacing w:after="200" w:before="0" w:line="276" w:lineRule="auto"/>
-        <w:jc w:val="left"/>
-      </w:pPr>
-      <w:r>
-        <w:t xml:space="preserve">Les principales difficultés sont le vieillissement, les postes vacants et les difficultés de recrutement.</w:t>
-      </w:r>
-    </w:p>
-    <w:p>
-      <w:pPr>
-        <w:spacing w:after="0" w:before="0" w:line="276" w:lineRule="auto"/>
-        <w:jc w:val="left"/>
-      </w:pPr>
-      <w:r>
-        <w:t xml:space="preserve"/>
-      </w:r>
-    </w:p>
-    <w:p>
-      <w:pPr>
-        <w:spacing w:after="0" w:before="0" w:line="276" w:lineRule="auto"/>
-        <w:jc w:val="left"/>
-      </w:pPr>
-      <w:r>
-        <w:t xml:space="preserve"/>
-      </w:r>
-    </w:p>
-    <w:p>
-      <w:pPr>
-        <w:spacing w:after="100" w:before="0" w:line="276" w:lineRule="auto"/>
-        <w:jc w:val="left"/>
-      </w:pPr>
-      <w:r>
-        <w:rPr>
-          <w:sz w:val="24"/>
-          <w:szCs w:val="24"/>
-          <w:u w:val="single"/>
-        </w:rPr>
-        <w:t xml:space="preserve">Métiers critiques</w:t>
-      </w:r>
-    </w:p>
-    <w:p>
-      <w:pPr>
-        <w:spacing w:after="60" w:before="0" w:line="276" w:lineRule="auto"/>
-        <w:jc w:val="left"/>
-      </w:pPr>
-      <w:r>
-        <w:t xml:space="preserve">Trois métiers sont particulièrement étudiés :</w:t>
-      </w:r>
-    </w:p>
-    <w:p>
-      <w:pPr>
-        <w:pStyle w:val="ListParagraph"/>
-        <w:numPr>
-          <w:ilvl w:val="0"/>
-          <w:numId w:val="2"/>
-        </w:numPr>
-        <w:spacing w:after="200" w:before="0" w:line="276" w:lineRule="auto"/>
-        <w:jc w:val="left"/>
-      </w:pPr>
-      <w:r>
-        <w:t xml:space="preserve">conducteurs PL, techniciens de maintenance et gestionnaires RH.</w:t>
-      </w:r>
-    </w:p>
-    <w:p>
-      <w:pPr>
-        <w:spacing w:after="200" w:before="0" w:line="276" w:lineRule="auto"/>
-        <w:jc w:val="left"/>
-      </w:pPr>
-      <w:r>
-        <w:t xml:space="preserve">Au total, 60 départs à la retraite sont prévus sur 170 agents en 5 ans, soit 35 %.</w:t>
-      </w:r>
-    </w:p>
-    <w:p>
-      <w:pPr>
-        <w:spacing w:after="200" w:before="0" w:line="276" w:lineRule="auto"/>
-        <w:jc w:val="left"/>
-      </w:pPr>
-      <w:r>
-        <w:t xml:space="preserve">Le métier le plus touché est celui de conducteur PL, avec 50 % de départs prévus et seulement 3 candidatures par poste.</w:t>
-      </w:r>
-    </w:p>
-    <w:p>
-      <w:pPr>
-        <w:spacing w:after="200" w:before="0" w:line="276" w:lineRule="auto"/>
-        <w:jc w:val="left"/>
-      </w:pPr>
-      <w:r>
-        <w:t xml:space="preserve">L'enjeu principal est donc d'anticiper les recrutements et de transmettre les compétences des agents expérimentés.</w:t>
-      </w:r>
-    </w:p>
-    <w:p>
-      <w:pPr>
-        <w:pageBreakBefore/>
-        <w:spacing w:after="0" w:before="0" w:line="276" w:lineRule="auto"/>
-        <w:jc w:val="left"/>
-      </w:pPr>
-      <w:r>
-        <w:t xml:space="preserve">pyramide des âges :</w:t>
-      </w:r>
-    </w:p>
-    <w:p>
-      <w:pPr>
-        <w:spacing w:after="200" w:before="120"/>
+        <w:spacing w:after="200"/>
+        <w:jc w:val="center"/>
       </w:pPr>
       <w:r>
         <w:drawing>
           <wp:inline distT="0" distB="0" distL="0" distR="0">
-            <wp:extent cx="5619750" cy="3476625"/>
+            <wp:extent cx="4286250" cy="2371725"/>
             <wp:effectExtent t="0" r="0" b="0" l="0"/>
             <wp:docPr id="1" name="" descr="" title=""/>
             <wp:cNvGraphicFramePr>
@@ -7008,6 +6740,274 @@
                   <pic:spPr bwMode="auto">
                     <a:xfrm>
                       <a:off x="0" y="0"/>
+                      <a:ext cx="4286250" cy="2371725"/>
+                    </a:xfrm>
+                    <a:prstGeom prst="rect">
+                      <a:avLst/>
+                    </a:prstGeom>
+                  </pic:spPr>
+                </pic:pic>
+              </a:graphicData>
+            </a:graphic>
+          </wp:inline>
+        </w:drawing>
+      </w:r>
+    </w:p>
+    <w:p>
+      <w:pPr>
+        <w:spacing w:after="0" w:before="0" w:line="276" w:lineRule="auto"/>
+        <w:jc w:val="left"/>
+      </w:pPr>
+      <w:r>
+        <w:t xml:space="preserve"/>
+      </w:r>
+    </w:p>
+    <w:p>
+      <w:pPr>
+        <w:spacing w:after="0" w:before="0" w:line="276" w:lineRule="auto"/>
+        <w:jc w:val="left"/>
+      </w:pPr>
+      <w:r>
+        <w:t xml:space="preserve"/>
+      </w:r>
+    </w:p>
+    <w:p>
+      <w:pPr>
+        <w:spacing w:after="100" w:before="0" w:line="276" w:lineRule="auto"/>
+        <w:jc w:val="left"/>
+      </w:pPr>
+      <w:r>
+        <w:rPr>
+          <w:sz w:val="24"/>
+          <w:szCs w:val="24"/>
+          <w:u w:val="single"/>
+        </w:rPr>
+        <w:t xml:space="preserve">Cartographie des métiers</w:t>
+      </w:r>
+    </w:p>
+    <w:p>
+      <w:pPr>
+        <w:spacing w:after="60" w:before="0" w:line="276" w:lineRule="auto"/>
+        <w:jc w:val="left"/>
+      </w:pPr>
+      <w:r>
+        <w:t xml:space="preserve">Sur les 15 métiers étudiés, cinq sont particulièrement en tension :</w:t>
+      </w:r>
+    </w:p>
+    <w:p>
+      <w:pPr>
+        <w:pStyle w:val="ListParagraph"/>
+        <w:numPr>
+          <w:ilvl w:val="0"/>
+          <w:numId w:val="4"/>
+        </w:numPr>
+        <w:spacing w:after="0" w:before="0" w:line="276" w:lineRule="auto"/>
+        <w:jc w:val="left"/>
+      </w:pPr>
+      <w:r>
+        <w:t xml:space="preserve">Conducteurs PL</w:t>
+      </w:r>
+    </w:p>
+    <w:p>
+      <w:pPr>
+        <w:pStyle w:val="ListParagraph"/>
+        <w:numPr>
+          <w:ilvl w:val="0"/>
+          <w:numId w:val="4"/>
+        </w:numPr>
+        <w:spacing w:after="0" w:before="0" w:line="276" w:lineRule="auto"/>
+        <w:jc w:val="left"/>
+      </w:pPr>
+      <w:r>
+        <w:t xml:space="preserve">Techniciens de maintenance</w:t>
+      </w:r>
+    </w:p>
+    <w:p>
+      <w:pPr>
+        <w:pStyle w:val="ListParagraph"/>
+        <w:numPr>
+          <w:ilvl w:val="0"/>
+          <w:numId w:val="4"/>
+        </w:numPr>
+        <w:spacing w:after="0" w:before="0" w:line="276" w:lineRule="auto"/>
+        <w:jc w:val="left"/>
+      </w:pPr>
+      <w:r>
+        <w:t xml:space="preserve">Animateurs</w:t>
+      </w:r>
+    </w:p>
+    <w:p>
+      <w:pPr>
+        <w:pStyle w:val="ListParagraph"/>
+        <w:numPr>
+          <w:ilvl w:val="0"/>
+          <w:numId w:val="4"/>
+        </w:numPr>
+        <w:spacing w:after="0" w:before="0" w:line="276" w:lineRule="auto"/>
+        <w:jc w:val="left"/>
+      </w:pPr>
+      <w:r>
+        <w:t xml:space="preserve">Gestionnaires RH</w:t>
+      </w:r>
+    </w:p>
+    <w:p>
+      <w:pPr>
+        <w:pStyle w:val="ListParagraph"/>
+        <w:numPr>
+          <w:ilvl w:val="0"/>
+          <w:numId w:val="4"/>
+        </w:numPr>
+        <w:spacing w:after="0" w:before="0" w:line="276" w:lineRule="auto"/>
+        <w:jc w:val="left"/>
+      </w:pPr>
+      <w:r>
+        <w:t xml:space="preserve">Informaticiens</w:t>
+      </w:r>
+    </w:p>
+    <w:p>
+      <w:pPr>
+        <w:spacing w:after="200" w:before="120" w:line="276" w:lineRule="auto"/>
+        <w:jc w:val="left"/>
+      </w:pPr>
+      <w:r>
+        <w:t xml:space="preserve">Ces métiers représentent environ 300 agents.</w:t>
+      </w:r>
+    </w:p>
+    <w:p>
+      <w:pPr>
+        <w:spacing w:after="200" w:before="0" w:line="276" w:lineRule="auto"/>
+        <w:jc w:val="left"/>
+      </w:pPr>
+      <w:r>
+        <w:t xml:space="preserve">Les principaux problèmes sont le vieillissement, les postes vacants et les difficultés de recrutement.</w:t>
+      </w:r>
+    </w:p>
+    <w:p>
+      <w:pPr>
+        <w:spacing w:after="0" w:before="0" w:line="276" w:lineRule="auto"/>
+        <w:jc w:val="left"/>
+      </w:pPr>
+      <w:r>
+        <w:t xml:space="preserve"/>
+      </w:r>
+    </w:p>
+    <w:p>
+      <w:pPr>
+        <w:spacing w:after="0" w:before="0" w:line="276" w:lineRule="auto"/>
+        <w:jc w:val="left"/>
+      </w:pPr>
+      <w:r>
+        <w:t xml:space="preserve"/>
+      </w:r>
+    </w:p>
+    <w:p>
+      <w:pPr>
+        <w:keepNext/>
+        <w:spacing w:after="100" w:before="0" w:line="276" w:lineRule="auto"/>
+        <w:jc w:val="left"/>
+      </w:pPr>
+      <w:r>
+        <w:rPr>
+          <w:sz w:val="24"/>
+          <w:szCs w:val="24"/>
+          <w:u w:val="single"/>
+        </w:rPr>
+        <w:t xml:space="preserve">Métiers critiques</w:t>
+      </w:r>
+    </w:p>
+    <w:p>
+      <w:pPr>
+        <w:keepNext/>
+        <w:spacing w:after="60" w:before="0" w:line="276" w:lineRule="auto"/>
+        <w:jc w:val="left"/>
+      </w:pPr>
+      <w:r>
+        <w:t xml:space="preserve">Trois métiers sont particulièrement étudiés :</w:t>
+      </w:r>
+    </w:p>
+    <w:p>
+      <w:pPr>
+        <w:pStyle w:val="ListParagraph"/>
+        <w:numPr>
+          <w:ilvl w:val="0"/>
+          <w:numId w:val="2"/>
+        </w:numPr>
+        <w:spacing w:after="200" w:before="0" w:line="276" w:lineRule="auto"/>
+        <w:jc w:val="left"/>
+      </w:pPr>
+      <w:r>
+        <w:t xml:space="preserve">Conducteurs PL, techniciens de maintenance et gestionnaires RH.</w:t>
+      </w:r>
+    </w:p>
+    <w:p>
+      <w:pPr>
+        <w:spacing w:after="200" w:before="0" w:line="276" w:lineRule="auto"/>
+        <w:jc w:val="left"/>
+      </w:pPr>
+      <w:r>
+        <w:t xml:space="preserve">Au total, 60 départs à la retraite sont prévus sur 170 agents en 5 ans, soit 35 %.</w:t>
+      </w:r>
+    </w:p>
+    <w:p>
+      <w:pPr>
+        <w:spacing w:after="200" w:before="0" w:line="276" w:lineRule="auto"/>
+        <w:jc w:val="left"/>
+      </w:pPr>
+      <w:r>
+        <w:t xml:space="preserve">Le métier le plus touché est celui de conducteur PL, avec 50 % de départs prévus et seulement 3 candidatures par poste.</w:t>
+      </w:r>
+    </w:p>
+    <w:p>
+      <w:pPr>
+        <w:spacing w:after="200" w:before="0" w:line="276" w:lineRule="auto"/>
+        <w:jc w:val="left"/>
+      </w:pPr>
+      <w:r>
+        <w:t xml:space="preserve">L’enjeu principal est donc d’anticiper les recrutements et de transmettre les compétences des agents expérimentés.</w:t>
+      </w:r>
+    </w:p>
+    <w:p>
+      <w:pPr>
+        <w:keepNext/>
+        <w:spacing w:after="0" w:before="240" w:line="276" w:lineRule="auto"/>
+        <w:jc w:val="left"/>
+      </w:pPr>
+      <w:r>
+        <w:t xml:space="preserve">Pyramide des âges :</w:t>
+      </w:r>
+    </w:p>
+    <w:p>
+      <w:pPr>
+        <w:spacing w:after="200" w:before="120"/>
+      </w:pPr>
+      <w:r>
+        <w:drawing>
+          <wp:inline distT="0" distB="0" distL="0" distR="0">
+            <wp:extent cx="5619750" cy="3476625"/>
+            <wp:effectExtent t="0" r="0" b="0" l="0"/>
+            <wp:docPr id="1" name="" descr="" title=""/>
+            <wp:cNvGraphicFramePr>
+              <a:graphicFrameLocks xmlns:a="http://schemas.openxmlformats.org/drawingml/2006/main" noChangeAspect="1"/>
+            </wp:cNvGraphicFramePr>
+            <a:graphic xmlns:a="http://schemas.openxmlformats.org/drawingml/2006/main">
+              <a:graphicData uri="http://schemas.openxmlformats.org/drawingml/2006/picture">
+                <pic:pic xmlns:pic="http://schemas.openxmlformats.org/drawingml/2006/picture">
+                  <pic:nvPicPr>
+                    <pic:cNvPr id="0" name="" descr=""/>
+                    <pic:cNvPicPr>
+                      <a:picLocks noChangeAspect="1" noChangeArrowheads="1"/>
+                    </pic:cNvPicPr>
+                  </pic:nvPicPr>
+                  <pic:blipFill>
+                    <a:blip r:embed="rId11" cstate="none"/>
+                    <a:srcRect/>
+                    <a:stretch>
+                      <a:fillRect/>
+                    </a:stretch>
+                  </pic:blipFill>
+                  <pic:spPr bwMode="auto">
+                    <a:xfrm>
+                      <a:off x="0" y="0"/>
                       <a:ext cx="5619750" cy="3476625"/>
                     </a:xfrm>
                     <a:prstGeom prst="rect">
@@ -7037,7 +7037,7 @@
         <w:t xml:space="preserve">47,4 % :</w:t>
       </w:r>
       <w:r>
-        <w:t xml:space="preserve"> population vieillissante, proche de la retraite = problème notamment dans certains corps de métier appartenant à cette direction comme conducteurs d’engins ou on peine à recruter. Problème : les projets de rénovations du maire nécessitent beaucoup de main d'œuvre notamment dans ce corps de métier.</w:t>
+        <w:t xml:space="preserve"> population vieillissante, proche de la retraite = problème notamment dans certains métiers de cette direction, comme les conducteurs d’engins, où on peine à recruter. Problème : les projets de rénovation du maire nécessitent beaucoup de main-d’œuvre, notamment dans ce métier.</w:t>
       </w:r>
     </w:p>
     <w:p>
@@ -7056,7 +7056,7 @@
         <w:t xml:space="preserve">18,75 % :</w:t>
       </w:r>
       <w:r>
-        <w:t xml:space="preserve"> beaucoup de renouvellement avec un taux de recrutement à 9 %, bonne choses en liens avec les projets d’attractivité et de qualité de vie du maire</w:t>
+        <w:t xml:space="preserve"> beaucoup de renouvellement avec un taux de recrutement à 9 %, bonne chose en lien avec les projets d’attractivité et de qualité de vie du maire.</w:t>
       </w:r>
     </w:p>
     <w:p>
@@ -7136,11 +7136,12 @@
           </w:tcPr>
           <w:p>
             <w:pPr>
-              <w:spacing w:after="0" w:before="0" w:line="276" w:lineRule="auto"/>
-              <w:jc w:val="left"/>
-            </w:pPr>
-            <w:r>
-              <w:t xml:space="preserve">Tranche d'âge</w:t>
+              <w:keepNext/>
+              <w:spacing w:after="0" w:before="0" w:line="276" w:lineRule="auto"/>
+              <w:jc w:val="left"/>
+            </w:pPr>
+            <w:r>
+              <w:t xml:space="preserve">Tranche d’âge</w:t>
             </w:r>
           </w:p>
         </w:tc>
@@ -7163,6 +7164,7 @@
           </w:tcPr>
           <w:p>
             <w:pPr>
+              <w:keepNext/>
               <w:spacing w:after="0" w:before="0" w:line="276" w:lineRule="auto"/>
               <w:jc w:val="left"/>
             </w:pPr>
@@ -7190,6 +7192,7 @@
           </w:tcPr>
           <w:p>
             <w:pPr>
+              <w:keepNext/>
               <w:spacing w:after="0" w:before="0" w:line="276" w:lineRule="auto"/>
               <w:jc w:val="left"/>
             </w:pPr>
@@ -7217,6 +7220,7 @@
           </w:tcPr>
           <w:p>
             <w:pPr>
+              <w:keepNext/>
               <w:spacing w:after="0" w:before="0" w:line="276" w:lineRule="auto"/>
               <w:jc w:val="left"/>
             </w:pPr>
@@ -7244,6 +7248,7 @@
           </w:tcPr>
           <w:p>
             <w:pPr>
+              <w:keepNext/>
               <w:spacing w:after="0" w:before="0" w:line="276" w:lineRule="auto"/>
               <w:jc w:val="left"/>
             </w:pPr>
@@ -7271,6 +7276,7 @@
           </w:tcPr>
           <w:p>
             <w:pPr>
+              <w:keepNext/>
               <w:spacing w:after="0" w:before="0" w:line="276" w:lineRule="auto"/>
               <w:jc w:val="left"/>
             </w:pPr>
@@ -7303,6 +7309,7 @@
           </w:tcPr>
           <w:p>
             <w:pPr>
+              <w:keepNext/>
               <w:spacing w:after="0" w:before="0" w:line="276" w:lineRule="auto"/>
               <w:jc w:val="left"/>
             </w:pPr>
@@ -7330,6 +7337,7 @@
           </w:tcPr>
           <w:p>
             <w:pPr>
+              <w:keepNext/>
               <w:spacing w:after="0" w:before="0" w:line="276" w:lineRule="auto"/>
               <w:jc w:val="left"/>
             </w:pPr>
@@ -7357,6 +7365,7 @@
           </w:tcPr>
           <w:p>
             <w:pPr>
+              <w:keepNext/>
               <w:spacing w:after="0" w:before="0" w:line="276" w:lineRule="auto"/>
               <w:jc w:val="left"/>
             </w:pPr>
@@ -7384,6 +7393,7 @@
           </w:tcPr>
           <w:p>
             <w:pPr>
+              <w:keepNext/>
               <w:spacing w:after="0" w:before="0" w:line="276" w:lineRule="auto"/>
               <w:jc w:val="left"/>
             </w:pPr>
@@ -7411,6 +7421,7 @@
           </w:tcPr>
           <w:p>
             <w:pPr>
+              <w:keepNext/>
               <w:spacing w:after="0" w:before="0" w:line="276" w:lineRule="auto"/>
               <w:jc w:val="left"/>
             </w:pPr>
@@ -7438,11 +7449,12 @@
           </w:tcPr>
           <w:p>
             <w:pPr>
-              <w:spacing w:after="0" w:before="0" w:line="276" w:lineRule="auto"/>
-              <w:jc w:val="left"/>
-            </w:pPr>
-            <w:r>
-              <w:t xml:space="preserve">12%</w:t>
+              <w:keepNext/>
+              <w:spacing w:after="0" w:before="0" w:line="276" w:lineRule="auto"/>
+              <w:jc w:val="left"/>
+            </w:pPr>
+            <w:r>
+              <w:t xml:space="preserve">12 %</w:t>
             </w:r>
           </w:p>
         </w:tc>
@@ -7470,6 +7482,7 @@
           </w:tcPr>
           <w:p>
             <w:pPr>
+              <w:keepNext/>
               <w:spacing w:after="0" w:before="0" w:line="276" w:lineRule="auto"/>
               <w:jc w:val="left"/>
             </w:pPr>
@@ -7497,6 +7510,7 @@
           </w:tcPr>
           <w:p>
             <w:pPr>
+              <w:keepNext/>
               <w:spacing w:after="0" w:before="0" w:line="276" w:lineRule="auto"/>
               <w:jc w:val="left"/>
             </w:pPr>
@@ -7524,6 +7538,7 @@
           </w:tcPr>
           <w:p>
             <w:pPr>
+              <w:keepNext/>
               <w:spacing w:after="0" w:before="0" w:line="276" w:lineRule="auto"/>
               <w:jc w:val="left"/>
             </w:pPr>
@@ -7551,6 +7566,7 @@
           </w:tcPr>
           <w:p>
             <w:pPr>
+              <w:keepNext/>
               <w:spacing w:after="0" w:before="0" w:line="276" w:lineRule="auto"/>
               <w:jc w:val="left"/>
             </w:pPr>
@@ -7578,6 +7594,7 @@
           </w:tcPr>
           <w:p>
             <w:pPr>
+              <w:keepNext/>
               <w:spacing w:after="0" w:before="0" w:line="276" w:lineRule="auto"/>
               <w:jc w:val="left"/>
             </w:pPr>
@@ -7605,11 +7622,12 @@
           </w:tcPr>
           <w:p>
             <w:pPr>
-              <w:spacing w:after="0" w:before="0" w:line="276" w:lineRule="auto"/>
-              <w:jc w:val="left"/>
-            </w:pPr>
-            <w:r>
-              <w:t xml:space="preserve">16%</w:t>
+              <w:keepNext/>
+              <w:spacing w:after="0" w:before="0" w:line="276" w:lineRule="auto"/>
+              <w:jc w:val="left"/>
+            </w:pPr>
+            <w:r>
+              <w:t xml:space="preserve">16 %</w:t>
             </w:r>
           </w:p>
         </w:tc>
@@ -7637,6 +7655,7 @@
           </w:tcPr>
           <w:p>
             <w:pPr>
+              <w:keepNext/>
               <w:spacing w:after="0" w:before="0" w:line="276" w:lineRule="auto"/>
               <w:jc w:val="left"/>
             </w:pPr>
@@ -7664,6 +7683,7 @@
           </w:tcPr>
           <w:p>
             <w:pPr>
+              <w:keepNext/>
               <w:spacing w:after="0" w:before="0" w:line="276" w:lineRule="auto"/>
               <w:jc w:val="left"/>
             </w:pPr>
@@ -7691,6 +7711,7 @@
           </w:tcPr>
           <w:p>
             <w:pPr>
+              <w:keepNext/>
               <w:spacing w:after="0" w:before="0" w:line="276" w:lineRule="auto"/>
               <w:jc w:val="left"/>
             </w:pPr>
@@ -7718,6 +7739,7 @@
           </w:tcPr>
           <w:p>
             <w:pPr>
+              <w:keepNext/>
               <w:spacing w:after="0" w:before="0" w:line="276" w:lineRule="auto"/>
               <w:jc w:val="left"/>
             </w:pPr>
@@ -7745,6 +7767,7 @@
           </w:tcPr>
           <w:p>
             <w:pPr>
+              <w:keepNext/>
               <w:spacing w:after="0" w:before="0" w:line="276" w:lineRule="auto"/>
               <w:jc w:val="left"/>
             </w:pPr>
@@ -7772,11 +7795,12 @@
           </w:tcPr>
           <w:p>
             <w:pPr>
-              <w:spacing w:after="0" w:before="0" w:line="276" w:lineRule="auto"/>
-              <w:jc w:val="left"/>
-            </w:pPr>
-            <w:r>
-              <w:t xml:space="preserve">13%</w:t>
+              <w:keepNext/>
+              <w:spacing w:after="0" w:before="0" w:line="276" w:lineRule="auto"/>
+              <w:jc w:val="left"/>
+            </w:pPr>
+            <w:r>
+              <w:t xml:space="preserve">13 %</w:t>
             </w:r>
           </w:p>
         </w:tc>
@@ -7804,6 +7828,7 @@
           </w:tcPr>
           <w:p>
             <w:pPr>
+              <w:keepNext/>
               <w:spacing w:after="0" w:before="0" w:line="276" w:lineRule="auto"/>
               <w:jc w:val="left"/>
             </w:pPr>
@@ -7831,6 +7856,7 @@
           </w:tcPr>
           <w:p>
             <w:pPr>
+              <w:keepNext/>
               <w:spacing w:after="0" w:before="0" w:line="276" w:lineRule="auto"/>
               <w:jc w:val="left"/>
             </w:pPr>
@@ -7858,6 +7884,7 @@
           </w:tcPr>
           <w:p>
             <w:pPr>
+              <w:keepNext/>
               <w:spacing w:after="0" w:before="0" w:line="276" w:lineRule="auto"/>
               <w:jc w:val="left"/>
             </w:pPr>
@@ -7885,6 +7912,7 @@
           </w:tcPr>
           <w:p>
             <w:pPr>
+              <w:keepNext/>
               <w:spacing w:after="0" w:before="0" w:line="276" w:lineRule="auto"/>
               <w:jc w:val="left"/>
             </w:pPr>
@@ -7912,6 +7940,7 @@
           </w:tcPr>
           <w:p>
             <w:pPr>
+              <w:keepNext/>
               <w:spacing w:after="0" w:before="0" w:line="276" w:lineRule="auto"/>
               <w:jc w:val="left"/>
             </w:pPr>
@@ -7939,11 +7968,12 @@
           </w:tcPr>
           <w:p>
             <w:pPr>
-              <w:spacing w:after="0" w:before="0" w:line="276" w:lineRule="auto"/>
-              <w:jc w:val="left"/>
-            </w:pPr>
-            <w:r>
-              <w:t xml:space="preserve">33%</w:t>
+              <w:keepNext/>
+              <w:spacing w:after="0" w:before="0" w:line="276" w:lineRule="auto"/>
+              <w:jc w:val="left"/>
+            </w:pPr>
+            <w:r>
+              <w:t xml:space="preserve">33 %</w:t>
             </w:r>
           </w:p>
         </w:tc>
@@ -7971,6 +8001,7 @@
           </w:tcPr>
           <w:p>
             <w:pPr>
+              <w:keepNext/>
               <w:spacing w:after="0" w:before="0" w:line="276" w:lineRule="auto"/>
               <w:jc w:val="left"/>
             </w:pPr>
@@ -7998,6 +8029,7 @@
           </w:tcPr>
           <w:p>
             <w:pPr>
+              <w:keepNext/>
               <w:spacing w:after="0" w:before="0" w:line="276" w:lineRule="auto"/>
               <w:jc w:val="left"/>
             </w:pPr>
@@ -8025,6 +8057,7 @@
           </w:tcPr>
           <w:p>
             <w:pPr>
+              <w:keepNext/>
               <w:spacing w:after="0" w:before="0" w:line="276" w:lineRule="auto"/>
               <w:jc w:val="left"/>
             </w:pPr>
@@ -8052,6 +8085,7 @@
           </w:tcPr>
           <w:p>
             <w:pPr>
+              <w:keepNext/>
               <w:spacing w:after="0" w:before="0" w:line="276" w:lineRule="auto"/>
               <w:jc w:val="left"/>
             </w:pPr>
@@ -8079,6 +8113,7 @@
           </w:tcPr>
           <w:p>
             <w:pPr>
+              <w:keepNext/>
               <w:spacing w:after="0" w:before="0" w:line="276" w:lineRule="auto"/>
               <w:jc w:val="left"/>
             </w:pPr>
@@ -8106,11 +8141,12 @@
           </w:tcPr>
           <w:p>
             <w:pPr>
-              <w:spacing w:after="0" w:before="0" w:line="276" w:lineRule="auto"/>
-              <w:jc w:val="left"/>
-            </w:pPr>
-            <w:r>
-              <w:t xml:space="preserve">18%</w:t>
+              <w:keepNext/>
+              <w:spacing w:after="0" w:before="0" w:line="276" w:lineRule="auto"/>
+              <w:jc w:val="left"/>
+            </w:pPr>
+            <w:r>
+              <w:t xml:space="preserve">18 %</w:t>
             </w:r>
           </w:p>
         </w:tc>
@@ -8138,6 +8174,7 @@
           </w:tcPr>
           <w:p>
             <w:pPr>
+              <w:keepNext/>
               <w:spacing w:after="0" w:before="0" w:line="276" w:lineRule="auto"/>
               <w:jc w:val="left"/>
             </w:pPr>
@@ -8165,6 +8202,7 @@
           </w:tcPr>
           <w:p>
             <w:pPr>
+              <w:keepNext/>
               <w:spacing w:after="0" w:before="0" w:line="276" w:lineRule="auto"/>
               <w:jc w:val="left"/>
             </w:pPr>
@@ -8192,6 +8230,7 @@
           </w:tcPr>
           <w:p>
             <w:pPr>
+              <w:keepNext/>
               <w:spacing w:after="0" w:before="0" w:line="276" w:lineRule="auto"/>
               <w:jc w:val="left"/>
             </w:pPr>
@@ -8219,6 +8258,7 @@
           </w:tcPr>
           <w:p>
             <w:pPr>
+              <w:keepNext/>
               <w:spacing w:after="0" w:before="0" w:line="276" w:lineRule="auto"/>
               <w:jc w:val="left"/>
             </w:pPr>
@@ -8246,6 +8286,7 @@
           </w:tcPr>
           <w:p>
             <w:pPr>
+              <w:keepNext/>
               <w:spacing w:after="0" w:before="0" w:line="276" w:lineRule="auto"/>
               <w:jc w:val="left"/>
             </w:pPr>
@@ -8273,11 +8314,12 @@
           </w:tcPr>
           <w:p>
             <w:pPr>
-              <w:spacing w:after="0" w:before="0" w:line="276" w:lineRule="auto"/>
-              <w:jc w:val="left"/>
-            </w:pPr>
-            <w:r>
-              <w:t xml:space="preserve">8%</w:t>
+              <w:keepNext/>
+              <w:spacing w:after="0" w:before="0" w:line="276" w:lineRule="auto"/>
+              <w:jc w:val="left"/>
+            </w:pPr>
+            <w:r>
+              <w:t xml:space="preserve">8 %</w:t>
             </w:r>
           </w:p>
         </w:tc>
@@ -8460,7 +8502,7 @@
               <w:jc w:val="left"/>
             </w:pPr>
             <w:r>
-              <w:t xml:space="preserve">100%</w:t>
+              <w:t xml:space="preserve">100 %</w:t>
             </w:r>
           </w:p>
         </w:tc>
@@ -8504,7 +8546,7 @@
         <w:jc w:val="left"/>
       </w:pPr>
       <w:r>
-        <w:t xml:space="preserve">La DECS possède une population plus jeune, mais rencontre des difficultés dans les métiers de l’animation et la DR, connaît des besoins sur des métiers qualifiés comme les informaticiens et les juristes.</w:t>
+        <w:t xml:space="preserve">La DECS possède une population plus jeune, mais rencontre des difficultés dans les métiers de l’animation, et la DR connaît des besoins sur des métiers qualifiés comme les informaticiens et les juristes.</w:t>
       </w:r>
     </w:p>
     <w:p>
@@ -8522,7 +8564,7 @@
         <w:jc w:val="left"/>
       </w:pPr>
       <w:r>
-        <w:t xml:space="preserve">Pour y répondre, la ville peut renforcer la formation, la mobilité interne, la transmission des savoir-faire et anticiper davantage les départs à la retraite.</w:t>
+        <w:t xml:space="preserve">Pour y répondre, la ville peut renforcer la formation, la mobilité interne et la transmission des savoir-faire, et anticiper davantage les départs à la retraite.</w:t>
       </w:r>
     </w:p>
     <w:p>
@@ -8587,7 +8629,7 @@
         <w:t xml:space="preserve">Moyen terme (2-3 ans) : </w:t>
       </w:r>
       <w:r>
-        <w:t xml:space="preserve">perte de savoir-faire si la transmission n'est pas organisée, animateurs qui partent et informaticiens difficiles à garder.</w:t>
+        <w:t xml:space="preserve">perte de compétences si la transmission n’est pas organisée, animateurs qui partent et informaticiens difficiles à garder.</w:t>
       </w:r>
     </w:p>
     <w:p>
@@ -8623,6 +8665,7 @@
     </w:p>
     <w:p>
       <w:pPr>
+        <w:pStyle w:val="Heading1"/>
         <w:spacing w:after="200" w:before="120" w:line="276" w:lineRule="auto"/>
         <w:jc w:val="center"/>
       </w:pPr>
@@ -8649,7 +8692,7 @@
           <w:szCs w:val="28"/>
           <w:u w:val="single"/>
         </w:rPr>
-        <w:t xml:space="preserve">1. Scénarios d'évolution des emplois et compétences (3-5 ans)</w:t>
+        <w:t xml:space="preserve">1. Scénarios d’évolution des emplois et compétences (3-5 ans)</w:t>
       </w:r>
     </w:p>
     <w:p>
@@ -8680,34 +8723,15 @@
     </w:p>
     <w:p>
       <w:pPr>
-        <w:spacing w:after="0" w:before="0" w:line="276" w:lineRule="auto"/>
+        <w:spacing w:after="200" w:before="0" w:line="276" w:lineRule="auto"/>
         <w:jc w:val="left"/>
       </w:pPr>
       <w:r>
         <w:rPr>
-          <w:color w:val="666666"/>
-          <w:sz w:val="24"/>
-          <w:szCs w:val="24"/>
+          <w:sz w:val="21"/>
+          <w:szCs w:val="21"/>
         </w:rPr>
-        <w:t xml:space="preserve">Logique </w:t>
-      </w:r>
-      <w:r>
-        <w:rPr>
-          <w:b/>
-          <w:bCs/>
-          <w:color w:val="666666"/>
-          <w:sz w:val="24"/>
-          <w:szCs w:val="24"/>
-        </w:rPr>
-        <w:t xml:space="preserve">:</w:t>
-      </w:r>
-      <w:r>
-        <w:rPr>
-          <w:color w:val="666666"/>
-          <w:sz w:val="24"/>
-          <w:szCs w:val="24"/>
-        </w:rPr>
-        <w:t xml:space="preserve"> la ville met l'accent sur la rénovation énergétique des bâtiments, en lien avec le projet du maire. Le budget va surtout à la DST et les chantiers commencent dès la première année.</w:t>
+        <w:t xml:space="preserve">Logique : la ville met l’accent sur la rénovation énergétique des bâtiments, en lien avec le projet du maire. Le budget va surtout à la DST et les chantiers commencent dès la première année.</w:t>
       </w:r>
     </w:p>
     <w:tbl>
@@ -8947,7 +8971,7 @@
           <w:sz w:val="21"/>
           <w:szCs w:val="21"/>
         </w:rPr>
-        <w:t xml:space="preserve">Lien avec le diagnostic : c'est le scénario le plus risqué car il demande plus de monde à la DST, alors que c'est la direction qui perd le plus d'agents (-4 par an). 50 % des conducteurs PL et 36 % des techniciens partent en 5 ans, avec seulement 3 candidatures par poste.</w:t>
+        <w:t xml:space="preserve">Lien avec le diagnostic : c’est le scénario le plus risqué car il demande plus de monde à la DST, alors que c’est la seule direction qui perd des agents (-4 par an). 50 % des conducteurs PL et 36 % des techniciens partent en 5 ans, avec seulement 3 candidatures par poste de conducteur PL.</w:t>
       </w:r>
     </w:p>
     <w:p>
@@ -9122,7 +9146,7 @@
                 <w:sz w:val="21"/>
                 <w:szCs w:val="21"/>
               </w:rPr>
-              <w:t xml:space="preserve">Informaticiens, gestionnaires RH, agents d'accueil polyvalents</w:t>
+              <w:t xml:space="preserve">Informaticiens, gestionnaires RH, agents d’accueil polyvalents</w:t>
             </w:r>
           </w:p>
         </w:tc>
@@ -9184,7 +9208,7 @@
                 <w:sz w:val="21"/>
                 <w:szCs w:val="21"/>
               </w:rPr>
-              <w:t xml:space="preserve">Agents administratifs (moins de papier, plus d'outils en ligne)</w:t>
+              <w:t xml:space="preserve">Agents administratifs (moins de papier, plus d’outils en ligne)</w:t>
             </w:r>
           </w:p>
         </w:tc>
@@ -9213,11 +9237,12 @@
           <w:sz w:val="21"/>
           <w:szCs w:val="21"/>
         </w:rPr>
-        <w:t xml:space="preserve">Lien avec le diagnostic : la DR a déjà du mal à remplacer ses informaticiens. Il faudra aussi former beaucoup plus, alors que 56 % des agents n'ont suivi aucune formation. Par contre, ce scénario ne règle pas le problème de la DST.</w:t>
-      </w:r>
-    </w:p>
-    <w:p>
-      <w:pPr>
+        <w:t xml:space="preserve">Lien avec le diagnostic : la DR a déjà du mal à remplacer ses informaticiens. Il faudra aussi former beaucoup plus, alors que 56 % des agents n’ont suivi aucune formation. Par contre, ce scénario ne règle pas le problème de la DST.</w:t>
+      </w:r>
+    </w:p>
+    <w:p>
+      <w:pPr>
+        <w:keepNext/>
         <w:spacing w:after="120" w:before="0" w:line="276" w:lineRule="auto"/>
         <w:jc w:val="left"/>
       </w:pPr>
@@ -9269,6 +9294,7 @@
           </w:tcPr>
           <w:p>
             <w:pPr>
+              <w:keepNext/>
               <w:spacing w:after="0" w:before="0" w:line="276" w:lineRule="auto"/>
               <w:jc w:val="center"/>
             </w:pPr>
@@ -9300,6 +9326,7 @@
           </w:tcPr>
           <w:p>
             <w:pPr>
+              <w:keepNext/>
               <w:spacing w:after="0" w:before="0" w:line="276" w:lineRule="auto"/>
               <w:jc w:val="center"/>
             </w:pPr>
@@ -9331,6 +9358,7 @@
           </w:tcPr>
           <w:p>
             <w:pPr>
+              <w:keepNext/>
               <w:spacing w:after="0" w:before="0" w:line="276" w:lineRule="auto"/>
               <w:jc w:val="center"/>
             </w:pPr>
@@ -9367,6 +9395,7 @@
           </w:tcPr>
           <w:p>
             <w:pPr>
+              <w:keepNext/>
               <w:spacing w:after="0" w:before="0" w:line="276" w:lineRule="auto"/>
               <w:jc w:val="left"/>
             </w:pPr>
@@ -9398,6 +9427,7 @@
           </w:tcPr>
           <w:p>
             <w:pPr>
+              <w:keepNext/>
               <w:spacing w:after="0" w:before="0" w:line="276" w:lineRule="auto"/>
               <w:jc w:val="left"/>
             </w:pPr>
@@ -9429,6 +9459,7 @@
           </w:tcPr>
           <w:p>
             <w:pPr>
+              <w:keepNext/>
               <w:spacing w:after="0" w:before="0" w:line="276" w:lineRule="auto"/>
               <w:jc w:val="left"/>
             </w:pPr>
@@ -9465,6 +9496,7 @@
           </w:tcPr>
           <w:p>
             <w:pPr>
+              <w:keepNext/>
               <w:spacing w:after="0" w:before="0" w:line="276" w:lineRule="auto"/>
               <w:jc w:val="left"/>
             </w:pPr>
@@ -9496,6 +9528,7 @@
           </w:tcPr>
           <w:p>
             <w:pPr>
+              <w:keepNext/>
               <w:spacing w:after="0" w:before="0" w:line="276" w:lineRule="auto"/>
               <w:jc w:val="left"/>
             </w:pPr>
@@ -9527,6 +9560,7 @@
           </w:tcPr>
           <w:p>
             <w:pPr>
+              <w:keepNext/>
               <w:spacing w:after="0" w:before="0" w:line="276" w:lineRule="auto"/>
               <w:jc w:val="left"/>
             </w:pPr>
@@ -9649,7 +9683,7 @@
           <w:sz w:val="21"/>
           <w:szCs w:val="21"/>
         </w:rPr>
-        <w:t xml:space="preserve">Pour nous, la ville doit surtout suivre le scénario A, parce que les départs à la DST sont urgents, tout en avançant un peu sur le numérique.</w:t>
+        <w:t xml:space="preserve">Pour nous, la ville doit surtout suivre le scénario A, parce que les départs à la DST sont le problème le plus urgent, tout en avançant un peu sur le numérique.</w:t>
       </w:r>
     </w:p>
     <w:p>
@@ -9857,7 +9891,7 @@
                 <w:sz w:val="21"/>
                 <w:szCs w:val="21"/>
               </w:rPr>
-              <w:t xml:space="preserve">En hausse dès l'année 1 (chantiers de rénovation)</w:t>
+              <w:t xml:space="preserve">En hausse dès l’année 1 (chantiers de rénovation)</w:t>
             </w:r>
           </w:p>
         </w:tc>
@@ -9955,7 +9989,7 @@
                 <w:sz w:val="21"/>
                 <w:szCs w:val="21"/>
               </w:rPr>
-              <w:t xml:space="preserve">Nouveau poste dès l'année 1</w:t>
+              <w:t xml:space="preserve">Nouveau poste dès l’année 1</w:t>
             </w:r>
           </w:p>
         </w:tc>
@@ -10053,7 +10087,7 @@
                 <w:sz w:val="21"/>
                 <w:szCs w:val="21"/>
               </w:rPr>
-              <w:t xml:space="preserve">Commencent à changer dès l'année 1, avec les chantiers : plus de suivi technique, moins de dépannage</w:t>
+              <w:t xml:space="preserve">Commencent à changer dès l’année 1, avec les chantiers : plus de suivi technique, moins de dépannage</w:t>
             </w:r>
           </w:p>
         </w:tc>
@@ -10120,7 +10154,7 @@
                 <w:sz w:val="21"/>
                 <w:szCs w:val="21"/>
               </w:rPr>
-              <w:t xml:space="preserve">Informaticiens, gestionnaires RH, agents d'accueil polyvalents</w:t>
+              <w:t xml:space="preserve">Informaticiens, gestionnaires RH, agents d’accueil polyvalents</w:t>
             </w:r>
           </w:p>
         </w:tc>
@@ -10280,7 +10314,7 @@
                 <w:sz w:val="21"/>
                 <w:szCs w:val="21"/>
               </w:rPr>
-              <w:t xml:space="preserve">Changent en 3 à 5 ans : moins de papier, plus d'outils en ligne</w:t>
+              <w:t xml:space="preserve">Changent en 3 à 5 ans : moins de papier, plus d’outils en ligne</w:t>
             </w:r>
           </w:p>
         </w:tc>
@@ -10703,7 +10737,7 @@
                 <w:sz w:val="21"/>
                 <w:szCs w:val="21"/>
               </w:rPr>
-              <w:t xml:space="preserve">Scénario B : agents administratifs vers l'accueil polyvalent ou assistant RH</w:t>
+              <w:t xml:space="preserve">Scénario B : agents administratifs vers l’accueil polyvalent ou vers des postes d’assistant RH</w:t>
             </w:r>
           </w:p>
         </w:tc>
@@ -10811,7 +10845,7 @@
                 <w:sz w:val="21"/>
                 <w:szCs w:val="21"/>
               </w:rPr>
-              <w:t xml:space="preserve">Budget : passer de 55 % à 40 % de formations obligatoires, et donner ces 15 % aux métiers en tension (20 % aujourd'hui) et au numérique, sans augmenter les 350 000 €</w:t>
+              <w:t xml:space="preserve">Budget : passer de 55 % à 40 % de formations obligatoires, et donner ces 15 % aux métiers en tension (20 % aujourd’hui) et au numérique, sans augmenter les 350 000 €</w:t>
             </w:r>
           </w:p>
           <w:p>
@@ -10846,17 +10880,18 @@
     </w:p>
     <w:p>
       <w:pPr>
-        <w:spacing w:after="160" w:before="120" w:line="276" w:lineRule="auto"/>
+        <w:spacing w:after="200" w:before="240" w:line="276" w:lineRule="auto"/>
         <w:jc w:val="left"/>
       </w:pPr>
       <w:r>
         <w:rPr>
           <w:b/>
           <w:bCs/>
-          <w:sz w:val="30"/>
-          <w:szCs w:val="30"/>
+          <w:sz w:val="28"/>
+          <w:szCs w:val="28"/>
+          <w:u w:val="single"/>
         </w:rPr>
-        <w:t xml:space="preserve">2. Plan d'actions GEPP sur 3 ans</w:t>
+        <w:t xml:space="preserve">2. Plan d’actions GEPP sur 3 ans</w:t>
       </w:r>
     </w:p>
     <w:tbl>
@@ -10872,13 +10907,13 @@
         </w:tblBorders>
       </w:tblPr>
       <w:tblGrid>
-        <w:gridCol w:w="1250"/>
-        <w:gridCol w:w="1500"/>
-        <w:gridCol w:w="1500"/>
-        <w:gridCol w:w="1350"/>
-        <w:gridCol w:w="1250"/>
-        <w:gridCol w:w="1000"/>
-        <w:gridCol w:w="1176"/>
+        <w:gridCol w:w="1200"/>
+        <w:gridCol w:w="1560"/>
+        <w:gridCol w:w="1690"/>
+        <w:gridCol w:w="1430"/>
+        <w:gridCol w:w="1190"/>
+        <w:gridCol w:w="820"/>
+        <w:gridCol w:w="1136"/>
       </w:tblGrid>
       <w:tr>
         <w:trPr>
@@ -10887,7 +10922,7 @@
         </w:trPr>
         <w:tc>
           <w:tcPr>
-            <w:tcW w:type="dxa" w:w="1250"/>
+            <w:tcW w:type="dxa" w:w="1200"/>
             <w:tcBorders>
               <w:top w:val="single" w:color="000000" w:sz="8"/>
               <w:left w:val="single" w:color="000000" w:sz="8"/>
@@ -10908,13 +10943,17 @@
               <w:jc w:val="center"/>
             </w:pPr>
             <w:r>
+              <w:rPr>
+                <w:sz w:val="19"/>
+                <w:szCs w:val="19"/>
+              </w:rPr>
               <w:t xml:space="preserve">Axe</w:t>
             </w:r>
           </w:p>
         </w:tc>
         <w:tc>
           <w:tcPr>
-            <w:tcW w:type="dxa" w:w="1500"/>
+            <w:tcW w:type="dxa" w:w="1560"/>
             <w:tcBorders>
               <w:top w:val="single" w:color="000000" w:sz="8"/>
               <w:left w:val="single" w:color="000000" w:sz="8"/>
@@ -10935,13 +10974,17 @@
               <w:jc w:val="center"/>
             </w:pPr>
             <w:r>
+              <w:rPr>
+                <w:sz w:val="19"/>
+                <w:szCs w:val="19"/>
+              </w:rPr>
               <w:t xml:space="preserve">Action</w:t>
             </w:r>
           </w:p>
         </w:tc>
         <w:tc>
           <w:tcPr>
-            <w:tcW w:type="dxa" w:w="1500"/>
+            <w:tcW w:type="dxa" w:w="1690"/>
             <w:tcBorders>
               <w:top w:val="single" w:color="000000" w:sz="8"/>
               <w:left w:val="single" w:color="000000" w:sz="8"/>
@@ -10962,13 +11005,17 @@
               <w:jc w:val="center"/>
             </w:pPr>
             <w:r>
+              <w:rPr>
+                <w:sz w:val="19"/>
+                <w:szCs w:val="19"/>
+              </w:rPr>
               <w:t xml:space="preserve">Objectif</w:t>
             </w:r>
           </w:p>
         </w:tc>
         <w:tc>
           <w:tcPr>
-            <w:tcW w:type="dxa" w:w="1350"/>
+            <w:tcW w:type="dxa" w:w="1430"/>
             <w:tcBorders>
               <w:top w:val="single" w:color="000000" w:sz="8"/>
               <w:left w:val="single" w:color="000000" w:sz="8"/>
@@ -10989,13 +11036,17 @@
               <w:jc w:val="center"/>
             </w:pPr>
             <w:r>
+              <w:rPr>
+                <w:sz w:val="19"/>
+                <w:szCs w:val="19"/>
+              </w:rPr>
               <w:t xml:space="preserve">Public</w:t>
             </w:r>
           </w:p>
         </w:tc>
         <w:tc>
           <w:tcPr>
-            <w:tcW w:type="dxa" w:w="1250"/>
+            <w:tcW w:type="dxa" w:w="1190"/>
             <w:tcBorders>
               <w:top w:val="single" w:color="000000" w:sz="8"/>
               <w:left w:val="single" w:color="000000" w:sz="8"/>
@@ -11016,13 +11067,17 @@
               <w:jc w:val="center"/>
             </w:pPr>
             <w:r>
+              <w:rPr>
+                <w:sz w:val="19"/>
+                <w:szCs w:val="19"/>
+              </w:rPr>
               <w:t xml:space="preserve">Moyens</w:t>
             </w:r>
           </w:p>
         </w:tc>
         <w:tc>
           <w:tcPr>
-            <w:tcW w:type="dxa" w:w="1000"/>
+            <w:tcW w:type="dxa" w:w="820"/>
             <w:tcBorders>
               <w:top w:val="single" w:color="000000" w:sz="8"/>
               <w:left w:val="single" w:color="000000" w:sz="8"/>
@@ -11043,13 +11098,17 @@
               <w:jc w:val="center"/>
             </w:pPr>
             <w:r>
+              <w:rPr>
+                <w:sz w:val="19"/>
+                <w:szCs w:val="19"/>
+              </w:rPr>
               <w:t xml:space="preserve">Quand</w:t>
             </w:r>
           </w:p>
         </w:tc>
         <w:tc>
           <w:tcPr>
-            <w:tcW w:type="dxa" w:w="1176"/>
+            <w:tcW w:type="dxa" w:w="1136"/>
             <w:tcBorders>
               <w:top w:val="single" w:color="000000" w:sz="8"/>
               <w:left w:val="single" w:color="000000" w:sz="8"/>
@@ -11070,6 +11129,10 @@
               <w:jc w:val="center"/>
             </w:pPr>
             <w:r>
+              <w:rPr>
+                <w:sz w:val="19"/>
+                <w:szCs w:val="19"/>
+              </w:rPr>
               <w:t xml:space="preserve">Pilote</w:t>
             </w:r>
           </w:p>
@@ -11082,189 +11145,217 @@
         </w:trPr>
         <w:tc>
           <w:tcPr>
-            <w:tcW w:type="dxa" w:w="1250"/>
-            <w:tcBorders>
-              <w:top w:val="single" w:color="000000" w:sz="8"/>
-              <w:left w:val="single" w:color="000000" w:sz="8"/>
-              <w:bottom w:val="single" w:color="000000" w:sz="8"/>
-              <w:right w:val="single" w:color="000000" w:sz="8"/>
-            </w:tcBorders>
-            <w:tcMar>
-              <w:top w:type="dxa" w:w="80"/>
-              <w:left w:type="dxa" w:w="100"/>
-              <w:bottom w:type="dxa" w:w="80"/>
-              <w:right w:type="dxa" w:w="100"/>
-            </w:tcMar>
-            <w:vAlign w:val="top"/>
-          </w:tcPr>
-          <w:p>
-            <w:pPr>
-              <w:spacing w:after="0" w:before="0" w:line="276" w:lineRule="auto"/>
-              <w:jc w:val="left"/>
-            </w:pPr>
-            <w:r>
+            <w:tcW w:type="dxa" w:w="1200"/>
+            <w:tcBorders>
+              <w:top w:val="single" w:color="000000" w:sz="8"/>
+              <w:left w:val="single" w:color="000000" w:sz="8"/>
+              <w:bottom w:val="single" w:color="000000" w:sz="8"/>
+              <w:right w:val="single" w:color="000000" w:sz="8"/>
+            </w:tcBorders>
+            <w:tcMar>
+              <w:top w:type="dxa" w:w="80"/>
+              <w:left w:type="dxa" w:w="100"/>
+              <w:bottom w:type="dxa" w:w="80"/>
+              <w:right w:type="dxa" w:w="100"/>
+            </w:tcMar>
+            <w:vAlign w:val="top"/>
+          </w:tcPr>
+          <w:p>
+            <w:pPr>
+              <w:spacing w:after="0" w:before="0" w:line="276" w:lineRule="auto"/>
+              <w:jc w:val="left"/>
+            </w:pPr>
+            <w:r>
+              <w:rPr>
+                <w:sz w:val="19"/>
+                <w:szCs w:val="19"/>
+              </w:rPr>
               <w:t xml:space="preserve">Sécuriser les métiers techniques</w:t>
             </w:r>
           </w:p>
         </w:tc>
         <w:tc>
           <w:tcPr>
-            <w:tcW w:type="dxa" w:w="1500"/>
-            <w:tcBorders>
-              <w:top w:val="single" w:color="000000" w:sz="8"/>
-              <w:left w:val="single" w:color="000000" w:sz="8"/>
-              <w:bottom w:val="single" w:color="000000" w:sz="8"/>
-              <w:right w:val="single" w:color="000000" w:sz="8"/>
-            </w:tcBorders>
-            <w:tcMar>
-              <w:top w:type="dxa" w:w="80"/>
-              <w:left w:type="dxa" w:w="100"/>
-              <w:bottom w:type="dxa" w:w="80"/>
-              <w:right w:type="dxa" w:w="100"/>
-            </w:tcMar>
-            <w:vAlign w:val="top"/>
-          </w:tcPr>
-          <w:p>
-            <w:pPr>
-              <w:spacing w:after="0" w:before="0" w:line="276" w:lineRule="auto"/>
-              <w:jc w:val="left"/>
-            </w:pPr>
-            <w:r>
+            <w:tcW w:type="dxa" w:w="1560"/>
+            <w:tcBorders>
+              <w:top w:val="single" w:color="000000" w:sz="8"/>
+              <w:left w:val="single" w:color="000000" w:sz="8"/>
+              <w:bottom w:val="single" w:color="000000" w:sz="8"/>
+              <w:right w:val="single" w:color="000000" w:sz="8"/>
+            </w:tcBorders>
+            <w:tcMar>
+              <w:top w:type="dxa" w:w="80"/>
+              <w:left w:type="dxa" w:w="100"/>
+              <w:bottom w:type="dxa" w:w="80"/>
+              <w:right w:type="dxa" w:w="100"/>
+            </w:tcMar>
+            <w:vAlign w:val="top"/>
+          </w:tcPr>
+          <w:p>
+            <w:pPr>
+              <w:spacing w:after="0" w:before="0" w:line="276" w:lineRule="auto"/>
+              <w:jc w:val="left"/>
+            </w:pPr>
+            <w:r>
+              <w:rPr>
+                <w:sz w:val="19"/>
+                <w:szCs w:val="19"/>
+              </w:rPr>
               <w:t xml:space="preserve">Lister les départs à la retraite prévus</w:t>
             </w:r>
           </w:p>
         </w:tc>
         <w:tc>
           <w:tcPr>
-            <w:tcW w:type="dxa" w:w="1500"/>
-            <w:tcBorders>
-              <w:top w:val="single" w:color="000000" w:sz="8"/>
-              <w:left w:val="single" w:color="000000" w:sz="8"/>
-              <w:bottom w:val="single" w:color="000000" w:sz="8"/>
-              <w:right w:val="single" w:color="000000" w:sz="8"/>
-            </w:tcBorders>
-            <w:tcMar>
-              <w:top w:type="dxa" w:w="80"/>
-              <w:left w:type="dxa" w:w="100"/>
-              <w:bottom w:type="dxa" w:w="80"/>
-              <w:right w:type="dxa" w:w="100"/>
-            </w:tcMar>
-            <w:vAlign w:val="top"/>
-          </w:tcPr>
-          <w:p>
-            <w:pPr>
-              <w:spacing w:after="0" w:before="0" w:line="276" w:lineRule="auto"/>
-              <w:jc w:val="left"/>
-            </w:pPr>
-            <w:r>
+            <w:tcW w:type="dxa" w:w="1690"/>
+            <w:tcBorders>
+              <w:top w:val="single" w:color="000000" w:sz="8"/>
+              <w:left w:val="single" w:color="000000" w:sz="8"/>
+              <w:bottom w:val="single" w:color="000000" w:sz="8"/>
+              <w:right w:val="single" w:color="000000" w:sz="8"/>
+            </w:tcBorders>
+            <w:tcMar>
+              <w:top w:type="dxa" w:w="80"/>
+              <w:left w:type="dxa" w:w="100"/>
+              <w:bottom w:type="dxa" w:w="80"/>
+              <w:right w:type="dxa" w:w="100"/>
+            </w:tcMar>
+            <w:vAlign w:val="top"/>
+          </w:tcPr>
+          <w:p>
+            <w:pPr>
+              <w:spacing w:after="0" w:before="0" w:line="276" w:lineRule="auto"/>
+              <w:jc w:val="left"/>
+            </w:pPr>
+            <w:r>
+              <w:rPr>
+                <w:sz w:val="19"/>
+                <w:szCs w:val="19"/>
+              </w:rPr>
               <w:t xml:space="preserve">Anticiper les remplacements</w:t>
             </w:r>
           </w:p>
         </w:tc>
         <w:tc>
           <w:tcPr>
-            <w:tcW w:type="dxa" w:w="1350"/>
-            <w:tcBorders>
-              <w:top w:val="single" w:color="000000" w:sz="8"/>
-              <w:left w:val="single" w:color="000000" w:sz="8"/>
-              <w:bottom w:val="single" w:color="000000" w:sz="8"/>
-              <w:right w:val="single" w:color="000000" w:sz="8"/>
-            </w:tcBorders>
-            <w:tcMar>
-              <w:top w:type="dxa" w:w="80"/>
-              <w:left w:type="dxa" w:w="100"/>
-              <w:bottom w:type="dxa" w:w="80"/>
-              <w:right w:type="dxa" w:w="100"/>
-            </w:tcMar>
-            <w:vAlign w:val="top"/>
-          </w:tcPr>
-          <w:p>
-            <w:pPr>
-              <w:spacing w:after="0" w:before="0" w:line="276" w:lineRule="auto"/>
-              <w:jc w:val="left"/>
-            </w:pPr>
-            <w:r>
+            <w:tcW w:type="dxa" w:w="1430"/>
+            <w:tcBorders>
+              <w:top w:val="single" w:color="000000" w:sz="8"/>
+              <w:left w:val="single" w:color="000000" w:sz="8"/>
+              <w:bottom w:val="single" w:color="000000" w:sz="8"/>
+              <w:right w:val="single" w:color="000000" w:sz="8"/>
+            </w:tcBorders>
+            <w:tcMar>
+              <w:top w:type="dxa" w:w="80"/>
+              <w:left w:type="dxa" w:w="100"/>
+              <w:bottom w:type="dxa" w:w="80"/>
+              <w:right w:type="dxa" w:w="100"/>
+            </w:tcMar>
+            <w:vAlign w:val="top"/>
+          </w:tcPr>
+          <w:p>
+            <w:pPr>
+              <w:spacing w:after="0" w:before="0" w:line="276" w:lineRule="auto"/>
+              <w:jc w:val="left"/>
+            </w:pPr>
+            <w:r>
+              <w:rPr>
+                <w:sz w:val="19"/>
+                <w:szCs w:val="19"/>
+              </w:rPr>
               <w:t xml:space="preserve">DST</w:t>
             </w:r>
           </w:p>
         </w:tc>
         <w:tc>
           <w:tcPr>
-            <w:tcW w:type="dxa" w:w="1250"/>
-            <w:tcBorders>
-              <w:top w:val="single" w:color="000000" w:sz="8"/>
-              <w:left w:val="single" w:color="000000" w:sz="8"/>
-              <w:bottom w:val="single" w:color="000000" w:sz="8"/>
-              <w:right w:val="single" w:color="000000" w:sz="8"/>
-            </w:tcBorders>
-            <w:tcMar>
-              <w:top w:type="dxa" w:w="80"/>
-              <w:left w:type="dxa" w:w="100"/>
-              <w:bottom w:type="dxa" w:w="80"/>
-              <w:right w:type="dxa" w:w="100"/>
-            </w:tcMar>
-            <w:vAlign w:val="top"/>
-          </w:tcPr>
-          <w:p>
-            <w:pPr>
-              <w:spacing w:after="0" w:before="0" w:line="276" w:lineRule="auto"/>
-              <w:jc w:val="left"/>
-            </w:pPr>
-            <w:r>
+            <w:tcW w:type="dxa" w:w="1190"/>
+            <w:tcBorders>
+              <w:top w:val="single" w:color="000000" w:sz="8"/>
+              <w:left w:val="single" w:color="000000" w:sz="8"/>
+              <w:bottom w:val="single" w:color="000000" w:sz="8"/>
+              <w:right w:val="single" w:color="000000" w:sz="8"/>
+            </w:tcBorders>
+            <w:tcMar>
+              <w:top w:type="dxa" w:w="80"/>
+              <w:left w:type="dxa" w:w="100"/>
+              <w:bottom w:type="dxa" w:w="80"/>
+              <w:right w:type="dxa" w:w="100"/>
+            </w:tcMar>
+            <w:vAlign w:val="top"/>
+          </w:tcPr>
+          <w:p>
+            <w:pPr>
+              <w:spacing w:after="0" w:before="0" w:line="276" w:lineRule="auto"/>
+              <w:jc w:val="left"/>
+            </w:pPr>
+            <w:r>
+              <w:rPr>
+                <w:sz w:val="19"/>
+                <w:szCs w:val="19"/>
+              </w:rPr>
               <w:t xml:space="preserve">SIRH, entretiens</w:t>
             </w:r>
           </w:p>
         </w:tc>
         <w:tc>
           <w:tcPr>
-            <w:tcW w:type="dxa" w:w="1000"/>
-            <w:tcBorders>
-              <w:top w:val="single" w:color="000000" w:sz="8"/>
-              <w:left w:val="single" w:color="000000" w:sz="8"/>
-              <w:bottom w:val="single" w:color="000000" w:sz="8"/>
-              <w:right w:val="single" w:color="000000" w:sz="8"/>
-            </w:tcBorders>
-            <w:tcMar>
-              <w:top w:type="dxa" w:w="80"/>
-              <w:left w:type="dxa" w:w="100"/>
-              <w:bottom w:type="dxa" w:w="80"/>
-              <w:right w:type="dxa" w:w="100"/>
-            </w:tcMar>
-            <w:vAlign w:val="top"/>
-          </w:tcPr>
-          <w:p>
-            <w:pPr>
-              <w:spacing w:after="0" w:before="0" w:line="276" w:lineRule="auto"/>
-              <w:jc w:val="left"/>
-            </w:pPr>
-            <w:r>
+            <w:tcW w:type="dxa" w:w="820"/>
+            <w:tcBorders>
+              <w:top w:val="single" w:color="000000" w:sz="8"/>
+              <w:left w:val="single" w:color="000000" w:sz="8"/>
+              <w:bottom w:val="single" w:color="000000" w:sz="8"/>
+              <w:right w:val="single" w:color="000000" w:sz="8"/>
+            </w:tcBorders>
+            <w:tcMar>
+              <w:top w:type="dxa" w:w="80"/>
+              <w:left w:type="dxa" w:w="100"/>
+              <w:bottom w:type="dxa" w:w="80"/>
+              <w:right w:type="dxa" w:w="100"/>
+            </w:tcMar>
+            <w:vAlign w:val="top"/>
+          </w:tcPr>
+          <w:p>
+            <w:pPr>
+              <w:spacing w:after="0" w:before="0" w:line="276" w:lineRule="auto"/>
+              <w:jc w:val="left"/>
+            </w:pPr>
+            <w:r>
+              <w:rPr>
+                <w:sz w:val="19"/>
+                <w:szCs w:val="19"/>
+              </w:rPr>
               <w:t xml:space="preserve">Année 1</w:t>
             </w:r>
           </w:p>
         </w:tc>
         <w:tc>
           <w:tcPr>
-            <w:tcW w:type="dxa" w:w="1176"/>
-            <w:tcBorders>
-              <w:top w:val="single" w:color="000000" w:sz="8"/>
-              <w:left w:val="single" w:color="000000" w:sz="8"/>
-              <w:bottom w:val="single" w:color="000000" w:sz="8"/>
-              <w:right w:val="single" w:color="000000" w:sz="8"/>
-            </w:tcBorders>
-            <w:tcMar>
-              <w:top w:type="dxa" w:w="80"/>
-              <w:left w:type="dxa" w:w="100"/>
-              <w:bottom w:type="dxa" w:w="80"/>
-              <w:right w:type="dxa" w:w="100"/>
-            </w:tcMar>
-            <w:vAlign w:val="top"/>
-          </w:tcPr>
-          <w:p>
-            <w:pPr>
-              <w:spacing w:after="0" w:before="0" w:line="276" w:lineRule="auto"/>
-              <w:jc w:val="left"/>
-            </w:pPr>
-            <w:r>
+            <w:tcW w:type="dxa" w:w="1136"/>
+            <w:tcBorders>
+              <w:top w:val="single" w:color="000000" w:sz="8"/>
+              <w:left w:val="single" w:color="000000" w:sz="8"/>
+              <w:bottom w:val="single" w:color="000000" w:sz="8"/>
+              <w:right w:val="single" w:color="000000" w:sz="8"/>
+            </w:tcBorders>
+            <w:tcMar>
+              <w:top w:type="dxa" w:w="80"/>
+              <w:left w:type="dxa" w:w="100"/>
+              <w:bottom w:type="dxa" w:w="80"/>
+              <w:right w:type="dxa" w:w="100"/>
+            </w:tcMar>
+            <w:vAlign w:val="top"/>
+          </w:tcPr>
+          <w:p>
+            <w:pPr>
+              <w:spacing w:after="0" w:before="0" w:line="276" w:lineRule="auto"/>
+              <w:jc w:val="left"/>
+            </w:pPr>
+            <w:r>
+              <w:rPr>
+                <w:sz w:val="19"/>
+                <w:szCs w:val="19"/>
+              </w:rPr>
               <w:t xml:space="preserve">DRH</w:t>
             </w:r>
           </w:p>
@@ -11277,189 +11368,217 @@
         </w:trPr>
         <w:tc>
           <w:tcPr>
-            <w:tcW w:type="dxa" w:w="1250"/>
-            <w:tcBorders>
-              <w:top w:val="single" w:color="000000" w:sz="8"/>
-              <w:left w:val="single" w:color="000000" w:sz="8"/>
-              <w:bottom w:val="single" w:color="000000" w:sz="8"/>
-              <w:right w:val="single" w:color="000000" w:sz="8"/>
-            </w:tcBorders>
-            <w:tcMar>
-              <w:top w:type="dxa" w:w="80"/>
-              <w:left w:type="dxa" w:w="100"/>
-              <w:bottom w:type="dxa" w:w="80"/>
-              <w:right w:type="dxa" w:w="100"/>
-            </w:tcMar>
-            <w:vAlign w:val="top"/>
-          </w:tcPr>
-          <w:p>
-            <w:pPr>
-              <w:spacing w:after="0" w:before="0" w:line="276" w:lineRule="auto"/>
-              <w:jc w:val="left"/>
-            </w:pPr>
-            <w:r>
+            <w:tcW w:type="dxa" w:w="1200"/>
+            <w:tcBorders>
+              <w:top w:val="single" w:color="000000" w:sz="8"/>
+              <w:left w:val="single" w:color="000000" w:sz="8"/>
+              <w:bottom w:val="single" w:color="000000" w:sz="8"/>
+              <w:right w:val="single" w:color="000000" w:sz="8"/>
+            </w:tcBorders>
+            <w:tcMar>
+              <w:top w:type="dxa" w:w="80"/>
+              <w:left w:type="dxa" w:w="100"/>
+              <w:bottom w:type="dxa" w:w="80"/>
+              <w:right w:type="dxa" w:w="100"/>
+            </w:tcMar>
+            <w:vAlign w:val="top"/>
+          </w:tcPr>
+          <w:p>
+            <w:pPr>
+              <w:spacing w:after="0" w:before="0" w:line="276" w:lineRule="auto"/>
+              <w:jc w:val="left"/>
+            </w:pPr>
+            <w:r>
+              <w:rPr>
+                <w:sz w:val="19"/>
+                <w:szCs w:val="19"/>
+              </w:rPr>
               <w:t xml:space="preserve">Sécuriser les métiers techniques</w:t>
             </w:r>
           </w:p>
         </w:tc>
         <w:tc>
           <w:tcPr>
-            <w:tcW w:type="dxa" w:w="1500"/>
-            <w:tcBorders>
-              <w:top w:val="single" w:color="000000" w:sz="8"/>
-              <w:left w:val="single" w:color="000000" w:sz="8"/>
-              <w:bottom w:val="single" w:color="000000" w:sz="8"/>
-              <w:right w:val="single" w:color="000000" w:sz="8"/>
-            </w:tcBorders>
-            <w:tcMar>
-              <w:top w:type="dxa" w:w="80"/>
-              <w:left w:type="dxa" w:w="100"/>
-              <w:bottom w:type="dxa" w:w="80"/>
-              <w:right w:type="dxa" w:w="100"/>
-            </w:tcMar>
-            <w:vAlign w:val="top"/>
-          </w:tcPr>
-          <w:p>
-            <w:pPr>
-              <w:spacing w:after="0" w:before="0" w:line="276" w:lineRule="auto"/>
-              <w:jc w:val="left"/>
-            </w:pPr>
-            <w:r>
+            <w:tcW w:type="dxa" w:w="1560"/>
+            <w:tcBorders>
+              <w:top w:val="single" w:color="000000" w:sz="8"/>
+              <w:left w:val="single" w:color="000000" w:sz="8"/>
+              <w:bottom w:val="single" w:color="000000" w:sz="8"/>
+              <w:right w:val="single" w:color="000000" w:sz="8"/>
+            </w:tcBorders>
+            <w:tcMar>
+              <w:top w:type="dxa" w:w="80"/>
+              <w:left w:type="dxa" w:w="100"/>
+              <w:bottom w:type="dxa" w:w="80"/>
+              <w:right w:type="dxa" w:w="100"/>
+            </w:tcMar>
+            <w:vAlign w:val="top"/>
+          </w:tcPr>
+          <w:p>
+            <w:pPr>
+              <w:spacing w:after="0" w:before="0" w:line="276" w:lineRule="auto"/>
+              <w:jc w:val="left"/>
+            </w:pPr>
+            <w:r>
+              <w:rPr>
+                <w:sz w:val="19"/>
+                <w:szCs w:val="19"/>
+              </w:rPr>
               <w:t xml:space="preserve">Tutorat entre anciens et nouveaux</w:t>
             </w:r>
           </w:p>
         </w:tc>
         <w:tc>
           <w:tcPr>
-            <w:tcW w:type="dxa" w:w="1500"/>
-            <w:tcBorders>
-              <w:top w:val="single" w:color="000000" w:sz="8"/>
-              <w:left w:val="single" w:color="000000" w:sz="8"/>
-              <w:bottom w:val="single" w:color="000000" w:sz="8"/>
-              <w:right w:val="single" w:color="000000" w:sz="8"/>
-            </w:tcBorders>
-            <w:tcMar>
-              <w:top w:type="dxa" w:w="80"/>
-              <w:left w:type="dxa" w:w="100"/>
-              <w:bottom w:type="dxa" w:w="80"/>
-              <w:right w:type="dxa" w:w="100"/>
-            </w:tcMar>
-            <w:vAlign w:val="top"/>
-          </w:tcPr>
-          <w:p>
-            <w:pPr>
-              <w:spacing w:after="0" w:before="0" w:line="276" w:lineRule="auto"/>
-              <w:jc w:val="left"/>
-            </w:pPr>
-            <w:r>
+            <w:tcW w:type="dxa" w:w="1690"/>
+            <w:tcBorders>
+              <w:top w:val="single" w:color="000000" w:sz="8"/>
+              <w:left w:val="single" w:color="000000" w:sz="8"/>
+              <w:bottom w:val="single" w:color="000000" w:sz="8"/>
+              <w:right w:val="single" w:color="000000" w:sz="8"/>
+            </w:tcBorders>
+            <w:tcMar>
+              <w:top w:type="dxa" w:w="80"/>
+              <w:left w:type="dxa" w:w="100"/>
+              <w:bottom w:type="dxa" w:w="80"/>
+              <w:right w:type="dxa" w:w="100"/>
+            </w:tcMar>
+            <w:vAlign w:val="top"/>
+          </w:tcPr>
+          <w:p>
+            <w:pPr>
+              <w:spacing w:after="0" w:before="0" w:line="276" w:lineRule="auto"/>
+              <w:jc w:val="left"/>
+            </w:pPr>
+            <w:r>
+              <w:rPr>
+                <w:sz w:val="19"/>
+                <w:szCs w:val="19"/>
+              </w:rPr>
               <w:t xml:space="preserve">Transmettre les savoir-faire</w:t>
             </w:r>
           </w:p>
         </w:tc>
         <w:tc>
           <w:tcPr>
-            <w:tcW w:type="dxa" w:w="1350"/>
-            <w:tcBorders>
-              <w:top w:val="single" w:color="000000" w:sz="8"/>
-              <w:left w:val="single" w:color="000000" w:sz="8"/>
-              <w:bottom w:val="single" w:color="000000" w:sz="8"/>
-              <w:right w:val="single" w:color="000000" w:sz="8"/>
-            </w:tcBorders>
-            <w:tcMar>
-              <w:top w:type="dxa" w:w="80"/>
-              <w:left w:type="dxa" w:w="100"/>
-              <w:bottom w:type="dxa" w:w="80"/>
-              <w:right w:type="dxa" w:w="100"/>
-            </w:tcMar>
-            <w:vAlign w:val="top"/>
-          </w:tcPr>
-          <w:p>
-            <w:pPr>
-              <w:spacing w:after="0" w:before="0" w:line="276" w:lineRule="auto"/>
-              <w:jc w:val="left"/>
-            </w:pPr>
-            <w:r>
+            <w:tcW w:type="dxa" w:w="1430"/>
+            <w:tcBorders>
+              <w:top w:val="single" w:color="000000" w:sz="8"/>
+              <w:left w:val="single" w:color="000000" w:sz="8"/>
+              <w:bottom w:val="single" w:color="000000" w:sz="8"/>
+              <w:right w:val="single" w:color="000000" w:sz="8"/>
+            </w:tcBorders>
+            <w:tcMar>
+              <w:top w:type="dxa" w:w="80"/>
+              <w:left w:type="dxa" w:w="100"/>
+              <w:bottom w:type="dxa" w:w="80"/>
+              <w:right w:type="dxa" w:w="100"/>
+            </w:tcMar>
+            <w:vAlign w:val="top"/>
+          </w:tcPr>
+          <w:p>
+            <w:pPr>
+              <w:spacing w:after="0" w:before="0" w:line="276" w:lineRule="auto"/>
+              <w:jc w:val="left"/>
+            </w:pPr>
+            <w:r>
+              <w:rPr>
+                <w:sz w:val="19"/>
+                <w:szCs w:val="19"/>
+              </w:rPr>
               <w:t xml:space="preserve">Agents de plus de 57 ans et nouveaux</w:t>
             </w:r>
           </w:p>
         </w:tc>
         <w:tc>
           <w:tcPr>
-            <w:tcW w:type="dxa" w:w="1250"/>
-            <w:tcBorders>
-              <w:top w:val="single" w:color="000000" w:sz="8"/>
-              <w:left w:val="single" w:color="000000" w:sz="8"/>
-              <w:bottom w:val="single" w:color="000000" w:sz="8"/>
-              <w:right w:val="single" w:color="000000" w:sz="8"/>
-            </w:tcBorders>
-            <w:tcMar>
-              <w:top w:type="dxa" w:w="80"/>
-              <w:left w:type="dxa" w:w="100"/>
-              <w:bottom w:type="dxa" w:w="80"/>
-              <w:right w:type="dxa" w:w="100"/>
-            </w:tcMar>
-            <w:vAlign w:val="top"/>
-          </w:tcPr>
-          <w:p>
-            <w:pPr>
-              <w:spacing w:after="0" w:before="0" w:line="276" w:lineRule="auto"/>
-              <w:jc w:val="left"/>
-            </w:pPr>
-            <w:r>
+            <w:tcW w:type="dxa" w:w="1190"/>
+            <w:tcBorders>
+              <w:top w:val="single" w:color="000000" w:sz="8"/>
+              <w:left w:val="single" w:color="000000" w:sz="8"/>
+              <w:bottom w:val="single" w:color="000000" w:sz="8"/>
+              <w:right w:val="single" w:color="000000" w:sz="8"/>
+            </w:tcBorders>
+            <w:tcMar>
+              <w:top w:type="dxa" w:w="80"/>
+              <w:left w:type="dxa" w:w="100"/>
+              <w:bottom w:type="dxa" w:w="80"/>
+              <w:right w:type="dxa" w:w="100"/>
+            </w:tcMar>
+            <w:vAlign w:val="top"/>
+          </w:tcPr>
+          <w:p>
+            <w:pPr>
+              <w:spacing w:after="0" w:before="0" w:line="276" w:lineRule="auto"/>
+              <w:jc w:val="left"/>
+            </w:pPr>
+            <w:r>
+              <w:rPr>
+                <w:sz w:val="19"/>
+                <w:szCs w:val="19"/>
+              </w:rPr>
               <w:t xml:space="preserve">Binômes sur 6 mois</w:t>
             </w:r>
           </w:p>
         </w:tc>
         <w:tc>
           <w:tcPr>
-            <w:tcW w:type="dxa" w:w="1000"/>
-            <w:tcBorders>
-              <w:top w:val="single" w:color="000000" w:sz="8"/>
-              <w:left w:val="single" w:color="000000" w:sz="8"/>
-              <w:bottom w:val="single" w:color="000000" w:sz="8"/>
-              <w:right w:val="single" w:color="000000" w:sz="8"/>
-            </w:tcBorders>
-            <w:tcMar>
-              <w:top w:type="dxa" w:w="80"/>
-              <w:left w:type="dxa" w:w="100"/>
-              <w:bottom w:type="dxa" w:w="80"/>
-              <w:right w:type="dxa" w:w="100"/>
-            </w:tcMar>
-            <w:vAlign w:val="top"/>
-          </w:tcPr>
-          <w:p>
-            <w:pPr>
-              <w:spacing w:after="0" w:before="0" w:line="276" w:lineRule="auto"/>
-              <w:jc w:val="left"/>
-            </w:pPr>
-            <w:r>
+            <w:tcW w:type="dxa" w:w="820"/>
+            <w:tcBorders>
+              <w:top w:val="single" w:color="000000" w:sz="8"/>
+              <w:left w:val="single" w:color="000000" w:sz="8"/>
+              <w:bottom w:val="single" w:color="000000" w:sz="8"/>
+              <w:right w:val="single" w:color="000000" w:sz="8"/>
+            </w:tcBorders>
+            <w:tcMar>
+              <w:top w:type="dxa" w:w="80"/>
+              <w:left w:type="dxa" w:w="100"/>
+              <w:bottom w:type="dxa" w:w="80"/>
+              <w:right w:type="dxa" w:w="100"/>
+            </w:tcMar>
+            <w:vAlign w:val="top"/>
+          </w:tcPr>
+          <w:p>
+            <w:pPr>
+              <w:spacing w:after="0" w:before="0" w:line="276" w:lineRule="auto"/>
+              <w:jc w:val="left"/>
+            </w:pPr>
+            <w:r>
+              <w:rPr>
+                <w:sz w:val="19"/>
+                <w:szCs w:val="19"/>
+              </w:rPr>
               <w:t xml:space="preserve">Année 1</w:t>
             </w:r>
           </w:p>
         </w:tc>
         <w:tc>
           <w:tcPr>
-            <w:tcW w:type="dxa" w:w="1176"/>
-            <w:tcBorders>
-              <w:top w:val="single" w:color="000000" w:sz="8"/>
-              <w:left w:val="single" w:color="000000" w:sz="8"/>
-              <w:bottom w:val="single" w:color="000000" w:sz="8"/>
-              <w:right w:val="single" w:color="000000" w:sz="8"/>
-            </w:tcBorders>
-            <w:tcMar>
-              <w:top w:type="dxa" w:w="80"/>
-              <w:left w:type="dxa" w:w="100"/>
-              <w:bottom w:type="dxa" w:w="80"/>
-              <w:right w:type="dxa" w:w="100"/>
-            </w:tcMar>
-            <w:vAlign w:val="top"/>
-          </w:tcPr>
-          <w:p>
-            <w:pPr>
-              <w:spacing w:after="0" w:before="0" w:line="276" w:lineRule="auto"/>
-              <w:jc w:val="left"/>
-            </w:pPr>
-            <w:r>
+            <w:tcW w:type="dxa" w:w="1136"/>
+            <w:tcBorders>
+              <w:top w:val="single" w:color="000000" w:sz="8"/>
+              <w:left w:val="single" w:color="000000" w:sz="8"/>
+              <w:bottom w:val="single" w:color="000000" w:sz="8"/>
+              <w:right w:val="single" w:color="000000" w:sz="8"/>
+            </w:tcBorders>
+            <w:tcMar>
+              <w:top w:type="dxa" w:w="80"/>
+              <w:left w:type="dxa" w:w="100"/>
+              <w:bottom w:type="dxa" w:w="80"/>
+              <w:right w:type="dxa" w:w="100"/>
+            </w:tcMar>
+            <w:vAlign w:val="top"/>
+          </w:tcPr>
+          <w:p>
+            <w:pPr>
+              <w:spacing w:after="0" w:before="0" w:line="276" w:lineRule="auto"/>
+              <w:jc w:val="left"/>
+            </w:pPr>
+            <w:r>
+              <w:rPr>
+                <w:sz w:val="19"/>
+                <w:szCs w:val="19"/>
+              </w:rPr>
               <w:t xml:space="preserve">Managers DST</w:t>
             </w:r>
           </w:p>
@@ -11472,189 +11591,217 @@
         </w:trPr>
         <w:tc>
           <w:tcPr>
-            <w:tcW w:type="dxa" w:w="1250"/>
-            <w:tcBorders>
-              <w:top w:val="single" w:color="000000" w:sz="8"/>
-              <w:left w:val="single" w:color="000000" w:sz="8"/>
-              <w:bottom w:val="single" w:color="000000" w:sz="8"/>
-              <w:right w:val="single" w:color="000000" w:sz="8"/>
-            </w:tcBorders>
-            <w:tcMar>
-              <w:top w:type="dxa" w:w="80"/>
-              <w:left w:type="dxa" w:w="100"/>
-              <w:bottom w:type="dxa" w:w="80"/>
-              <w:right w:type="dxa" w:w="100"/>
-            </w:tcMar>
-            <w:vAlign w:val="top"/>
-          </w:tcPr>
-          <w:p>
-            <w:pPr>
-              <w:spacing w:after="0" w:before="0" w:line="276" w:lineRule="auto"/>
-              <w:jc w:val="left"/>
-            </w:pPr>
-            <w:r>
+            <w:tcW w:type="dxa" w:w="1200"/>
+            <w:tcBorders>
+              <w:top w:val="single" w:color="000000" w:sz="8"/>
+              <w:left w:val="single" w:color="000000" w:sz="8"/>
+              <w:bottom w:val="single" w:color="000000" w:sz="8"/>
+              <w:right w:val="single" w:color="000000" w:sz="8"/>
+            </w:tcBorders>
+            <w:tcMar>
+              <w:top w:type="dxa" w:w="80"/>
+              <w:left w:type="dxa" w:w="100"/>
+              <w:bottom w:type="dxa" w:w="80"/>
+              <w:right w:type="dxa" w:w="100"/>
+            </w:tcMar>
+            <w:vAlign w:val="top"/>
+          </w:tcPr>
+          <w:p>
+            <w:pPr>
+              <w:spacing w:after="0" w:before="0" w:line="276" w:lineRule="auto"/>
+              <w:jc w:val="left"/>
+            </w:pPr>
+            <w:r>
+              <w:rPr>
+                <w:sz w:val="19"/>
+                <w:szCs w:val="19"/>
+              </w:rPr>
               <w:t xml:space="preserve">Sécuriser les métiers techniques</w:t>
             </w:r>
           </w:p>
         </w:tc>
         <w:tc>
           <w:tcPr>
-            <w:tcW w:type="dxa" w:w="1500"/>
-            <w:tcBorders>
-              <w:top w:val="single" w:color="000000" w:sz="8"/>
-              <w:left w:val="single" w:color="000000" w:sz="8"/>
-              <w:bottom w:val="single" w:color="000000" w:sz="8"/>
-              <w:right w:val="single" w:color="000000" w:sz="8"/>
-            </w:tcBorders>
-            <w:tcMar>
-              <w:top w:type="dxa" w:w="80"/>
-              <w:left w:type="dxa" w:w="100"/>
-              <w:bottom w:type="dxa" w:w="80"/>
-              <w:right w:type="dxa" w:w="100"/>
-            </w:tcMar>
-            <w:vAlign w:val="top"/>
-          </w:tcPr>
-          <w:p>
-            <w:pPr>
-              <w:spacing w:after="0" w:before="0" w:line="276" w:lineRule="auto"/>
-              <w:jc w:val="left"/>
-            </w:pPr>
-            <w:r>
+            <w:tcW w:type="dxa" w:w="1560"/>
+            <w:tcBorders>
+              <w:top w:val="single" w:color="000000" w:sz="8"/>
+              <w:left w:val="single" w:color="000000" w:sz="8"/>
+              <w:bottom w:val="single" w:color="000000" w:sz="8"/>
+              <w:right w:val="single" w:color="000000" w:sz="8"/>
+            </w:tcBorders>
+            <w:tcMar>
+              <w:top w:type="dxa" w:w="80"/>
+              <w:left w:type="dxa" w:w="100"/>
+              <w:bottom w:type="dxa" w:w="80"/>
+              <w:right w:type="dxa" w:w="100"/>
+            </w:tcMar>
+            <w:vAlign w:val="top"/>
+          </w:tcPr>
+          <w:p>
+            <w:pPr>
+              <w:spacing w:after="0" w:before="0" w:line="276" w:lineRule="auto"/>
+              <w:jc w:val="left"/>
+            </w:pPr>
+            <w:r>
+              <w:rPr>
+                <w:sz w:val="19"/>
+                <w:szCs w:val="19"/>
+              </w:rPr>
               <w:t xml:space="preserve">Financer le permis PL à des agents</w:t>
             </w:r>
           </w:p>
         </w:tc>
         <w:tc>
           <w:tcPr>
-            <w:tcW w:type="dxa" w:w="1500"/>
-            <w:tcBorders>
-              <w:top w:val="single" w:color="000000" w:sz="8"/>
-              <w:left w:val="single" w:color="000000" w:sz="8"/>
-              <w:bottom w:val="single" w:color="000000" w:sz="8"/>
-              <w:right w:val="single" w:color="000000" w:sz="8"/>
-            </w:tcBorders>
-            <w:tcMar>
-              <w:top w:type="dxa" w:w="80"/>
-              <w:left w:type="dxa" w:w="100"/>
-              <w:bottom w:type="dxa" w:w="80"/>
-              <w:right w:type="dxa" w:w="100"/>
-            </w:tcMar>
-            <w:vAlign w:val="top"/>
-          </w:tcPr>
-          <w:p>
-            <w:pPr>
-              <w:spacing w:after="0" w:before="0" w:line="276" w:lineRule="auto"/>
-              <w:jc w:val="left"/>
-            </w:pPr>
-            <w:r>
+            <w:tcW w:type="dxa" w:w="1690"/>
+            <w:tcBorders>
+              <w:top w:val="single" w:color="000000" w:sz="8"/>
+              <w:left w:val="single" w:color="000000" w:sz="8"/>
+              <w:bottom w:val="single" w:color="000000" w:sz="8"/>
+              <w:right w:val="single" w:color="000000" w:sz="8"/>
+            </w:tcBorders>
+            <w:tcMar>
+              <w:top w:type="dxa" w:w="80"/>
+              <w:left w:type="dxa" w:w="100"/>
+              <w:bottom w:type="dxa" w:w="80"/>
+              <w:right w:type="dxa" w:w="100"/>
+            </w:tcMar>
+            <w:vAlign w:val="top"/>
+          </w:tcPr>
+          <w:p>
+            <w:pPr>
+              <w:spacing w:after="0" w:before="0" w:line="276" w:lineRule="auto"/>
+              <w:jc w:val="left"/>
+            </w:pPr>
+            <w:r>
+              <w:rPr>
+                <w:sz w:val="19"/>
+                <w:szCs w:val="19"/>
+              </w:rPr>
               <w:t xml:space="preserve">Avoir des conducteurs en interne</w:t>
             </w:r>
           </w:p>
         </w:tc>
         <w:tc>
           <w:tcPr>
-            <w:tcW w:type="dxa" w:w="1350"/>
-            <w:tcBorders>
-              <w:top w:val="single" w:color="000000" w:sz="8"/>
-              <w:left w:val="single" w:color="000000" w:sz="8"/>
-              <w:bottom w:val="single" w:color="000000" w:sz="8"/>
-              <w:right w:val="single" w:color="000000" w:sz="8"/>
-            </w:tcBorders>
-            <w:tcMar>
-              <w:top w:type="dxa" w:w="80"/>
-              <w:left w:type="dxa" w:w="100"/>
-              <w:bottom w:type="dxa" w:w="80"/>
-              <w:right w:type="dxa" w:w="100"/>
-            </w:tcMar>
-            <w:vAlign w:val="top"/>
-          </w:tcPr>
-          <w:p>
-            <w:pPr>
-              <w:spacing w:after="0" w:before="0" w:line="276" w:lineRule="auto"/>
-              <w:jc w:val="left"/>
-            </w:pPr>
-            <w:r>
+            <w:tcW w:type="dxa" w:w="1430"/>
+            <w:tcBorders>
+              <w:top w:val="single" w:color="000000" w:sz="8"/>
+              <w:left w:val="single" w:color="000000" w:sz="8"/>
+              <w:bottom w:val="single" w:color="000000" w:sz="8"/>
+              <w:right w:val="single" w:color="000000" w:sz="8"/>
+            </w:tcBorders>
+            <w:tcMar>
+              <w:top w:type="dxa" w:w="80"/>
+              <w:left w:type="dxa" w:w="100"/>
+              <w:bottom w:type="dxa" w:w="80"/>
+              <w:right w:type="dxa" w:w="100"/>
+            </w:tcMar>
+            <w:vAlign w:val="top"/>
+          </w:tcPr>
+          <w:p>
+            <w:pPr>
+              <w:spacing w:after="0" w:before="0" w:line="276" w:lineRule="auto"/>
+              <w:jc w:val="left"/>
+            </w:pPr>
+            <w:r>
+              <w:rPr>
+                <w:sz w:val="19"/>
+                <w:szCs w:val="19"/>
+              </w:rPr>
               <w:t xml:space="preserve">Agents techniques volontaires</w:t>
             </w:r>
           </w:p>
         </w:tc>
         <w:tc>
           <w:tcPr>
-            <w:tcW w:type="dxa" w:w="1250"/>
-            <w:tcBorders>
-              <w:top w:val="single" w:color="000000" w:sz="8"/>
-              <w:left w:val="single" w:color="000000" w:sz="8"/>
-              <w:bottom w:val="single" w:color="000000" w:sz="8"/>
-              <w:right w:val="single" w:color="000000" w:sz="8"/>
-            </w:tcBorders>
-            <w:tcMar>
-              <w:top w:type="dxa" w:w="80"/>
-              <w:left w:type="dxa" w:w="100"/>
-              <w:bottom w:type="dxa" w:w="80"/>
-              <w:right w:type="dxa" w:w="100"/>
-            </w:tcMar>
-            <w:vAlign w:val="top"/>
-          </w:tcPr>
-          <w:p>
-            <w:pPr>
-              <w:spacing w:after="0" w:before="0" w:line="276" w:lineRule="auto"/>
-              <w:jc w:val="left"/>
-            </w:pPr>
-            <w:r>
+            <w:tcW w:type="dxa" w:w="1190"/>
+            <w:tcBorders>
+              <w:top w:val="single" w:color="000000" w:sz="8"/>
+              <w:left w:val="single" w:color="000000" w:sz="8"/>
+              <w:bottom w:val="single" w:color="000000" w:sz="8"/>
+              <w:right w:val="single" w:color="000000" w:sz="8"/>
+            </w:tcBorders>
+            <w:tcMar>
+              <w:top w:type="dxa" w:w="80"/>
+              <w:left w:type="dxa" w:w="100"/>
+              <w:bottom w:type="dxa" w:w="80"/>
+              <w:right w:type="dxa" w:w="100"/>
+            </w:tcMar>
+            <w:vAlign w:val="top"/>
+          </w:tcPr>
+          <w:p>
+            <w:pPr>
+              <w:spacing w:after="0" w:before="0" w:line="276" w:lineRule="auto"/>
+              <w:jc w:val="left"/>
+            </w:pPr>
+            <w:r>
+              <w:rPr>
+                <w:sz w:val="19"/>
+                <w:szCs w:val="19"/>
+              </w:rPr>
               <w:t xml:space="preserve">Formation CNFPT</w:t>
             </w:r>
           </w:p>
         </w:tc>
         <w:tc>
           <w:tcPr>
-            <w:tcW w:type="dxa" w:w="1000"/>
-            <w:tcBorders>
-              <w:top w:val="single" w:color="000000" w:sz="8"/>
-              <w:left w:val="single" w:color="000000" w:sz="8"/>
-              <w:bottom w:val="single" w:color="000000" w:sz="8"/>
-              <w:right w:val="single" w:color="000000" w:sz="8"/>
-            </w:tcBorders>
-            <w:tcMar>
-              <w:top w:type="dxa" w:w="80"/>
-              <w:left w:type="dxa" w:w="100"/>
-              <w:bottom w:type="dxa" w:w="80"/>
-              <w:right w:type="dxa" w:w="100"/>
-            </w:tcMar>
-            <w:vAlign w:val="top"/>
-          </w:tcPr>
-          <w:p>
-            <w:pPr>
-              <w:spacing w:after="0" w:before="0" w:line="276" w:lineRule="auto"/>
-              <w:jc w:val="left"/>
-            </w:pPr>
-            <w:r>
+            <w:tcW w:type="dxa" w:w="820"/>
+            <w:tcBorders>
+              <w:top w:val="single" w:color="000000" w:sz="8"/>
+              <w:left w:val="single" w:color="000000" w:sz="8"/>
+              <w:bottom w:val="single" w:color="000000" w:sz="8"/>
+              <w:right w:val="single" w:color="000000" w:sz="8"/>
+            </w:tcBorders>
+            <w:tcMar>
+              <w:top w:type="dxa" w:w="80"/>
+              <w:left w:type="dxa" w:w="100"/>
+              <w:bottom w:type="dxa" w:w="80"/>
+              <w:right w:type="dxa" w:w="100"/>
+            </w:tcMar>
+            <w:vAlign w:val="top"/>
+          </w:tcPr>
+          <w:p>
+            <w:pPr>
+              <w:spacing w:after="0" w:before="0" w:line="276" w:lineRule="auto"/>
+              <w:jc w:val="left"/>
+            </w:pPr>
+            <w:r>
+              <w:rPr>
+                <w:sz w:val="19"/>
+                <w:szCs w:val="19"/>
+              </w:rPr>
               <w:t xml:space="preserve">Année 2</w:t>
             </w:r>
           </w:p>
         </w:tc>
         <w:tc>
           <w:tcPr>
-            <w:tcW w:type="dxa" w:w="1176"/>
-            <w:tcBorders>
-              <w:top w:val="single" w:color="000000" w:sz="8"/>
-              <w:left w:val="single" w:color="000000" w:sz="8"/>
-              <w:bottom w:val="single" w:color="000000" w:sz="8"/>
-              <w:right w:val="single" w:color="000000" w:sz="8"/>
-            </w:tcBorders>
-            <w:tcMar>
-              <w:top w:type="dxa" w:w="80"/>
-              <w:left w:type="dxa" w:w="100"/>
-              <w:bottom w:type="dxa" w:w="80"/>
-              <w:right w:type="dxa" w:w="100"/>
-            </w:tcMar>
-            <w:vAlign w:val="top"/>
-          </w:tcPr>
-          <w:p>
-            <w:pPr>
-              <w:spacing w:after="0" w:before="0" w:line="276" w:lineRule="auto"/>
-              <w:jc w:val="left"/>
-            </w:pPr>
-            <w:r>
+            <w:tcW w:type="dxa" w:w="1136"/>
+            <w:tcBorders>
+              <w:top w:val="single" w:color="000000" w:sz="8"/>
+              <w:left w:val="single" w:color="000000" w:sz="8"/>
+              <w:bottom w:val="single" w:color="000000" w:sz="8"/>
+              <w:right w:val="single" w:color="000000" w:sz="8"/>
+            </w:tcBorders>
+            <w:tcMar>
+              <w:top w:type="dxa" w:w="80"/>
+              <w:left w:type="dxa" w:w="100"/>
+              <w:bottom w:type="dxa" w:w="80"/>
+              <w:right w:type="dxa" w:w="100"/>
+            </w:tcMar>
+            <w:vAlign w:val="top"/>
+          </w:tcPr>
+          <w:p>
+            <w:pPr>
+              <w:spacing w:after="0" w:before="0" w:line="276" w:lineRule="auto"/>
+              <w:jc w:val="left"/>
+            </w:pPr>
+            <w:r>
+              <w:rPr>
+                <w:sz w:val="19"/>
+                <w:szCs w:val="19"/>
+              </w:rPr>
               <w:t xml:space="preserve">DRH</w:t>
             </w:r>
           </w:p>
@@ -11667,189 +11814,217 @@
         </w:trPr>
         <w:tc>
           <w:tcPr>
-            <w:tcW w:type="dxa" w:w="1250"/>
-            <w:tcBorders>
-              <w:top w:val="single" w:color="000000" w:sz="8"/>
-              <w:left w:val="single" w:color="000000" w:sz="8"/>
-              <w:bottom w:val="single" w:color="000000" w:sz="8"/>
-              <w:right w:val="single" w:color="000000" w:sz="8"/>
-            </w:tcBorders>
-            <w:tcMar>
-              <w:top w:type="dxa" w:w="80"/>
-              <w:left w:type="dxa" w:w="100"/>
-              <w:bottom w:type="dxa" w:w="80"/>
-              <w:right w:type="dxa" w:w="100"/>
-            </w:tcMar>
-            <w:vAlign w:val="top"/>
-          </w:tcPr>
-          <w:p>
-            <w:pPr>
-              <w:spacing w:after="0" w:before="0" w:line="276" w:lineRule="auto"/>
-              <w:jc w:val="left"/>
-            </w:pPr>
-            <w:r>
+            <w:tcW w:type="dxa" w:w="1200"/>
+            <w:tcBorders>
+              <w:top w:val="single" w:color="000000" w:sz="8"/>
+              <w:left w:val="single" w:color="000000" w:sz="8"/>
+              <w:bottom w:val="single" w:color="000000" w:sz="8"/>
+              <w:right w:val="single" w:color="000000" w:sz="8"/>
+            </w:tcBorders>
+            <w:tcMar>
+              <w:top w:type="dxa" w:w="80"/>
+              <w:left w:type="dxa" w:w="100"/>
+              <w:bottom w:type="dxa" w:w="80"/>
+              <w:right w:type="dxa" w:w="100"/>
+            </w:tcMar>
+            <w:vAlign w:val="top"/>
+          </w:tcPr>
+          <w:p>
+            <w:pPr>
+              <w:spacing w:after="0" w:before="0" w:line="276" w:lineRule="auto"/>
+              <w:jc w:val="left"/>
+            </w:pPr>
+            <w:r>
+              <w:rPr>
+                <w:sz w:val="19"/>
+                <w:szCs w:val="19"/>
+              </w:rPr>
               <w:t xml:space="preserve">Numérique et usagers</w:t>
             </w:r>
           </w:p>
         </w:tc>
         <w:tc>
           <w:tcPr>
-            <w:tcW w:type="dxa" w:w="1500"/>
-            <w:tcBorders>
-              <w:top w:val="single" w:color="000000" w:sz="8"/>
-              <w:left w:val="single" w:color="000000" w:sz="8"/>
-              <w:bottom w:val="single" w:color="000000" w:sz="8"/>
-              <w:right w:val="single" w:color="000000" w:sz="8"/>
-            </w:tcBorders>
-            <w:tcMar>
-              <w:top w:type="dxa" w:w="80"/>
-              <w:left w:type="dxa" w:w="100"/>
-              <w:bottom w:type="dxa" w:w="80"/>
-              <w:right w:type="dxa" w:w="100"/>
-            </w:tcMar>
-            <w:vAlign w:val="top"/>
-          </w:tcPr>
-          <w:p>
-            <w:pPr>
-              <w:spacing w:after="0" w:before="0" w:line="276" w:lineRule="auto"/>
-              <w:jc w:val="left"/>
-            </w:pPr>
-            <w:r>
+            <w:tcW w:type="dxa" w:w="1560"/>
+            <w:tcBorders>
+              <w:top w:val="single" w:color="000000" w:sz="8"/>
+              <w:left w:val="single" w:color="000000" w:sz="8"/>
+              <w:bottom w:val="single" w:color="000000" w:sz="8"/>
+              <w:right w:val="single" w:color="000000" w:sz="8"/>
+            </w:tcBorders>
+            <w:tcMar>
+              <w:top w:type="dxa" w:w="80"/>
+              <w:left w:type="dxa" w:w="100"/>
+              <w:bottom w:type="dxa" w:w="80"/>
+              <w:right w:type="dxa" w:w="100"/>
+            </w:tcMar>
+            <w:vAlign w:val="top"/>
+          </w:tcPr>
+          <w:p>
+            <w:pPr>
+              <w:spacing w:after="0" w:before="0" w:line="276" w:lineRule="auto"/>
+              <w:jc w:val="left"/>
+            </w:pPr>
+            <w:r>
+              <w:rPr>
+                <w:sz w:val="19"/>
+                <w:szCs w:val="19"/>
+              </w:rPr>
               <w:t xml:space="preserve">Former les agents aux outils numériques</w:t>
             </w:r>
           </w:p>
         </w:tc>
         <w:tc>
           <w:tcPr>
-            <w:tcW w:type="dxa" w:w="1500"/>
-            <w:tcBorders>
-              <w:top w:val="single" w:color="000000" w:sz="8"/>
-              <w:left w:val="single" w:color="000000" w:sz="8"/>
-              <w:bottom w:val="single" w:color="000000" w:sz="8"/>
-              <w:right w:val="single" w:color="000000" w:sz="8"/>
-            </w:tcBorders>
-            <w:tcMar>
-              <w:top w:type="dxa" w:w="80"/>
-              <w:left w:type="dxa" w:w="100"/>
-              <w:bottom w:type="dxa" w:w="80"/>
-              <w:right w:type="dxa" w:w="100"/>
-            </w:tcMar>
-            <w:vAlign w:val="top"/>
-          </w:tcPr>
-          <w:p>
-            <w:pPr>
-              <w:spacing w:after="0" w:before="0" w:line="276" w:lineRule="auto"/>
-              <w:jc w:val="left"/>
-            </w:pPr>
-            <w:r>
+            <w:tcW w:type="dxa" w:w="1690"/>
+            <w:tcBorders>
+              <w:top w:val="single" w:color="000000" w:sz="8"/>
+              <w:left w:val="single" w:color="000000" w:sz="8"/>
+              <w:bottom w:val="single" w:color="000000" w:sz="8"/>
+              <w:right w:val="single" w:color="000000" w:sz="8"/>
+            </w:tcBorders>
+            <w:tcMar>
+              <w:top w:type="dxa" w:w="80"/>
+              <w:left w:type="dxa" w:w="100"/>
+              <w:bottom w:type="dxa" w:w="80"/>
+              <w:right w:type="dxa" w:w="100"/>
+            </w:tcMar>
+            <w:vAlign w:val="top"/>
+          </w:tcPr>
+          <w:p>
+            <w:pPr>
+              <w:spacing w:after="0" w:before="0" w:line="276" w:lineRule="auto"/>
+              <w:jc w:val="left"/>
+            </w:pPr>
+            <w:r>
+              <w:rPr>
+                <w:sz w:val="19"/>
+                <w:szCs w:val="19"/>
+              </w:rPr>
               <w:t xml:space="preserve">Suivre la dématérialisation</w:t>
             </w:r>
           </w:p>
         </w:tc>
         <w:tc>
           <w:tcPr>
-            <w:tcW w:type="dxa" w:w="1350"/>
-            <w:tcBorders>
-              <w:top w:val="single" w:color="000000" w:sz="8"/>
-              <w:left w:val="single" w:color="000000" w:sz="8"/>
-              <w:bottom w:val="single" w:color="000000" w:sz="8"/>
-              <w:right w:val="single" w:color="000000" w:sz="8"/>
-            </w:tcBorders>
-            <w:tcMar>
-              <w:top w:type="dxa" w:w="80"/>
-              <w:left w:type="dxa" w:w="100"/>
-              <w:bottom w:type="dxa" w:w="80"/>
-              <w:right w:type="dxa" w:w="100"/>
-            </w:tcMar>
-            <w:vAlign w:val="top"/>
-          </w:tcPr>
-          <w:p>
-            <w:pPr>
-              <w:spacing w:after="0" w:before="0" w:line="276" w:lineRule="auto"/>
-              <w:jc w:val="left"/>
-            </w:pPr>
-            <w:r>
+            <w:tcW w:type="dxa" w:w="1430"/>
+            <w:tcBorders>
+              <w:top w:val="single" w:color="000000" w:sz="8"/>
+              <w:left w:val="single" w:color="000000" w:sz="8"/>
+              <w:bottom w:val="single" w:color="000000" w:sz="8"/>
+              <w:right w:val="single" w:color="000000" w:sz="8"/>
+            </w:tcBorders>
+            <w:tcMar>
+              <w:top w:type="dxa" w:w="80"/>
+              <w:left w:type="dxa" w:w="100"/>
+              <w:bottom w:type="dxa" w:w="80"/>
+              <w:right w:type="dxa" w:w="100"/>
+            </w:tcMar>
+            <w:vAlign w:val="top"/>
+          </w:tcPr>
+          <w:p>
+            <w:pPr>
+              <w:spacing w:after="0" w:before="0" w:line="276" w:lineRule="auto"/>
+              <w:jc w:val="left"/>
+            </w:pPr>
+            <w:r>
+              <w:rPr>
+                <w:sz w:val="19"/>
+                <w:szCs w:val="19"/>
+              </w:rPr>
               <w:t xml:space="preserve">Agents administratifs</w:t>
             </w:r>
           </w:p>
         </w:tc>
         <w:tc>
           <w:tcPr>
-            <w:tcW w:type="dxa" w:w="1250"/>
-            <w:tcBorders>
-              <w:top w:val="single" w:color="000000" w:sz="8"/>
-              <w:left w:val="single" w:color="000000" w:sz="8"/>
-              <w:bottom w:val="single" w:color="000000" w:sz="8"/>
-              <w:right w:val="single" w:color="000000" w:sz="8"/>
-            </w:tcBorders>
-            <w:tcMar>
-              <w:top w:type="dxa" w:w="80"/>
-              <w:left w:type="dxa" w:w="100"/>
-              <w:bottom w:type="dxa" w:w="80"/>
-              <w:right w:type="dxa" w:w="100"/>
-            </w:tcMar>
-            <w:vAlign w:val="top"/>
-          </w:tcPr>
-          <w:p>
-            <w:pPr>
-              <w:spacing w:after="0" w:before="0" w:line="276" w:lineRule="auto"/>
-              <w:jc w:val="left"/>
-            </w:pPr>
-            <w:r>
+            <w:tcW w:type="dxa" w:w="1190"/>
+            <w:tcBorders>
+              <w:top w:val="single" w:color="000000" w:sz="8"/>
+              <w:left w:val="single" w:color="000000" w:sz="8"/>
+              <w:bottom w:val="single" w:color="000000" w:sz="8"/>
+              <w:right w:val="single" w:color="000000" w:sz="8"/>
+            </w:tcBorders>
+            <w:tcMar>
+              <w:top w:type="dxa" w:w="80"/>
+              <w:left w:type="dxa" w:w="100"/>
+              <w:bottom w:type="dxa" w:w="80"/>
+              <w:right w:type="dxa" w:w="100"/>
+            </w:tcMar>
+            <w:vAlign w:val="top"/>
+          </w:tcPr>
+          <w:p>
+            <w:pPr>
+              <w:spacing w:after="0" w:before="0" w:line="276" w:lineRule="auto"/>
+              <w:jc w:val="left"/>
+            </w:pPr>
+            <w:r>
+              <w:rPr>
+                <w:sz w:val="19"/>
+                <w:szCs w:val="19"/>
+              </w:rPr>
               <w:t xml:space="preserve">Formations courtes</w:t>
             </w:r>
           </w:p>
         </w:tc>
         <w:tc>
           <w:tcPr>
-            <w:tcW w:type="dxa" w:w="1000"/>
-            <w:tcBorders>
-              <w:top w:val="single" w:color="000000" w:sz="8"/>
-              <w:left w:val="single" w:color="000000" w:sz="8"/>
-              <w:bottom w:val="single" w:color="000000" w:sz="8"/>
-              <w:right w:val="single" w:color="000000" w:sz="8"/>
-            </w:tcBorders>
-            <w:tcMar>
-              <w:top w:type="dxa" w:w="80"/>
-              <w:left w:type="dxa" w:w="100"/>
-              <w:bottom w:type="dxa" w:w="80"/>
-              <w:right w:type="dxa" w:w="100"/>
-            </w:tcMar>
-            <w:vAlign w:val="top"/>
-          </w:tcPr>
-          <w:p>
-            <w:pPr>
-              <w:spacing w:after="0" w:before="0" w:line="276" w:lineRule="auto"/>
-              <w:jc w:val="left"/>
-            </w:pPr>
-            <w:r>
+            <w:tcW w:type="dxa" w:w="820"/>
+            <w:tcBorders>
+              <w:top w:val="single" w:color="000000" w:sz="8"/>
+              <w:left w:val="single" w:color="000000" w:sz="8"/>
+              <w:bottom w:val="single" w:color="000000" w:sz="8"/>
+              <w:right w:val="single" w:color="000000" w:sz="8"/>
+            </w:tcBorders>
+            <w:tcMar>
+              <w:top w:type="dxa" w:w="80"/>
+              <w:left w:type="dxa" w:w="100"/>
+              <w:bottom w:type="dxa" w:w="80"/>
+              <w:right w:type="dxa" w:w="100"/>
+            </w:tcMar>
+            <w:vAlign w:val="top"/>
+          </w:tcPr>
+          <w:p>
+            <w:pPr>
+              <w:spacing w:after="0" w:before="0" w:line="276" w:lineRule="auto"/>
+              <w:jc w:val="left"/>
+            </w:pPr>
+            <w:r>
+              <w:rPr>
+                <w:sz w:val="19"/>
+                <w:szCs w:val="19"/>
+              </w:rPr>
               <w:t xml:space="preserve">Année 1</w:t>
             </w:r>
           </w:p>
         </w:tc>
         <w:tc>
           <w:tcPr>
-            <w:tcW w:type="dxa" w:w="1176"/>
-            <w:tcBorders>
-              <w:top w:val="single" w:color="000000" w:sz="8"/>
-              <w:left w:val="single" w:color="000000" w:sz="8"/>
-              <w:bottom w:val="single" w:color="000000" w:sz="8"/>
-              <w:right w:val="single" w:color="000000" w:sz="8"/>
-            </w:tcBorders>
-            <w:tcMar>
-              <w:top w:type="dxa" w:w="80"/>
-              <w:left w:type="dxa" w:w="100"/>
-              <w:bottom w:type="dxa" w:w="80"/>
-              <w:right w:type="dxa" w:w="100"/>
-            </w:tcMar>
-            <w:vAlign w:val="top"/>
-          </w:tcPr>
-          <w:p>
-            <w:pPr>
-              <w:spacing w:after="0" w:before="0" w:line="276" w:lineRule="auto"/>
-              <w:jc w:val="left"/>
-            </w:pPr>
-            <w:r>
+            <w:tcW w:type="dxa" w:w="1136"/>
+            <w:tcBorders>
+              <w:top w:val="single" w:color="000000" w:sz="8"/>
+              <w:left w:val="single" w:color="000000" w:sz="8"/>
+              <w:bottom w:val="single" w:color="000000" w:sz="8"/>
+              <w:right w:val="single" w:color="000000" w:sz="8"/>
+            </w:tcBorders>
+            <w:tcMar>
+              <w:top w:type="dxa" w:w="80"/>
+              <w:left w:type="dxa" w:w="100"/>
+              <w:bottom w:type="dxa" w:w="80"/>
+              <w:right w:type="dxa" w:w="100"/>
+            </w:tcMar>
+            <w:vAlign w:val="top"/>
+          </w:tcPr>
+          <w:p>
+            <w:pPr>
+              <w:spacing w:after="0" w:before="0" w:line="276" w:lineRule="auto"/>
+              <w:jc w:val="left"/>
+            </w:pPr>
+            <w:r>
+              <w:rPr>
+                <w:sz w:val="19"/>
+                <w:szCs w:val="19"/>
+              </w:rPr>
               <w:t xml:space="preserve">DRH</w:t>
             </w:r>
           </w:p>
@@ -11862,189 +12037,217 @@
         </w:trPr>
         <w:tc>
           <w:tcPr>
-            <w:tcW w:type="dxa" w:w="1250"/>
-            <w:tcBorders>
-              <w:top w:val="single" w:color="000000" w:sz="8"/>
-              <w:left w:val="single" w:color="000000" w:sz="8"/>
-              <w:bottom w:val="single" w:color="000000" w:sz="8"/>
-              <w:right w:val="single" w:color="000000" w:sz="8"/>
-            </w:tcBorders>
-            <w:tcMar>
-              <w:top w:type="dxa" w:w="80"/>
-              <w:left w:type="dxa" w:w="100"/>
-              <w:bottom w:type="dxa" w:w="80"/>
-              <w:right w:type="dxa" w:w="100"/>
-            </w:tcMar>
-            <w:vAlign w:val="top"/>
-          </w:tcPr>
-          <w:p>
-            <w:pPr>
-              <w:spacing w:after="0" w:before="0" w:line="276" w:lineRule="auto"/>
-              <w:jc w:val="left"/>
-            </w:pPr>
-            <w:r>
+            <w:tcW w:type="dxa" w:w="1200"/>
+            <w:tcBorders>
+              <w:top w:val="single" w:color="000000" w:sz="8"/>
+              <w:left w:val="single" w:color="000000" w:sz="8"/>
+              <w:bottom w:val="single" w:color="000000" w:sz="8"/>
+              <w:right w:val="single" w:color="000000" w:sz="8"/>
+            </w:tcBorders>
+            <w:tcMar>
+              <w:top w:type="dxa" w:w="80"/>
+              <w:left w:type="dxa" w:w="100"/>
+              <w:bottom w:type="dxa" w:w="80"/>
+              <w:right w:type="dxa" w:w="100"/>
+            </w:tcMar>
+            <w:vAlign w:val="top"/>
+          </w:tcPr>
+          <w:p>
+            <w:pPr>
+              <w:spacing w:after="0" w:before="0" w:line="276" w:lineRule="auto"/>
+              <w:jc w:val="left"/>
+            </w:pPr>
+            <w:r>
+              <w:rPr>
+                <w:sz w:val="19"/>
+                <w:szCs w:val="19"/>
+              </w:rPr>
               <w:t xml:space="preserve">Numérique et usagers</w:t>
             </w:r>
           </w:p>
         </w:tc>
         <w:tc>
           <w:tcPr>
-            <w:tcW w:type="dxa" w:w="1500"/>
-            <w:tcBorders>
-              <w:top w:val="single" w:color="000000" w:sz="8"/>
-              <w:left w:val="single" w:color="000000" w:sz="8"/>
-              <w:bottom w:val="single" w:color="000000" w:sz="8"/>
-              <w:right w:val="single" w:color="000000" w:sz="8"/>
-            </w:tcBorders>
-            <w:tcMar>
-              <w:top w:type="dxa" w:w="80"/>
-              <w:left w:type="dxa" w:w="100"/>
-              <w:bottom w:type="dxa" w:w="80"/>
-              <w:right w:type="dxa" w:w="100"/>
-            </w:tcMar>
-            <w:vAlign w:val="top"/>
-          </w:tcPr>
-          <w:p>
-            <w:pPr>
-              <w:spacing w:after="0" w:before="0" w:line="276" w:lineRule="auto"/>
-              <w:jc w:val="left"/>
-            </w:pPr>
-            <w:r>
-              <w:t xml:space="preserve">Rendre les postes d'informaticiens plus attractifs</w:t>
-            </w:r>
-          </w:p>
-        </w:tc>
-        <w:tc>
-          <w:tcPr>
-            <w:tcW w:type="dxa" w:w="1500"/>
-            <w:tcBorders>
-              <w:top w:val="single" w:color="000000" w:sz="8"/>
-              <w:left w:val="single" w:color="000000" w:sz="8"/>
-              <w:bottom w:val="single" w:color="000000" w:sz="8"/>
-              <w:right w:val="single" w:color="000000" w:sz="8"/>
-            </w:tcBorders>
-            <w:tcMar>
-              <w:top w:type="dxa" w:w="80"/>
-              <w:left w:type="dxa" w:w="100"/>
-              <w:bottom w:type="dxa" w:w="80"/>
-              <w:right w:type="dxa" w:w="100"/>
-            </w:tcMar>
-            <w:vAlign w:val="top"/>
-          </w:tcPr>
-          <w:p>
-            <w:pPr>
-              <w:spacing w:after="0" w:before="0" w:line="276" w:lineRule="auto"/>
-              <w:jc w:val="left"/>
-            </w:pPr>
-            <w:r>
+            <w:tcW w:type="dxa" w:w="1560"/>
+            <w:tcBorders>
+              <w:top w:val="single" w:color="000000" w:sz="8"/>
+              <w:left w:val="single" w:color="000000" w:sz="8"/>
+              <w:bottom w:val="single" w:color="000000" w:sz="8"/>
+              <w:right w:val="single" w:color="000000" w:sz="8"/>
+            </w:tcBorders>
+            <w:tcMar>
+              <w:top w:type="dxa" w:w="80"/>
+              <w:left w:type="dxa" w:w="100"/>
+              <w:bottom w:type="dxa" w:w="80"/>
+              <w:right w:type="dxa" w:w="100"/>
+            </w:tcMar>
+            <w:vAlign w:val="top"/>
+          </w:tcPr>
+          <w:p>
+            <w:pPr>
+              <w:spacing w:after="0" w:before="0" w:line="276" w:lineRule="auto"/>
+              <w:jc w:val="left"/>
+            </w:pPr>
+            <w:r>
+              <w:rPr>
+                <w:sz w:val="19"/>
+                <w:szCs w:val="19"/>
+              </w:rPr>
+              <w:t xml:space="preserve">Rendre les postes d’informaticiens plus attractifs</w:t>
+            </w:r>
+          </w:p>
+        </w:tc>
+        <w:tc>
+          <w:tcPr>
+            <w:tcW w:type="dxa" w:w="1690"/>
+            <w:tcBorders>
+              <w:top w:val="single" w:color="000000" w:sz="8"/>
+              <w:left w:val="single" w:color="000000" w:sz="8"/>
+              <w:bottom w:val="single" w:color="000000" w:sz="8"/>
+              <w:right w:val="single" w:color="000000" w:sz="8"/>
+            </w:tcBorders>
+            <w:tcMar>
+              <w:top w:type="dxa" w:w="80"/>
+              <w:left w:type="dxa" w:w="100"/>
+              <w:bottom w:type="dxa" w:w="80"/>
+              <w:right w:type="dxa" w:w="100"/>
+            </w:tcMar>
+            <w:vAlign w:val="top"/>
+          </w:tcPr>
+          <w:p>
+            <w:pPr>
+              <w:spacing w:after="0" w:before="0" w:line="276" w:lineRule="auto"/>
+              <w:jc w:val="left"/>
+            </w:pPr>
+            <w:r>
+              <w:rPr>
+                <w:sz w:val="19"/>
+                <w:szCs w:val="19"/>
+              </w:rPr>
               <w:t xml:space="preserve">Moins de postes vacants</w:t>
             </w:r>
           </w:p>
         </w:tc>
         <w:tc>
           <w:tcPr>
-            <w:tcW w:type="dxa" w:w="1350"/>
-            <w:tcBorders>
-              <w:top w:val="single" w:color="000000" w:sz="8"/>
-              <w:left w:val="single" w:color="000000" w:sz="8"/>
-              <w:bottom w:val="single" w:color="000000" w:sz="8"/>
-              <w:right w:val="single" w:color="000000" w:sz="8"/>
-            </w:tcBorders>
-            <w:tcMar>
-              <w:top w:type="dxa" w:w="80"/>
-              <w:left w:type="dxa" w:w="100"/>
-              <w:bottom w:type="dxa" w:w="80"/>
-              <w:right w:type="dxa" w:w="100"/>
-            </w:tcMar>
-            <w:vAlign w:val="top"/>
-          </w:tcPr>
-          <w:p>
-            <w:pPr>
-              <w:spacing w:after="0" w:before="0" w:line="276" w:lineRule="auto"/>
-              <w:jc w:val="left"/>
-            </w:pPr>
-            <w:r>
+            <w:tcW w:type="dxa" w:w="1430"/>
+            <w:tcBorders>
+              <w:top w:val="single" w:color="000000" w:sz="8"/>
+              <w:left w:val="single" w:color="000000" w:sz="8"/>
+              <w:bottom w:val="single" w:color="000000" w:sz="8"/>
+              <w:right w:val="single" w:color="000000" w:sz="8"/>
+            </w:tcBorders>
+            <w:tcMar>
+              <w:top w:type="dxa" w:w="80"/>
+              <w:left w:type="dxa" w:w="100"/>
+              <w:bottom w:type="dxa" w:w="80"/>
+              <w:right w:type="dxa" w:w="100"/>
+            </w:tcMar>
+            <w:vAlign w:val="top"/>
+          </w:tcPr>
+          <w:p>
+            <w:pPr>
+              <w:spacing w:after="0" w:before="0" w:line="276" w:lineRule="auto"/>
+              <w:jc w:val="left"/>
+            </w:pPr>
+            <w:r>
+              <w:rPr>
+                <w:sz w:val="19"/>
+                <w:szCs w:val="19"/>
+              </w:rPr>
               <w:t xml:space="preserve">Informaticiens</w:t>
             </w:r>
           </w:p>
         </w:tc>
         <w:tc>
           <w:tcPr>
-            <w:tcW w:type="dxa" w:w="1250"/>
-            <w:tcBorders>
-              <w:top w:val="single" w:color="000000" w:sz="8"/>
-              <w:left w:val="single" w:color="000000" w:sz="8"/>
-              <w:bottom w:val="single" w:color="000000" w:sz="8"/>
-              <w:right w:val="single" w:color="000000" w:sz="8"/>
-            </w:tcBorders>
-            <w:tcMar>
-              <w:top w:type="dxa" w:w="80"/>
-              <w:left w:type="dxa" w:w="100"/>
-              <w:bottom w:type="dxa" w:w="80"/>
-              <w:right w:type="dxa" w:w="100"/>
-            </w:tcMar>
-            <w:vAlign w:val="top"/>
-          </w:tcPr>
-          <w:p>
-            <w:pPr>
-              <w:spacing w:after="0" w:before="0" w:line="276" w:lineRule="auto"/>
-              <w:jc w:val="left"/>
-            </w:pPr>
-            <w:r>
+            <w:tcW w:type="dxa" w:w="1190"/>
+            <w:tcBorders>
+              <w:top w:val="single" w:color="000000" w:sz="8"/>
+              <w:left w:val="single" w:color="000000" w:sz="8"/>
+              <w:bottom w:val="single" w:color="000000" w:sz="8"/>
+              <w:right w:val="single" w:color="000000" w:sz="8"/>
+            </w:tcBorders>
+            <w:tcMar>
+              <w:top w:type="dxa" w:w="80"/>
+              <w:left w:type="dxa" w:w="100"/>
+              <w:bottom w:type="dxa" w:w="80"/>
+              <w:right w:type="dxa" w:w="100"/>
+            </w:tcMar>
+            <w:vAlign w:val="top"/>
+          </w:tcPr>
+          <w:p>
+            <w:pPr>
+              <w:spacing w:after="0" w:before="0" w:line="276" w:lineRule="auto"/>
+              <w:jc w:val="left"/>
+            </w:pPr>
+            <w:r>
+              <w:rPr>
+                <w:sz w:val="19"/>
+                <w:szCs w:val="19"/>
+              </w:rPr>
               <w:t xml:space="preserve">Télétravail, primes</w:t>
             </w:r>
           </w:p>
         </w:tc>
         <w:tc>
           <w:tcPr>
-            <w:tcW w:type="dxa" w:w="1000"/>
-            <w:tcBorders>
-              <w:top w:val="single" w:color="000000" w:sz="8"/>
-              <w:left w:val="single" w:color="000000" w:sz="8"/>
-              <w:bottom w:val="single" w:color="000000" w:sz="8"/>
-              <w:right w:val="single" w:color="000000" w:sz="8"/>
-            </w:tcBorders>
-            <w:tcMar>
-              <w:top w:type="dxa" w:w="80"/>
-              <w:left w:type="dxa" w:w="100"/>
-              <w:bottom w:type="dxa" w:w="80"/>
-              <w:right w:type="dxa" w:w="100"/>
-            </w:tcMar>
-            <w:vAlign w:val="top"/>
-          </w:tcPr>
-          <w:p>
-            <w:pPr>
-              <w:spacing w:after="0" w:before="0" w:line="276" w:lineRule="auto"/>
-              <w:jc w:val="left"/>
-            </w:pPr>
-            <w:r>
+            <w:tcW w:type="dxa" w:w="820"/>
+            <w:tcBorders>
+              <w:top w:val="single" w:color="000000" w:sz="8"/>
+              <w:left w:val="single" w:color="000000" w:sz="8"/>
+              <w:bottom w:val="single" w:color="000000" w:sz="8"/>
+              <w:right w:val="single" w:color="000000" w:sz="8"/>
+            </w:tcBorders>
+            <w:tcMar>
+              <w:top w:type="dxa" w:w="80"/>
+              <w:left w:type="dxa" w:w="100"/>
+              <w:bottom w:type="dxa" w:w="80"/>
+              <w:right w:type="dxa" w:w="100"/>
+            </w:tcMar>
+            <w:vAlign w:val="top"/>
+          </w:tcPr>
+          <w:p>
+            <w:pPr>
+              <w:spacing w:after="0" w:before="0" w:line="276" w:lineRule="auto"/>
+              <w:jc w:val="left"/>
+            </w:pPr>
+            <w:r>
+              <w:rPr>
+                <w:sz w:val="19"/>
+                <w:szCs w:val="19"/>
+              </w:rPr>
               <w:t xml:space="preserve">Année 2</w:t>
             </w:r>
           </w:p>
         </w:tc>
         <w:tc>
           <w:tcPr>
-            <w:tcW w:type="dxa" w:w="1176"/>
-            <w:tcBorders>
-              <w:top w:val="single" w:color="000000" w:sz="8"/>
-              <w:left w:val="single" w:color="000000" w:sz="8"/>
-              <w:bottom w:val="single" w:color="000000" w:sz="8"/>
-              <w:right w:val="single" w:color="000000" w:sz="8"/>
-            </w:tcBorders>
-            <w:tcMar>
-              <w:top w:type="dxa" w:w="80"/>
-              <w:left w:type="dxa" w:w="100"/>
-              <w:bottom w:type="dxa" w:w="80"/>
-              <w:right w:type="dxa" w:w="100"/>
-            </w:tcMar>
-            <w:vAlign w:val="top"/>
-          </w:tcPr>
-          <w:p>
-            <w:pPr>
-              <w:spacing w:after="0" w:before="0" w:line="276" w:lineRule="auto"/>
-              <w:jc w:val="left"/>
-            </w:pPr>
-            <w:r>
+            <w:tcW w:type="dxa" w:w="1136"/>
+            <w:tcBorders>
+              <w:top w:val="single" w:color="000000" w:sz="8"/>
+              <w:left w:val="single" w:color="000000" w:sz="8"/>
+              <w:bottom w:val="single" w:color="000000" w:sz="8"/>
+              <w:right w:val="single" w:color="000000" w:sz="8"/>
+            </w:tcBorders>
+            <w:tcMar>
+              <w:top w:type="dxa" w:w="80"/>
+              <w:left w:type="dxa" w:w="100"/>
+              <w:bottom w:type="dxa" w:w="80"/>
+              <w:right w:type="dxa" w:w="100"/>
+            </w:tcMar>
+            <w:vAlign w:val="top"/>
+          </w:tcPr>
+          <w:p>
+            <w:pPr>
+              <w:spacing w:after="0" w:before="0" w:line="276" w:lineRule="auto"/>
+              <w:jc w:val="left"/>
+            </w:pPr>
+            <w:r>
+              <w:rPr>
+                <w:sz w:val="19"/>
+                <w:szCs w:val="19"/>
+              </w:rPr>
               <w:t xml:space="preserve">DRH</w:t>
             </w:r>
           </w:p>
@@ -12057,189 +12260,217 @@
         </w:trPr>
         <w:tc>
           <w:tcPr>
-            <w:tcW w:type="dxa" w:w="1250"/>
-            <w:tcBorders>
-              <w:top w:val="single" w:color="000000" w:sz="8"/>
-              <w:left w:val="single" w:color="000000" w:sz="8"/>
-              <w:bottom w:val="single" w:color="000000" w:sz="8"/>
-              <w:right w:val="single" w:color="000000" w:sz="8"/>
-            </w:tcBorders>
-            <w:tcMar>
-              <w:top w:type="dxa" w:w="80"/>
-              <w:left w:type="dxa" w:w="100"/>
-              <w:bottom w:type="dxa" w:w="80"/>
-              <w:right w:type="dxa" w:w="100"/>
-            </w:tcMar>
-            <w:vAlign w:val="top"/>
-          </w:tcPr>
-          <w:p>
-            <w:pPr>
-              <w:spacing w:after="0" w:before="0" w:line="276" w:lineRule="auto"/>
-              <w:jc w:val="left"/>
-            </w:pPr>
-            <w:r>
+            <w:tcW w:type="dxa" w:w="1200"/>
+            <w:tcBorders>
+              <w:top w:val="single" w:color="000000" w:sz="8"/>
+              <w:left w:val="single" w:color="000000" w:sz="8"/>
+              <w:bottom w:val="single" w:color="000000" w:sz="8"/>
+              <w:right w:val="single" w:color="000000" w:sz="8"/>
+            </w:tcBorders>
+            <w:tcMar>
+              <w:top w:type="dxa" w:w="80"/>
+              <w:left w:type="dxa" w:w="100"/>
+              <w:bottom w:type="dxa" w:w="80"/>
+              <w:right w:type="dxa" w:w="100"/>
+            </w:tcMar>
+            <w:vAlign w:val="top"/>
+          </w:tcPr>
+          <w:p>
+            <w:pPr>
+              <w:spacing w:after="0" w:before="0" w:line="276" w:lineRule="auto"/>
+              <w:jc w:val="left"/>
+            </w:pPr>
+            <w:r>
+              <w:rPr>
+                <w:sz w:val="19"/>
+                <w:szCs w:val="19"/>
+              </w:rPr>
               <w:t xml:space="preserve">Mobilité interne</w:t>
             </w:r>
           </w:p>
         </w:tc>
         <w:tc>
           <w:tcPr>
-            <w:tcW w:type="dxa" w:w="1500"/>
-            <w:tcBorders>
-              <w:top w:val="single" w:color="000000" w:sz="8"/>
-              <w:left w:val="single" w:color="000000" w:sz="8"/>
-              <w:bottom w:val="single" w:color="000000" w:sz="8"/>
-              <w:right w:val="single" w:color="000000" w:sz="8"/>
-            </w:tcBorders>
-            <w:tcMar>
-              <w:top w:type="dxa" w:w="80"/>
-              <w:left w:type="dxa" w:w="100"/>
-              <w:bottom w:type="dxa" w:w="80"/>
-              <w:right w:type="dxa" w:w="100"/>
-            </w:tcMar>
-            <w:vAlign w:val="top"/>
-          </w:tcPr>
-          <w:p>
-            <w:pPr>
-              <w:spacing w:after="0" w:before="0" w:line="276" w:lineRule="auto"/>
-              <w:jc w:val="left"/>
-            </w:pPr>
-            <w:r>
-              <w:t xml:space="preserve">Publier les offres en interne d'abord</w:t>
-            </w:r>
-          </w:p>
-        </w:tc>
-        <w:tc>
-          <w:tcPr>
-            <w:tcW w:type="dxa" w:w="1500"/>
-            <w:tcBorders>
-              <w:top w:val="single" w:color="000000" w:sz="8"/>
-              <w:left w:val="single" w:color="000000" w:sz="8"/>
-              <w:bottom w:val="single" w:color="000000" w:sz="8"/>
-              <w:right w:val="single" w:color="000000" w:sz="8"/>
-            </w:tcBorders>
-            <w:tcMar>
-              <w:top w:type="dxa" w:w="80"/>
-              <w:left w:type="dxa" w:w="100"/>
-              <w:bottom w:type="dxa" w:w="80"/>
-              <w:right w:type="dxa" w:w="100"/>
-            </w:tcMar>
-            <w:vAlign w:val="top"/>
-          </w:tcPr>
-          <w:p>
-            <w:pPr>
-              <w:spacing w:after="0" w:before="0" w:line="276" w:lineRule="auto"/>
-              <w:jc w:val="left"/>
-            </w:pPr>
-            <w:r>
-              <w:t xml:space="preserve">Plus de mobilité (7 % aujourd'hui)</w:t>
-            </w:r>
-          </w:p>
-        </w:tc>
-        <w:tc>
-          <w:tcPr>
-            <w:tcW w:type="dxa" w:w="1350"/>
-            <w:tcBorders>
-              <w:top w:val="single" w:color="000000" w:sz="8"/>
-              <w:left w:val="single" w:color="000000" w:sz="8"/>
-              <w:bottom w:val="single" w:color="000000" w:sz="8"/>
-              <w:right w:val="single" w:color="000000" w:sz="8"/>
-            </w:tcBorders>
-            <w:tcMar>
-              <w:top w:type="dxa" w:w="80"/>
-              <w:left w:type="dxa" w:w="100"/>
-              <w:bottom w:type="dxa" w:w="80"/>
-              <w:right w:type="dxa" w:w="100"/>
-            </w:tcMar>
-            <w:vAlign w:val="top"/>
-          </w:tcPr>
-          <w:p>
-            <w:pPr>
-              <w:spacing w:after="0" w:before="0" w:line="276" w:lineRule="auto"/>
-              <w:jc w:val="left"/>
-            </w:pPr>
-            <w:r>
+            <w:tcW w:type="dxa" w:w="1560"/>
+            <w:tcBorders>
+              <w:top w:val="single" w:color="000000" w:sz="8"/>
+              <w:left w:val="single" w:color="000000" w:sz="8"/>
+              <w:bottom w:val="single" w:color="000000" w:sz="8"/>
+              <w:right w:val="single" w:color="000000" w:sz="8"/>
+            </w:tcBorders>
+            <w:tcMar>
+              <w:top w:type="dxa" w:w="80"/>
+              <w:left w:type="dxa" w:w="100"/>
+              <w:bottom w:type="dxa" w:w="80"/>
+              <w:right w:type="dxa" w:w="100"/>
+            </w:tcMar>
+            <w:vAlign w:val="top"/>
+          </w:tcPr>
+          <w:p>
+            <w:pPr>
+              <w:spacing w:after="0" w:before="0" w:line="276" w:lineRule="auto"/>
+              <w:jc w:val="left"/>
+            </w:pPr>
+            <w:r>
+              <w:rPr>
+                <w:sz w:val="19"/>
+                <w:szCs w:val="19"/>
+              </w:rPr>
+              <w:t xml:space="preserve">Publier les offres en interne d’abord</w:t>
+            </w:r>
+          </w:p>
+        </w:tc>
+        <w:tc>
+          <w:tcPr>
+            <w:tcW w:type="dxa" w:w="1690"/>
+            <w:tcBorders>
+              <w:top w:val="single" w:color="000000" w:sz="8"/>
+              <w:left w:val="single" w:color="000000" w:sz="8"/>
+              <w:bottom w:val="single" w:color="000000" w:sz="8"/>
+              <w:right w:val="single" w:color="000000" w:sz="8"/>
+            </w:tcBorders>
+            <w:tcMar>
+              <w:top w:type="dxa" w:w="80"/>
+              <w:left w:type="dxa" w:w="100"/>
+              <w:bottom w:type="dxa" w:w="80"/>
+              <w:right w:type="dxa" w:w="100"/>
+            </w:tcMar>
+            <w:vAlign w:val="top"/>
+          </w:tcPr>
+          <w:p>
+            <w:pPr>
+              <w:spacing w:after="0" w:before="0" w:line="276" w:lineRule="auto"/>
+              <w:jc w:val="left"/>
+            </w:pPr>
+            <w:r>
+              <w:rPr>
+                <w:sz w:val="19"/>
+                <w:szCs w:val="19"/>
+              </w:rPr>
+              <w:t xml:space="preserve">Plus de mobilité (7 % aujourd’hui)</w:t>
+            </w:r>
+          </w:p>
+        </w:tc>
+        <w:tc>
+          <w:tcPr>
+            <w:tcW w:type="dxa" w:w="1430"/>
+            <w:tcBorders>
+              <w:top w:val="single" w:color="000000" w:sz="8"/>
+              <w:left w:val="single" w:color="000000" w:sz="8"/>
+              <w:bottom w:val="single" w:color="000000" w:sz="8"/>
+              <w:right w:val="single" w:color="000000" w:sz="8"/>
+            </w:tcBorders>
+            <w:tcMar>
+              <w:top w:type="dxa" w:w="80"/>
+              <w:left w:type="dxa" w:w="100"/>
+              <w:bottom w:type="dxa" w:w="80"/>
+              <w:right w:type="dxa" w:w="100"/>
+            </w:tcMar>
+            <w:vAlign w:val="top"/>
+          </w:tcPr>
+          <w:p>
+            <w:pPr>
+              <w:spacing w:after="0" w:before="0" w:line="276" w:lineRule="auto"/>
+              <w:jc w:val="left"/>
+            </w:pPr>
+            <w:r>
+              <w:rPr>
+                <w:sz w:val="19"/>
+                <w:szCs w:val="19"/>
+              </w:rPr>
               <w:t xml:space="preserve">Tous les agents</w:t>
             </w:r>
           </w:p>
         </w:tc>
         <w:tc>
           <w:tcPr>
-            <w:tcW w:type="dxa" w:w="1250"/>
-            <w:tcBorders>
-              <w:top w:val="single" w:color="000000" w:sz="8"/>
-              <w:left w:val="single" w:color="000000" w:sz="8"/>
-              <w:bottom w:val="single" w:color="000000" w:sz="8"/>
-              <w:right w:val="single" w:color="000000" w:sz="8"/>
-            </w:tcBorders>
-            <w:tcMar>
-              <w:top w:type="dxa" w:w="80"/>
-              <w:left w:type="dxa" w:w="100"/>
-              <w:bottom w:type="dxa" w:w="80"/>
-              <w:right w:type="dxa" w:w="100"/>
-            </w:tcMar>
-            <w:vAlign w:val="top"/>
-          </w:tcPr>
-          <w:p>
-            <w:pPr>
-              <w:spacing w:after="0" w:before="0" w:line="276" w:lineRule="auto"/>
-              <w:jc w:val="left"/>
-            </w:pPr>
-            <w:r>
+            <w:tcW w:type="dxa" w:w="1190"/>
+            <w:tcBorders>
+              <w:top w:val="single" w:color="000000" w:sz="8"/>
+              <w:left w:val="single" w:color="000000" w:sz="8"/>
+              <w:bottom w:val="single" w:color="000000" w:sz="8"/>
+              <w:right w:val="single" w:color="000000" w:sz="8"/>
+            </w:tcBorders>
+            <w:tcMar>
+              <w:top w:type="dxa" w:w="80"/>
+              <w:left w:type="dxa" w:w="100"/>
+              <w:bottom w:type="dxa" w:w="80"/>
+              <w:right w:type="dxa" w:w="100"/>
+            </w:tcMar>
+            <w:vAlign w:val="top"/>
+          </w:tcPr>
+          <w:p>
+            <w:pPr>
+              <w:spacing w:after="0" w:before="0" w:line="276" w:lineRule="auto"/>
+              <w:jc w:val="left"/>
+            </w:pPr>
+            <w:r>
+              <w:rPr>
+                <w:sz w:val="19"/>
+                <w:szCs w:val="19"/>
+              </w:rPr>
               <w:t xml:space="preserve">Intranet</w:t>
             </w:r>
           </w:p>
         </w:tc>
         <w:tc>
           <w:tcPr>
-            <w:tcW w:type="dxa" w:w="1000"/>
-            <w:tcBorders>
-              <w:top w:val="single" w:color="000000" w:sz="8"/>
-              <w:left w:val="single" w:color="000000" w:sz="8"/>
-              <w:bottom w:val="single" w:color="000000" w:sz="8"/>
-              <w:right w:val="single" w:color="000000" w:sz="8"/>
-            </w:tcBorders>
-            <w:tcMar>
-              <w:top w:type="dxa" w:w="80"/>
-              <w:left w:type="dxa" w:w="100"/>
-              <w:bottom w:type="dxa" w:w="80"/>
-              <w:right w:type="dxa" w:w="100"/>
-            </w:tcMar>
-            <w:vAlign w:val="top"/>
-          </w:tcPr>
-          <w:p>
-            <w:pPr>
-              <w:spacing w:after="0" w:before="0" w:line="276" w:lineRule="auto"/>
-              <w:jc w:val="left"/>
-            </w:pPr>
-            <w:r>
+            <w:tcW w:type="dxa" w:w="820"/>
+            <w:tcBorders>
+              <w:top w:val="single" w:color="000000" w:sz="8"/>
+              <w:left w:val="single" w:color="000000" w:sz="8"/>
+              <w:bottom w:val="single" w:color="000000" w:sz="8"/>
+              <w:right w:val="single" w:color="000000" w:sz="8"/>
+            </w:tcBorders>
+            <w:tcMar>
+              <w:top w:type="dxa" w:w="80"/>
+              <w:left w:type="dxa" w:w="100"/>
+              <w:bottom w:type="dxa" w:w="80"/>
+              <w:right w:type="dxa" w:w="100"/>
+            </w:tcMar>
+            <w:vAlign w:val="top"/>
+          </w:tcPr>
+          <w:p>
+            <w:pPr>
+              <w:spacing w:after="0" w:before="0" w:line="276" w:lineRule="auto"/>
+              <w:jc w:val="left"/>
+            </w:pPr>
+            <w:r>
+              <w:rPr>
+                <w:sz w:val="19"/>
+                <w:szCs w:val="19"/>
+              </w:rPr>
               <w:t xml:space="preserve">Année 1</w:t>
             </w:r>
           </w:p>
         </w:tc>
         <w:tc>
           <w:tcPr>
-            <w:tcW w:type="dxa" w:w="1176"/>
-            <w:tcBorders>
-              <w:top w:val="single" w:color="000000" w:sz="8"/>
-              <w:left w:val="single" w:color="000000" w:sz="8"/>
-              <w:bottom w:val="single" w:color="000000" w:sz="8"/>
-              <w:right w:val="single" w:color="000000" w:sz="8"/>
-            </w:tcBorders>
-            <w:tcMar>
-              <w:top w:type="dxa" w:w="80"/>
-              <w:left w:type="dxa" w:w="100"/>
-              <w:bottom w:type="dxa" w:w="80"/>
-              <w:right w:type="dxa" w:w="100"/>
-            </w:tcMar>
-            <w:vAlign w:val="top"/>
-          </w:tcPr>
-          <w:p>
-            <w:pPr>
-              <w:spacing w:after="0" w:before="0" w:line="276" w:lineRule="auto"/>
-              <w:jc w:val="left"/>
-            </w:pPr>
-            <w:r>
+            <w:tcW w:type="dxa" w:w="1136"/>
+            <w:tcBorders>
+              <w:top w:val="single" w:color="000000" w:sz="8"/>
+              <w:left w:val="single" w:color="000000" w:sz="8"/>
+              <w:bottom w:val="single" w:color="000000" w:sz="8"/>
+              <w:right w:val="single" w:color="000000" w:sz="8"/>
+            </w:tcBorders>
+            <w:tcMar>
+              <w:top w:type="dxa" w:w="80"/>
+              <w:left w:type="dxa" w:w="100"/>
+              <w:bottom w:type="dxa" w:w="80"/>
+              <w:right w:type="dxa" w:w="100"/>
+            </w:tcMar>
+            <w:vAlign w:val="top"/>
+          </w:tcPr>
+          <w:p>
+            <w:pPr>
+              <w:spacing w:after="0" w:before="0" w:line="276" w:lineRule="auto"/>
+              <w:jc w:val="left"/>
+            </w:pPr>
+            <w:r>
+              <w:rPr>
+                <w:sz w:val="19"/>
+                <w:szCs w:val="19"/>
+              </w:rPr>
               <w:t xml:space="preserve">DRH</w:t>
             </w:r>
           </w:p>
@@ -12252,189 +12483,217 @@
         </w:trPr>
         <w:tc>
           <w:tcPr>
-            <w:tcW w:type="dxa" w:w="1250"/>
-            <w:tcBorders>
-              <w:top w:val="single" w:color="000000" w:sz="8"/>
-              <w:left w:val="single" w:color="000000" w:sz="8"/>
-              <w:bottom w:val="single" w:color="000000" w:sz="8"/>
-              <w:right w:val="single" w:color="000000" w:sz="8"/>
-            </w:tcBorders>
-            <w:tcMar>
-              <w:top w:type="dxa" w:w="80"/>
-              <w:left w:type="dxa" w:w="100"/>
-              <w:bottom w:type="dxa" w:w="80"/>
-              <w:right w:type="dxa" w:w="100"/>
-            </w:tcMar>
-            <w:vAlign w:val="top"/>
-          </w:tcPr>
-          <w:p>
-            <w:pPr>
-              <w:spacing w:after="0" w:before="0" w:line="276" w:lineRule="auto"/>
-              <w:jc w:val="left"/>
-            </w:pPr>
-            <w:r>
+            <w:tcW w:type="dxa" w:w="1200"/>
+            <w:tcBorders>
+              <w:top w:val="single" w:color="000000" w:sz="8"/>
+              <w:left w:val="single" w:color="000000" w:sz="8"/>
+              <w:bottom w:val="single" w:color="000000" w:sz="8"/>
+              <w:right w:val="single" w:color="000000" w:sz="8"/>
+            </w:tcBorders>
+            <w:tcMar>
+              <w:top w:type="dxa" w:w="80"/>
+              <w:left w:type="dxa" w:w="100"/>
+              <w:bottom w:type="dxa" w:w="80"/>
+              <w:right w:type="dxa" w:w="100"/>
+            </w:tcMar>
+            <w:vAlign w:val="top"/>
+          </w:tcPr>
+          <w:p>
+            <w:pPr>
+              <w:spacing w:after="0" w:before="0" w:line="276" w:lineRule="auto"/>
+              <w:jc w:val="left"/>
+            </w:pPr>
+            <w:r>
+              <w:rPr>
+                <w:sz w:val="19"/>
+                <w:szCs w:val="19"/>
+              </w:rPr>
               <w:t xml:space="preserve">Mobilité interne</w:t>
             </w:r>
           </w:p>
         </w:tc>
         <w:tc>
           <w:tcPr>
-            <w:tcW w:type="dxa" w:w="1500"/>
-            <w:tcBorders>
-              <w:top w:val="single" w:color="000000" w:sz="8"/>
-              <w:left w:val="single" w:color="000000" w:sz="8"/>
-              <w:bottom w:val="single" w:color="000000" w:sz="8"/>
-              <w:right w:val="single" w:color="000000" w:sz="8"/>
-            </w:tcBorders>
-            <w:tcMar>
-              <w:top w:type="dxa" w:w="80"/>
-              <w:left w:type="dxa" w:w="100"/>
-              <w:bottom w:type="dxa" w:w="80"/>
-              <w:right w:type="dxa" w:w="100"/>
-            </w:tcMar>
-            <w:vAlign w:val="top"/>
-          </w:tcPr>
-          <w:p>
-            <w:pPr>
-              <w:spacing w:after="0" w:before="0" w:line="276" w:lineRule="auto"/>
-              <w:jc w:val="left"/>
-            </w:pPr>
-            <w:r>
+            <w:tcW w:type="dxa" w:w="1560"/>
+            <w:tcBorders>
+              <w:top w:val="single" w:color="000000" w:sz="8"/>
+              <w:left w:val="single" w:color="000000" w:sz="8"/>
+              <w:bottom w:val="single" w:color="000000" w:sz="8"/>
+              <w:right w:val="single" w:color="000000" w:sz="8"/>
+            </w:tcBorders>
+            <w:tcMar>
+              <w:top w:type="dxa" w:w="80"/>
+              <w:left w:type="dxa" w:w="100"/>
+              <w:bottom w:type="dxa" w:w="80"/>
+              <w:right w:type="dxa" w:w="100"/>
+            </w:tcMar>
+            <w:vAlign w:val="top"/>
+          </w:tcPr>
+          <w:p>
+            <w:pPr>
+              <w:spacing w:after="0" w:before="0" w:line="276" w:lineRule="auto"/>
+              <w:jc w:val="left"/>
+            </w:pPr>
+            <w:r>
+              <w:rPr>
+                <w:sz w:val="19"/>
+                <w:szCs w:val="19"/>
+              </w:rPr>
               <w:t xml:space="preserve">Parcours pour les animateurs en CDD</w:t>
             </w:r>
           </w:p>
         </w:tc>
         <w:tc>
           <w:tcPr>
-            <w:tcW w:type="dxa" w:w="1500"/>
-            <w:tcBorders>
-              <w:top w:val="single" w:color="000000" w:sz="8"/>
-              <w:left w:val="single" w:color="000000" w:sz="8"/>
-              <w:bottom w:val="single" w:color="000000" w:sz="8"/>
-              <w:right w:val="single" w:color="000000" w:sz="8"/>
-            </w:tcBorders>
-            <w:tcMar>
-              <w:top w:type="dxa" w:w="80"/>
-              <w:left w:type="dxa" w:w="100"/>
-              <w:bottom w:type="dxa" w:w="80"/>
-              <w:right w:type="dxa" w:w="100"/>
-            </w:tcMar>
-            <w:vAlign w:val="top"/>
-          </w:tcPr>
-          <w:p>
-            <w:pPr>
-              <w:spacing w:after="0" w:before="0" w:line="276" w:lineRule="auto"/>
-              <w:jc w:val="left"/>
-            </w:pPr>
-            <w:r>
+            <w:tcW w:type="dxa" w:w="1690"/>
+            <w:tcBorders>
+              <w:top w:val="single" w:color="000000" w:sz="8"/>
+              <w:left w:val="single" w:color="000000" w:sz="8"/>
+              <w:bottom w:val="single" w:color="000000" w:sz="8"/>
+              <w:right w:val="single" w:color="000000" w:sz="8"/>
+            </w:tcBorders>
+            <w:tcMar>
+              <w:top w:type="dxa" w:w="80"/>
+              <w:left w:type="dxa" w:w="100"/>
+              <w:bottom w:type="dxa" w:w="80"/>
+              <w:right w:type="dxa" w:w="100"/>
+            </w:tcMar>
+            <w:vAlign w:val="top"/>
+          </w:tcPr>
+          <w:p>
+            <w:pPr>
+              <w:spacing w:after="0" w:before="0" w:line="276" w:lineRule="auto"/>
+              <w:jc w:val="left"/>
+            </w:pPr>
+            <w:r>
+              <w:rPr>
+                <w:sz w:val="19"/>
+                <w:szCs w:val="19"/>
+              </w:rPr>
               <w:t xml:space="preserve">Les fidéliser</w:t>
             </w:r>
           </w:p>
         </w:tc>
         <w:tc>
           <w:tcPr>
-            <w:tcW w:type="dxa" w:w="1350"/>
-            <w:tcBorders>
-              <w:top w:val="single" w:color="000000" w:sz="8"/>
-              <w:left w:val="single" w:color="000000" w:sz="8"/>
-              <w:bottom w:val="single" w:color="000000" w:sz="8"/>
-              <w:right w:val="single" w:color="000000" w:sz="8"/>
-            </w:tcBorders>
-            <w:tcMar>
-              <w:top w:type="dxa" w:w="80"/>
-              <w:left w:type="dxa" w:w="100"/>
-              <w:bottom w:type="dxa" w:w="80"/>
-              <w:right w:type="dxa" w:w="100"/>
-            </w:tcMar>
-            <w:vAlign w:val="top"/>
-          </w:tcPr>
-          <w:p>
-            <w:pPr>
-              <w:spacing w:after="0" w:before="0" w:line="276" w:lineRule="auto"/>
-              <w:jc w:val="left"/>
-            </w:pPr>
-            <w:r>
+            <w:tcW w:type="dxa" w:w="1430"/>
+            <w:tcBorders>
+              <w:top w:val="single" w:color="000000" w:sz="8"/>
+              <w:left w:val="single" w:color="000000" w:sz="8"/>
+              <w:bottom w:val="single" w:color="000000" w:sz="8"/>
+              <w:right w:val="single" w:color="000000" w:sz="8"/>
+            </w:tcBorders>
+            <w:tcMar>
+              <w:top w:type="dxa" w:w="80"/>
+              <w:left w:type="dxa" w:w="100"/>
+              <w:bottom w:type="dxa" w:w="80"/>
+              <w:right w:type="dxa" w:w="100"/>
+            </w:tcMar>
+            <w:vAlign w:val="top"/>
+          </w:tcPr>
+          <w:p>
+            <w:pPr>
+              <w:spacing w:after="0" w:before="0" w:line="276" w:lineRule="auto"/>
+              <w:jc w:val="left"/>
+            </w:pPr>
+            <w:r>
+              <w:rPr>
+                <w:sz w:val="19"/>
+                <w:szCs w:val="19"/>
+              </w:rPr>
               <w:t xml:space="preserve">Animateurs</w:t>
             </w:r>
           </w:p>
         </w:tc>
         <w:tc>
           <w:tcPr>
-            <w:tcW w:type="dxa" w:w="1250"/>
-            <w:tcBorders>
-              <w:top w:val="single" w:color="000000" w:sz="8"/>
-              <w:left w:val="single" w:color="000000" w:sz="8"/>
-              <w:bottom w:val="single" w:color="000000" w:sz="8"/>
-              <w:right w:val="single" w:color="000000" w:sz="8"/>
-            </w:tcBorders>
-            <w:tcMar>
-              <w:top w:type="dxa" w:w="80"/>
-              <w:left w:type="dxa" w:w="100"/>
-              <w:bottom w:type="dxa" w:w="80"/>
-              <w:right w:type="dxa" w:w="100"/>
-            </w:tcMar>
-            <w:vAlign w:val="top"/>
-          </w:tcPr>
-          <w:p>
-            <w:pPr>
-              <w:spacing w:after="0" w:before="0" w:line="276" w:lineRule="auto"/>
-              <w:jc w:val="left"/>
-            </w:pPr>
-            <w:r>
+            <w:tcW w:type="dxa" w:w="1190"/>
+            <w:tcBorders>
+              <w:top w:val="single" w:color="000000" w:sz="8"/>
+              <w:left w:val="single" w:color="000000" w:sz="8"/>
+              <w:bottom w:val="single" w:color="000000" w:sz="8"/>
+              <w:right w:val="single" w:color="000000" w:sz="8"/>
+            </w:tcBorders>
+            <w:tcMar>
+              <w:top w:type="dxa" w:w="80"/>
+              <w:left w:type="dxa" w:w="100"/>
+              <w:bottom w:type="dxa" w:w="80"/>
+              <w:right w:type="dxa" w:w="100"/>
+            </w:tcMar>
+            <w:vAlign w:val="top"/>
+          </w:tcPr>
+          <w:p>
+            <w:pPr>
+              <w:spacing w:after="0" w:before="0" w:line="276" w:lineRule="auto"/>
+              <w:jc w:val="left"/>
+            </w:pPr>
+            <w:r>
+              <w:rPr>
+                <w:sz w:val="19"/>
+                <w:szCs w:val="19"/>
+              </w:rPr>
               <w:t xml:space="preserve">BPJEPS, concours</w:t>
             </w:r>
           </w:p>
         </w:tc>
         <w:tc>
           <w:tcPr>
-            <w:tcW w:type="dxa" w:w="1000"/>
-            <w:tcBorders>
-              <w:top w:val="single" w:color="000000" w:sz="8"/>
-              <w:left w:val="single" w:color="000000" w:sz="8"/>
-              <w:bottom w:val="single" w:color="000000" w:sz="8"/>
-              <w:right w:val="single" w:color="000000" w:sz="8"/>
-            </w:tcBorders>
-            <w:tcMar>
-              <w:top w:type="dxa" w:w="80"/>
-              <w:left w:type="dxa" w:w="100"/>
-              <w:bottom w:type="dxa" w:w="80"/>
-              <w:right w:type="dxa" w:w="100"/>
-            </w:tcMar>
-            <w:vAlign w:val="top"/>
-          </w:tcPr>
-          <w:p>
-            <w:pPr>
-              <w:spacing w:after="0" w:before="0" w:line="276" w:lineRule="auto"/>
-              <w:jc w:val="left"/>
-            </w:pPr>
-            <w:r>
+            <w:tcW w:type="dxa" w:w="820"/>
+            <w:tcBorders>
+              <w:top w:val="single" w:color="000000" w:sz="8"/>
+              <w:left w:val="single" w:color="000000" w:sz="8"/>
+              <w:bottom w:val="single" w:color="000000" w:sz="8"/>
+              <w:right w:val="single" w:color="000000" w:sz="8"/>
+            </w:tcBorders>
+            <w:tcMar>
+              <w:top w:type="dxa" w:w="80"/>
+              <w:left w:type="dxa" w:w="100"/>
+              <w:bottom w:type="dxa" w:w="80"/>
+              <w:right w:type="dxa" w:w="100"/>
+            </w:tcMar>
+            <w:vAlign w:val="top"/>
+          </w:tcPr>
+          <w:p>
+            <w:pPr>
+              <w:spacing w:after="0" w:before="0" w:line="276" w:lineRule="auto"/>
+              <w:jc w:val="left"/>
+            </w:pPr>
+            <w:r>
+              <w:rPr>
+                <w:sz w:val="19"/>
+                <w:szCs w:val="19"/>
+              </w:rPr>
               <w:t xml:space="preserve">Année 3</w:t>
             </w:r>
           </w:p>
         </w:tc>
         <w:tc>
           <w:tcPr>
-            <w:tcW w:type="dxa" w:w="1176"/>
-            <w:tcBorders>
-              <w:top w:val="single" w:color="000000" w:sz="8"/>
-              <w:left w:val="single" w:color="000000" w:sz="8"/>
-              <w:bottom w:val="single" w:color="000000" w:sz="8"/>
-              <w:right w:val="single" w:color="000000" w:sz="8"/>
-            </w:tcBorders>
-            <w:tcMar>
-              <w:top w:type="dxa" w:w="80"/>
-              <w:left w:type="dxa" w:w="100"/>
-              <w:bottom w:type="dxa" w:w="80"/>
-              <w:right w:type="dxa" w:w="100"/>
-            </w:tcMar>
-            <w:vAlign w:val="top"/>
-          </w:tcPr>
-          <w:p>
-            <w:pPr>
-              <w:spacing w:after="0" w:before="0" w:line="276" w:lineRule="auto"/>
-              <w:jc w:val="left"/>
-            </w:pPr>
-            <w:r>
+            <w:tcW w:type="dxa" w:w="1136"/>
+            <w:tcBorders>
+              <w:top w:val="single" w:color="000000" w:sz="8"/>
+              <w:left w:val="single" w:color="000000" w:sz="8"/>
+              <w:bottom w:val="single" w:color="000000" w:sz="8"/>
+              <w:right w:val="single" w:color="000000" w:sz="8"/>
+            </w:tcBorders>
+            <w:tcMar>
+              <w:top w:type="dxa" w:w="80"/>
+              <w:left w:type="dxa" w:w="100"/>
+              <w:bottom w:type="dxa" w:w="80"/>
+              <w:right w:type="dxa" w:w="100"/>
+            </w:tcMar>
+            <w:vAlign w:val="top"/>
+          </w:tcPr>
+          <w:p>
+            <w:pPr>
+              <w:spacing w:after="0" w:before="0" w:line="276" w:lineRule="auto"/>
+              <w:jc w:val="left"/>
+            </w:pPr>
+            <w:r>
+              <w:rPr>
+                <w:sz w:val="19"/>
+                <w:szCs w:val="19"/>
+              </w:rPr>
               <w:t xml:space="preserve">DECS</w:t>
             </w:r>
           </w:p>
@@ -12447,189 +12706,217 @@
         </w:trPr>
         <w:tc>
           <w:tcPr>
-            <w:tcW w:type="dxa" w:w="1250"/>
-            <w:tcBorders>
-              <w:top w:val="single" w:color="000000" w:sz="8"/>
-              <w:left w:val="single" w:color="000000" w:sz="8"/>
-              <w:bottom w:val="single" w:color="000000" w:sz="8"/>
-              <w:right w:val="single" w:color="000000" w:sz="8"/>
-            </w:tcBorders>
-            <w:tcMar>
-              <w:top w:type="dxa" w:w="80"/>
-              <w:left w:type="dxa" w:w="100"/>
-              <w:bottom w:type="dxa" w:w="80"/>
-              <w:right w:type="dxa" w:w="100"/>
-            </w:tcMar>
-            <w:vAlign w:val="top"/>
-          </w:tcPr>
-          <w:p>
-            <w:pPr>
-              <w:spacing w:after="0" w:before="0" w:line="276" w:lineRule="auto"/>
-              <w:jc w:val="left"/>
-            </w:pPr>
-            <w:r>
+            <w:tcW w:type="dxa" w:w="1200"/>
+            <w:tcBorders>
+              <w:top w:val="single" w:color="000000" w:sz="8"/>
+              <w:left w:val="single" w:color="000000" w:sz="8"/>
+              <w:bottom w:val="single" w:color="000000" w:sz="8"/>
+              <w:right w:val="single" w:color="000000" w:sz="8"/>
+            </w:tcBorders>
+            <w:tcMar>
+              <w:top w:type="dxa" w:w="80"/>
+              <w:left w:type="dxa" w:w="100"/>
+              <w:bottom w:type="dxa" w:w="80"/>
+              <w:right w:type="dxa" w:w="100"/>
+            </w:tcMar>
+            <w:vAlign w:val="top"/>
+          </w:tcPr>
+          <w:p>
+            <w:pPr>
+              <w:spacing w:after="0" w:before="0" w:line="276" w:lineRule="auto"/>
+              <w:jc w:val="left"/>
+            </w:pPr>
+            <w:r>
+              <w:rPr>
+                <w:sz w:val="19"/>
+                <w:szCs w:val="19"/>
+              </w:rPr>
               <w:t xml:space="preserve">Outiller la GEPP</w:t>
             </w:r>
           </w:p>
         </w:tc>
         <w:tc>
           <w:tcPr>
-            <w:tcW w:type="dxa" w:w="1500"/>
-            <w:tcBorders>
-              <w:top w:val="single" w:color="000000" w:sz="8"/>
-              <w:left w:val="single" w:color="000000" w:sz="8"/>
-              <w:bottom w:val="single" w:color="000000" w:sz="8"/>
-              <w:right w:val="single" w:color="000000" w:sz="8"/>
-            </w:tcBorders>
-            <w:tcMar>
-              <w:top w:type="dxa" w:w="80"/>
-              <w:left w:type="dxa" w:w="100"/>
-              <w:bottom w:type="dxa" w:w="80"/>
-              <w:right w:type="dxa" w:w="100"/>
-            </w:tcMar>
-            <w:vAlign w:val="top"/>
-          </w:tcPr>
-          <w:p>
-            <w:pPr>
-              <w:spacing w:after="0" w:before="0" w:line="276" w:lineRule="auto"/>
-              <w:jc w:val="left"/>
-            </w:pPr>
-            <w:r>
+            <w:tcW w:type="dxa" w:w="1560"/>
+            <w:tcBorders>
+              <w:top w:val="single" w:color="000000" w:sz="8"/>
+              <w:left w:val="single" w:color="000000" w:sz="8"/>
+              <w:bottom w:val="single" w:color="000000" w:sz="8"/>
+              <w:right w:val="single" w:color="000000" w:sz="8"/>
+            </w:tcBorders>
+            <w:tcMar>
+              <w:top w:type="dxa" w:w="80"/>
+              <w:left w:type="dxa" w:w="100"/>
+              <w:bottom w:type="dxa" w:w="80"/>
+              <w:right w:type="dxa" w:w="100"/>
+            </w:tcMar>
+            <w:vAlign w:val="top"/>
+          </w:tcPr>
+          <w:p>
+            <w:pPr>
+              <w:spacing w:after="0" w:before="0" w:line="276" w:lineRule="auto"/>
+              <w:jc w:val="left"/>
+            </w:pPr>
+            <w:r>
+              <w:rPr>
+                <w:sz w:val="19"/>
+                <w:szCs w:val="19"/>
+              </w:rPr>
               <w:t xml:space="preserve">Revoir le budget formation</w:t>
             </w:r>
           </w:p>
         </w:tc>
         <w:tc>
           <w:tcPr>
-            <w:tcW w:type="dxa" w:w="1500"/>
-            <w:tcBorders>
-              <w:top w:val="single" w:color="000000" w:sz="8"/>
-              <w:left w:val="single" w:color="000000" w:sz="8"/>
-              <w:bottom w:val="single" w:color="000000" w:sz="8"/>
-              <w:right w:val="single" w:color="000000" w:sz="8"/>
-            </w:tcBorders>
-            <w:tcMar>
-              <w:top w:type="dxa" w:w="80"/>
-              <w:left w:type="dxa" w:w="100"/>
-              <w:bottom w:type="dxa" w:w="80"/>
-              <w:right w:type="dxa" w:w="100"/>
-            </w:tcMar>
-            <w:vAlign w:val="top"/>
-          </w:tcPr>
-          <w:p>
-            <w:pPr>
-              <w:spacing w:after="0" w:before="0" w:line="276" w:lineRule="auto"/>
-              <w:jc w:val="left"/>
-            </w:pPr>
-            <w:r>
-              <w:t xml:space="preserve">Moins d'obligatoire (55 %), plus de métiers en tension</w:t>
-            </w:r>
-          </w:p>
-        </w:tc>
-        <w:tc>
-          <w:tcPr>
-            <w:tcW w:type="dxa" w:w="1350"/>
-            <w:tcBorders>
-              <w:top w:val="single" w:color="000000" w:sz="8"/>
-              <w:left w:val="single" w:color="000000" w:sz="8"/>
-              <w:bottom w:val="single" w:color="000000" w:sz="8"/>
-              <w:right w:val="single" w:color="000000" w:sz="8"/>
-            </w:tcBorders>
-            <w:tcMar>
-              <w:top w:type="dxa" w:w="80"/>
-              <w:left w:type="dxa" w:w="100"/>
-              <w:bottom w:type="dxa" w:w="80"/>
-              <w:right w:type="dxa" w:w="100"/>
-            </w:tcMar>
-            <w:vAlign w:val="top"/>
-          </w:tcPr>
-          <w:p>
-            <w:pPr>
-              <w:spacing w:after="0" w:before="0" w:line="276" w:lineRule="auto"/>
-              <w:jc w:val="left"/>
-            </w:pPr>
-            <w:r>
+            <w:tcW w:type="dxa" w:w="1690"/>
+            <w:tcBorders>
+              <w:top w:val="single" w:color="000000" w:sz="8"/>
+              <w:left w:val="single" w:color="000000" w:sz="8"/>
+              <w:bottom w:val="single" w:color="000000" w:sz="8"/>
+              <w:right w:val="single" w:color="000000" w:sz="8"/>
+            </w:tcBorders>
+            <w:tcMar>
+              <w:top w:type="dxa" w:w="80"/>
+              <w:left w:type="dxa" w:w="100"/>
+              <w:bottom w:type="dxa" w:w="80"/>
+              <w:right w:type="dxa" w:w="100"/>
+            </w:tcMar>
+            <w:vAlign w:val="top"/>
+          </w:tcPr>
+          <w:p>
+            <w:pPr>
+              <w:spacing w:after="0" w:before="0" w:line="276" w:lineRule="auto"/>
+              <w:jc w:val="left"/>
+            </w:pPr>
+            <w:r>
+              <w:rPr>
+                <w:sz w:val="19"/>
+                <w:szCs w:val="19"/>
+              </w:rPr>
+              <w:t xml:space="preserve">Moins d’obligatoire (55 %), plus pour les métiers en tension</w:t>
+            </w:r>
+          </w:p>
+        </w:tc>
+        <w:tc>
+          <w:tcPr>
+            <w:tcW w:type="dxa" w:w="1430"/>
+            <w:tcBorders>
+              <w:top w:val="single" w:color="000000" w:sz="8"/>
+              <w:left w:val="single" w:color="000000" w:sz="8"/>
+              <w:bottom w:val="single" w:color="000000" w:sz="8"/>
+              <w:right w:val="single" w:color="000000" w:sz="8"/>
+            </w:tcBorders>
+            <w:tcMar>
+              <w:top w:type="dxa" w:w="80"/>
+              <w:left w:type="dxa" w:w="100"/>
+              <w:bottom w:type="dxa" w:w="80"/>
+              <w:right w:type="dxa" w:w="100"/>
+            </w:tcMar>
+            <w:vAlign w:val="top"/>
+          </w:tcPr>
+          <w:p>
+            <w:pPr>
+              <w:spacing w:after="0" w:before="0" w:line="276" w:lineRule="auto"/>
+              <w:jc w:val="left"/>
+            </w:pPr>
+            <w:r>
+              <w:rPr>
+                <w:sz w:val="19"/>
+                <w:szCs w:val="19"/>
+              </w:rPr>
               <w:t xml:space="preserve">Tous</w:t>
             </w:r>
           </w:p>
         </w:tc>
         <w:tc>
           <w:tcPr>
-            <w:tcW w:type="dxa" w:w="1250"/>
-            <w:tcBorders>
-              <w:top w:val="single" w:color="000000" w:sz="8"/>
-              <w:left w:val="single" w:color="000000" w:sz="8"/>
-              <w:bottom w:val="single" w:color="000000" w:sz="8"/>
-              <w:right w:val="single" w:color="000000" w:sz="8"/>
-            </w:tcBorders>
-            <w:tcMar>
-              <w:top w:type="dxa" w:w="80"/>
-              <w:left w:type="dxa" w:w="100"/>
-              <w:bottom w:type="dxa" w:w="80"/>
-              <w:right w:type="dxa" w:w="100"/>
-            </w:tcMar>
-            <w:vAlign w:val="top"/>
-          </w:tcPr>
-          <w:p>
-            <w:pPr>
-              <w:spacing w:after="0" w:before="0" w:line="276" w:lineRule="auto"/>
-              <w:jc w:val="left"/>
-            </w:pPr>
-            <w:r>
+            <w:tcW w:type="dxa" w:w="1190"/>
+            <w:tcBorders>
+              <w:top w:val="single" w:color="000000" w:sz="8"/>
+              <w:left w:val="single" w:color="000000" w:sz="8"/>
+              <w:bottom w:val="single" w:color="000000" w:sz="8"/>
+              <w:right w:val="single" w:color="000000" w:sz="8"/>
+            </w:tcBorders>
+            <w:tcMar>
+              <w:top w:type="dxa" w:w="80"/>
+              <w:left w:type="dxa" w:w="100"/>
+              <w:bottom w:type="dxa" w:w="80"/>
+              <w:right w:type="dxa" w:w="100"/>
+            </w:tcMar>
+            <w:vAlign w:val="top"/>
+          </w:tcPr>
+          <w:p>
+            <w:pPr>
+              <w:spacing w:after="0" w:before="0" w:line="276" w:lineRule="auto"/>
+              <w:jc w:val="left"/>
+            </w:pPr>
+            <w:r>
+              <w:rPr>
+                <w:sz w:val="19"/>
+                <w:szCs w:val="19"/>
+              </w:rPr>
               <w:t xml:space="preserve">Plan de formation</w:t>
             </w:r>
           </w:p>
         </w:tc>
         <w:tc>
           <w:tcPr>
-            <w:tcW w:type="dxa" w:w="1000"/>
-            <w:tcBorders>
-              <w:top w:val="single" w:color="000000" w:sz="8"/>
-              <w:left w:val="single" w:color="000000" w:sz="8"/>
-              <w:bottom w:val="single" w:color="000000" w:sz="8"/>
-              <w:right w:val="single" w:color="000000" w:sz="8"/>
-            </w:tcBorders>
-            <w:tcMar>
-              <w:top w:type="dxa" w:w="80"/>
-              <w:left w:type="dxa" w:w="100"/>
-              <w:bottom w:type="dxa" w:w="80"/>
-              <w:right w:type="dxa" w:w="100"/>
-            </w:tcMar>
-            <w:vAlign w:val="top"/>
-          </w:tcPr>
-          <w:p>
-            <w:pPr>
-              <w:spacing w:after="0" w:before="0" w:line="276" w:lineRule="auto"/>
-              <w:jc w:val="left"/>
-            </w:pPr>
-            <w:r>
+            <w:tcW w:type="dxa" w:w="820"/>
+            <w:tcBorders>
+              <w:top w:val="single" w:color="000000" w:sz="8"/>
+              <w:left w:val="single" w:color="000000" w:sz="8"/>
+              <w:bottom w:val="single" w:color="000000" w:sz="8"/>
+              <w:right w:val="single" w:color="000000" w:sz="8"/>
+            </w:tcBorders>
+            <w:tcMar>
+              <w:top w:type="dxa" w:w="80"/>
+              <w:left w:type="dxa" w:w="100"/>
+              <w:bottom w:type="dxa" w:w="80"/>
+              <w:right w:type="dxa" w:w="100"/>
+            </w:tcMar>
+            <w:vAlign w:val="top"/>
+          </w:tcPr>
+          <w:p>
+            <w:pPr>
+              <w:spacing w:after="0" w:before="0" w:line="276" w:lineRule="auto"/>
+              <w:jc w:val="left"/>
+            </w:pPr>
+            <w:r>
+              <w:rPr>
+                <w:sz w:val="19"/>
+                <w:szCs w:val="19"/>
+              </w:rPr>
               <w:t xml:space="preserve">Année 1</w:t>
             </w:r>
           </w:p>
         </w:tc>
         <w:tc>
           <w:tcPr>
-            <w:tcW w:type="dxa" w:w="1176"/>
-            <w:tcBorders>
-              <w:top w:val="single" w:color="000000" w:sz="8"/>
-              <w:left w:val="single" w:color="000000" w:sz="8"/>
-              <w:bottom w:val="single" w:color="000000" w:sz="8"/>
-              <w:right w:val="single" w:color="000000" w:sz="8"/>
-            </w:tcBorders>
-            <w:tcMar>
-              <w:top w:type="dxa" w:w="80"/>
-              <w:left w:type="dxa" w:w="100"/>
-              <w:bottom w:type="dxa" w:w="80"/>
-              <w:right w:type="dxa" w:w="100"/>
-            </w:tcMar>
-            <w:vAlign w:val="top"/>
-          </w:tcPr>
-          <w:p>
-            <w:pPr>
-              <w:spacing w:after="0" w:before="0" w:line="276" w:lineRule="auto"/>
-              <w:jc w:val="left"/>
-            </w:pPr>
-            <w:r>
+            <w:tcW w:type="dxa" w:w="1136"/>
+            <w:tcBorders>
+              <w:top w:val="single" w:color="000000" w:sz="8"/>
+              <w:left w:val="single" w:color="000000" w:sz="8"/>
+              <w:bottom w:val="single" w:color="000000" w:sz="8"/>
+              <w:right w:val="single" w:color="000000" w:sz="8"/>
+            </w:tcBorders>
+            <w:tcMar>
+              <w:top w:type="dxa" w:w="80"/>
+              <w:left w:type="dxa" w:w="100"/>
+              <w:bottom w:type="dxa" w:w="80"/>
+              <w:right w:type="dxa" w:w="100"/>
+            </w:tcMar>
+            <w:vAlign w:val="top"/>
+          </w:tcPr>
+          <w:p>
+            <w:pPr>
+              <w:spacing w:after="0" w:before="0" w:line="276" w:lineRule="auto"/>
+              <w:jc w:val="left"/>
+            </w:pPr>
+            <w:r>
+              <w:rPr>
+                <w:sz w:val="19"/>
+                <w:szCs w:val="19"/>
+              </w:rPr>
               <w:t xml:space="preserve">DRH</w:t>
             </w:r>
           </w:p>
@@ -12642,189 +12929,217 @@
         </w:trPr>
         <w:tc>
           <w:tcPr>
-            <w:tcW w:type="dxa" w:w="1250"/>
-            <w:tcBorders>
-              <w:top w:val="single" w:color="000000" w:sz="8"/>
-              <w:left w:val="single" w:color="000000" w:sz="8"/>
-              <w:bottom w:val="single" w:color="000000" w:sz="8"/>
-              <w:right w:val="single" w:color="000000" w:sz="8"/>
-            </w:tcBorders>
-            <w:tcMar>
-              <w:top w:type="dxa" w:w="80"/>
-              <w:left w:type="dxa" w:w="100"/>
-              <w:bottom w:type="dxa" w:w="80"/>
-              <w:right w:type="dxa" w:w="100"/>
-            </w:tcMar>
-            <w:vAlign w:val="top"/>
-          </w:tcPr>
-          <w:p>
-            <w:pPr>
-              <w:spacing w:after="0" w:before="0" w:line="276" w:lineRule="auto"/>
-              <w:jc w:val="left"/>
-            </w:pPr>
-            <w:r>
+            <w:tcW w:type="dxa" w:w="1200"/>
+            <w:tcBorders>
+              <w:top w:val="single" w:color="000000" w:sz="8"/>
+              <w:left w:val="single" w:color="000000" w:sz="8"/>
+              <w:bottom w:val="single" w:color="000000" w:sz="8"/>
+              <w:right w:val="single" w:color="000000" w:sz="8"/>
+            </w:tcBorders>
+            <w:tcMar>
+              <w:top w:type="dxa" w:w="80"/>
+              <w:left w:type="dxa" w:w="100"/>
+              <w:bottom w:type="dxa" w:w="80"/>
+              <w:right w:type="dxa" w:w="100"/>
+            </w:tcMar>
+            <w:vAlign w:val="top"/>
+          </w:tcPr>
+          <w:p>
+            <w:pPr>
+              <w:spacing w:after="0" w:before="0" w:line="276" w:lineRule="auto"/>
+              <w:jc w:val="left"/>
+            </w:pPr>
+            <w:r>
+              <w:rPr>
+                <w:sz w:val="19"/>
+                <w:szCs w:val="19"/>
+              </w:rPr>
               <w:t xml:space="preserve">Outiller la GEPP</w:t>
             </w:r>
           </w:p>
         </w:tc>
         <w:tc>
           <w:tcPr>
-            <w:tcW w:type="dxa" w:w="1500"/>
-            <w:tcBorders>
-              <w:top w:val="single" w:color="000000" w:sz="8"/>
-              <w:left w:val="single" w:color="000000" w:sz="8"/>
-              <w:bottom w:val="single" w:color="000000" w:sz="8"/>
-              <w:right w:val="single" w:color="000000" w:sz="8"/>
-            </w:tcBorders>
-            <w:tcMar>
-              <w:top w:type="dxa" w:w="80"/>
-              <w:left w:type="dxa" w:w="100"/>
-              <w:bottom w:type="dxa" w:w="80"/>
-              <w:right w:type="dxa" w:w="100"/>
-            </w:tcMar>
-            <w:vAlign w:val="top"/>
-          </w:tcPr>
-          <w:p>
-            <w:pPr>
-              <w:spacing w:after="0" w:before="0" w:line="276" w:lineRule="auto"/>
-              <w:jc w:val="left"/>
-            </w:pPr>
-            <w:r>
+            <w:tcW w:type="dxa" w:w="1560"/>
+            <w:tcBorders>
+              <w:top w:val="single" w:color="000000" w:sz="8"/>
+              <w:left w:val="single" w:color="000000" w:sz="8"/>
+              <w:bottom w:val="single" w:color="000000" w:sz="8"/>
+              <w:right w:val="single" w:color="000000" w:sz="8"/>
+            </w:tcBorders>
+            <w:tcMar>
+              <w:top w:type="dxa" w:w="80"/>
+              <w:left w:type="dxa" w:w="100"/>
+              <w:bottom w:type="dxa" w:w="80"/>
+              <w:right w:type="dxa" w:w="100"/>
+            </w:tcMar>
+            <w:vAlign w:val="top"/>
+          </w:tcPr>
+          <w:p>
+            <w:pPr>
+              <w:spacing w:after="0" w:before="0" w:line="276" w:lineRule="auto"/>
+              <w:jc w:val="left"/>
+            </w:pPr>
+            <w:r>
+              <w:rPr>
+                <w:sz w:val="19"/>
+                <w:szCs w:val="19"/>
+              </w:rPr>
               <w:t xml:space="preserve">Suivre le tableau de bord</w:t>
             </w:r>
           </w:p>
         </w:tc>
         <w:tc>
           <w:tcPr>
-            <w:tcW w:type="dxa" w:w="1500"/>
-            <w:tcBorders>
-              <w:top w:val="single" w:color="000000" w:sz="8"/>
-              <w:left w:val="single" w:color="000000" w:sz="8"/>
-              <w:bottom w:val="single" w:color="000000" w:sz="8"/>
-              <w:right w:val="single" w:color="000000" w:sz="8"/>
-            </w:tcBorders>
-            <w:tcMar>
-              <w:top w:type="dxa" w:w="80"/>
-              <w:left w:type="dxa" w:w="100"/>
-              <w:bottom w:type="dxa" w:w="80"/>
-              <w:right w:type="dxa" w:w="100"/>
-            </w:tcMar>
-            <w:vAlign w:val="top"/>
-          </w:tcPr>
-          <w:p>
-            <w:pPr>
-              <w:spacing w:after="0" w:before="0" w:line="276" w:lineRule="auto"/>
-              <w:jc w:val="left"/>
-            </w:pPr>
-            <w:r>
+            <w:tcW w:type="dxa" w:w="1690"/>
+            <w:tcBorders>
+              <w:top w:val="single" w:color="000000" w:sz="8"/>
+              <w:left w:val="single" w:color="000000" w:sz="8"/>
+              <w:bottom w:val="single" w:color="000000" w:sz="8"/>
+              <w:right w:val="single" w:color="000000" w:sz="8"/>
+            </w:tcBorders>
+            <w:tcMar>
+              <w:top w:type="dxa" w:w="80"/>
+              <w:left w:type="dxa" w:w="100"/>
+              <w:bottom w:type="dxa" w:w="80"/>
+              <w:right w:type="dxa" w:w="100"/>
+            </w:tcMar>
+            <w:vAlign w:val="top"/>
+          </w:tcPr>
+          <w:p>
+            <w:pPr>
+              <w:spacing w:after="0" w:before="0" w:line="276" w:lineRule="auto"/>
+              <w:jc w:val="left"/>
+            </w:pPr>
+            <w:r>
+              <w:rPr>
+                <w:sz w:val="19"/>
+                <w:szCs w:val="19"/>
+              </w:rPr>
               <w:t xml:space="preserve">Ajuster le plan chaque année</w:t>
             </w:r>
           </w:p>
         </w:tc>
         <w:tc>
           <w:tcPr>
-            <w:tcW w:type="dxa" w:w="1350"/>
-            <w:tcBorders>
-              <w:top w:val="single" w:color="000000" w:sz="8"/>
-              <w:left w:val="single" w:color="000000" w:sz="8"/>
-              <w:bottom w:val="single" w:color="000000" w:sz="8"/>
-              <w:right w:val="single" w:color="000000" w:sz="8"/>
-            </w:tcBorders>
-            <w:tcMar>
-              <w:top w:type="dxa" w:w="80"/>
-              <w:left w:type="dxa" w:w="100"/>
-              <w:bottom w:type="dxa" w:w="80"/>
-              <w:right w:type="dxa" w:w="100"/>
-            </w:tcMar>
-            <w:vAlign w:val="top"/>
-          </w:tcPr>
-          <w:p>
-            <w:pPr>
-              <w:spacing w:after="0" w:before="0" w:line="276" w:lineRule="auto"/>
-              <w:jc w:val="left"/>
-            </w:pPr>
-            <w:r>
-              <w:t xml:space="preserve">Direction</w:t>
-            </w:r>
-          </w:p>
-        </w:tc>
-        <w:tc>
-          <w:tcPr>
-            <w:tcW w:type="dxa" w:w="1250"/>
-            <w:tcBorders>
-              <w:top w:val="single" w:color="000000" w:sz="8"/>
-              <w:left w:val="single" w:color="000000" w:sz="8"/>
-              <w:bottom w:val="single" w:color="000000" w:sz="8"/>
-              <w:right w:val="single" w:color="000000" w:sz="8"/>
-            </w:tcBorders>
-            <w:tcMar>
-              <w:top w:type="dxa" w:w="80"/>
-              <w:left w:type="dxa" w:w="100"/>
-              <w:bottom w:type="dxa" w:w="80"/>
-              <w:right w:type="dxa" w:w="100"/>
-            </w:tcMar>
-            <w:vAlign w:val="top"/>
-          </w:tcPr>
-          <w:p>
-            <w:pPr>
-              <w:spacing w:after="0" w:before="0" w:line="276" w:lineRule="auto"/>
-              <w:jc w:val="left"/>
-            </w:pPr>
-            <w:r>
+            <w:tcW w:type="dxa" w:w="1430"/>
+            <w:tcBorders>
+              <w:top w:val="single" w:color="000000" w:sz="8"/>
+              <w:left w:val="single" w:color="000000" w:sz="8"/>
+              <w:bottom w:val="single" w:color="000000" w:sz="8"/>
+              <w:right w:val="single" w:color="000000" w:sz="8"/>
+            </w:tcBorders>
+            <w:tcMar>
+              <w:top w:type="dxa" w:w="80"/>
+              <w:left w:type="dxa" w:w="100"/>
+              <w:bottom w:type="dxa" w:w="80"/>
+              <w:right w:type="dxa" w:w="100"/>
+            </w:tcMar>
+            <w:vAlign w:val="top"/>
+          </w:tcPr>
+          <w:p>
+            <w:pPr>
+              <w:spacing w:after="0" w:before="0" w:line="276" w:lineRule="auto"/>
+              <w:jc w:val="left"/>
+            </w:pPr>
+            <w:r>
+              <w:rPr>
+                <w:sz w:val="19"/>
+                <w:szCs w:val="19"/>
+              </w:rPr>
+              <w:t xml:space="preserve">Direction générale</w:t>
+            </w:r>
+          </w:p>
+        </w:tc>
+        <w:tc>
+          <w:tcPr>
+            <w:tcW w:type="dxa" w:w="1190"/>
+            <w:tcBorders>
+              <w:top w:val="single" w:color="000000" w:sz="8"/>
+              <w:left w:val="single" w:color="000000" w:sz="8"/>
+              <w:bottom w:val="single" w:color="000000" w:sz="8"/>
+              <w:right w:val="single" w:color="000000" w:sz="8"/>
+            </w:tcBorders>
+            <w:tcMar>
+              <w:top w:type="dxa" w:w="80"/>
+              <w:left w:type="dxa" w:w="100"/>
+              <w:bottom w:type="dxa" w:w="80"/>
+              <w:right w:type="dxa" w:w="100"/>
+            </w:tcMar>
+            <w:vAlign w:val="top"/>
+          </w:tcPr>
+          <w:p>
+            <w:pPr>
+              <w:spacing w:after="0" w:before="0" w:line="276" w:lineRule="auto"/>
+              <w:jc w:val="left"/>
+            </w:pPr>
+            <w:r>
+              <w:rPr>
+                <w:sz w:val="19"/>
+                <w:szCs w:val="19"/>
+              </w:rPr>
               <w:t xml:space="preserve">Réunion annuelle</w:t>
             </w:r>
           </w:p>
         </w:tc>
         <w:tc>
           <w:tcPr>
-            <w:tcW w:type="dxa" w:w="1000"/>
-            <w:tcBorders>
-              <w:top w:val="single" w:color="000000" w:sz="8"/>
-              <w:left w:val="single" w:color="000000" w:sz="8"/>
-              <w:bottom w:val="single" w:color="000000" w:sz="8"/>
-              <w:right w:val="single" w:color="000000" w:sz="8"/>
-            </w:tcBorders>
-            <w:tcMar>
-              <w:top w:type="dxa" w:w="80"/>
-              <w:left w:type="dxa" w:w="100"/>
-              <w:bottom w:type="dxa" w:w="80"/>
-              <w:right w:type="dxa" w:w="100"/>
-            </w:tcMar>
-            <w:vAlign w:val="top"/>
-          </w:tcPr>
-          <w:p>
-            <w:pPr>
-              <w:spacing w:after="0" w:before="0" w:line="276" w:lineRule="auto"/>
-              <w:jc w:val="left"/>
-            </w:pPr>
-            <w:r>
+            <w:tcW w:type="dxa" w:w="820"/>
+            <w:tcBorders>
+              <w:top w:val="single" w:color="000000" w:sz="8"/>
+              <w:left w:val="single" w:color="000000" w:sz="8"/>
+              <w:bottom w:val="single" w:color="000000" w:sz="8"/>
+              <w:right w:val="single" w:color="000000" w:sz="8"/>
+            </w:tcBorders>
+            <w:tcMar>
+              <w:top w:type="dxa" w:w="80"/>
+              <w:left w:type="dxa" w:w="100"/>
+              <w:bottom w:type="dxa" w:w="80"/>
+              <w:right w:type="dxa" w:w="100"/>
+            </w:tcMar>
+            <w:vAlign w:val="top"/>
+          </w:tcPr>
+          <w:p>
+            <w:pPr>
+              <w:spacing w:after="0" w:before="0" w:line="276" w:lineRule="auto"/>
+              <w:jc w:val="left"/>
+            </w:pPr>
+            <w:r>
+              <w:rPr>
+                <w:sz w:val="19"/>
+                <w:szCs w:val="19"/>
+              </w:rPr>
               <w:t xml:space="preserve">Année 3</w:t>
             </w:r>
           </w:p>
         </w:tc>
         <w:tc>
           <w:tcPr>
-            <w:tcW w:type="dxa" w:w="1176"/>
-            <w:tcBorders>
-              <w:top w:val="single" w:color="000000" w:sz="8"/>
-              <w:left w:val="single" w:color="000000" w:sz="8"/>
-              <w:bottom w:val="single" w:color="000000" w:sz="8"/>
-              <w:right w:val="single" w:color="000000" w:sz="8"/>
-            </w:tcBorders>
-            <w:tcMar>
-              <w:top w:type="dxa" w:w="80"/>
-              <w:left w:type="dxa" w:w="100"/>
-              <w:bottom w:type="dxa" w:w="80"/>
-              <w:right w:type="dxa" w:w="100"/>
-            </w:tcMar>
-            <w:vAlign w:val="top"/>
-          </w:tcPr>
-          <w:p>
-            <w:pPr>
-              <w:spacing w:after="0" w:before="0" w:line="276" w:lineRule="auto"/>
-              <w:jc w:val="left"/>
-            </w:pPr>
-            <w:r>
+            <w:tcW w:type="dxa" w:w="1136"/>
+            <w:tcBorders>
+              <w:top w:val="single" w:color="000000" w:sz="8"/>
+              <w:left w:val="single" w:color="000000" w:sz="8"/>
+              <w:bottom w:val="single" w:color="000000" w:sz="8"/>
+              <w:right w:val="single" w:color="000000" w:sz="8"/>
+            </w:tcBorders>
+            <w:tcMar>
+              <w:top w:type="dxa" w:w="80"/>
+              <w:left w:type="dxa" w:w="100"/>
+              <w:bottom w:type="dxa" w:w="80"/>
+              <w:right w:type="dxa" w:w="100"/>
+            </w:tcMar>
+            <w:vAlign w:val="top"/>
+          </w:tcPr>
+          <w:p>
+            <w:pPr>
+              <w:spacing w:after="0" w:before="0" w:line="276" w:lineRule="auto"/>
+              <w:jc w:val="left"/>
+            </w:pPr>
+            <w:r>
+              <w:rPr>
+                <w:sz w:val="19"/>
+                <w:szCs w:val="19"/>
+              </w:rPr>
               <w:t xml:space="preserve">DRH</w:t>
             </w:r>
           </w:p>
@@ -12841,7 +13156,7 @@
           <w:sz w:val="21"/>
           <w:szCs w:val="21"/>
         </w:rPr>
-        <w:t xml:space="preserve">Priorités : on commence par la DST (liste des départs, tutorat) parce que c'est le plus urgent, et par des actions qui coûtent peu (offres en interne, budget formation). Le permis PL, les informaticiens et le parcours des animateurs prennent plus de temps, donc on les met en années 2 et 3.</w:t>
+        <w:t xml:space="preserve">Priorités : on commence par la DST (liste des départs, tutorat) parce que c’est le plus urgent, et par des actions qui coûtent peu (offres en interne, budget formation). Le permis PL, les informaticiens et le parcours des animateurs prennent plus de temps, donc on les met en années 2 et 3.</w:t>
       </w:r>
     </w:p>
     <w:p>
@@ -12854,7 +13169,7 @@
           <w:sz w:val="21"/>
           <w:szCs w:val="21"/>
         </w:rPr>
-        <w:t xml:space="preserve">Lien avec nos scénarios et le diagnostic : l'axe « Sécuriser les métiers techniques » répond au scénario A et à la DST (-4 agents par an, 50 % des conducteurs PL et 36 % des techniciens qui partent en 5 ans). L'axe « Numérique et usagers » vient du scénario B (informaticiens difficiles à remplacer, 56 % des agents sans formation). Les axes « Mobilité interne » et « Outiller la GEPP » servent aux deux scénarios : 7 % de mobilité sur 3 ans, animateurs en CDD et 55 % de formations obligatoires.</w:t>
+        <w:t xml:space="preserve">Lien avec nos scénarios et le diagnostic : l’axe « Sécuriser les métiers techniques » répond au scénario A et à la DST (-4 agents par an, 50 % des conducteurs PL et 36 % des techniciens qui partent en 5 ans). L’axe « Numérique et usagers » vient du scénario B (informaticiens difficiles à remplacer, 56 % des agents sans formation). Les axes « Mobilité interne » et « Outiller la GEPP » servent aux deux scénarios : 7 % de mobilité sur 3 ans, animateurs en CDD et 55 % de formations obligatoires.</w:t>
       </w:r>
     </w:p>
     <w:p>
@@ -12867,7 +13182,7 @@
           <w:sz w:val="21"/>
           <w:szCs w:val="21"/>
         </w:rPr>
-        <w:t xml:space="preserve">Budget et dialogue social : la plupart des actions coûtent peu (tutorat, offres en interne, beaucoup de formations du CNFPT comprises dans la cotisation de la ville). Pour la formation, on ne demande pas plus d'argent : on répartit autrement les 350 000 €. Les actions qui coûtent le plus sont le permis PL, payé par la ville, et les primes pour les informaticiens. Avant de lancer le plan, on le présente aux représentants du personnel (Comité social territorial), surtout pour le tutorat, le télétravail et les primes.</w:t>
+        <w:t xml:space="preserve">Budget et dialogue social : la plupart des actions coûtent peu (offres en interne, beaucoup de formations du CNFPT comprises dans la cotisation de la ville). Pour la formation, on ne demande pas plus d’argent : on répartit autrement les 350 000 €. Les actions qui coûtent le plus sont le permis PL, payé par la ville, et les primes pour les informaticiens. Avant de lancer le plan, on le présente aux représentants du personnel (Comité social territorial), surtout pour le tutorat, le télétravail et les primes.</w:t>
       </w:r>
     </w:p>
     <w:p>
@@ -12882,6 +13197,7 @@
     </w:p>
     <w:p>
       <w:pPr>
+        <w:pStyle w:val="Heading1"/>
         <w:spacing w:after="200" w:before="0" w:line="276" w:lineRule="auto"/>
         <w:jc w:val="center"/>
       </w:pPr>
@@ -12917,7 +13233,7 @@
         <w:jc w:val="left"/>
       </w:pPr>
       <w:r>
-        <w:t xml:space="preserve">Notre tableau de bord suit le plan d'actions de la séance 4 et nos deux scénarios. Comme on suit surtout le scénario A, c'est lui qui a le plus d'indicateurs : quatre portent sur la DST, deux sur le numérique (scénario B) et trois servent aux deux. Chaque indicateur suit une action de notre plan et part d'un chiffre de notre diagnostic (séance 3). Ils suivent des risques, des actions et des résultats.</w:t>
+        <w:t xml:space="preserve">Notre tableau de bord reprend le plan d’actions de la séance 4 et nos deux scénarios. Comme on suit surtout le scénario A, c’est lui qui a le plus d’indicateurs : quatre portent sur le scénario A (surtout la DST), deux sur le numérique (scénario B) et trois servent aux deux. Chaque indicateur correspond à une action de notre plan et part, quand c’est possible, d’un chiffre de notre diagnostic (séance 3). Ils suivent des risques, des actions et des résultats.</w:t>
       </w:r>
     </w:p>
     <w:tbl>
@@ -12972,7 +13288,7 @@
                 <w:sz w:val="17"/>
                 <w:szCs w:val="17"/>
               </w:rPr>
-              <w:t xml:space="preserve">Indicateur (ce qu'il mesure)</w:t>
+              <w:t xml:space="preserve">Indicateur (ce qu’il mesure)</w:t>
             </w:r>
           </w:p>
         </w:tc>
@@ -13071,7 +13387,7 @@
                 <w:sz w:val="17"/>
                 <w:szCs w:val="17"/>
               </w:rPr>
-              <w:t xml:space="preserve">Aujourd'hui (notre diagnostic)</w:t>
+              <w:t xml:space="preserve">Aujourd’hui (notre diagnostic)</w:t>
             </w:r>
           </w:p>
         </w:tc>
@@ -13104,7 +13420,7 @@
                 <w:sz w:val="17"/>
                 <w:szCs w:val="17"/>
               </w:rPr>
-              <w:t xml:space="preserve">Objectif / seuil d'alerte</w:t>
+              <w:t xml:space="preserve">Objectif / seuil d’alerte</w:t>
             </w:r>
           </w:p>
         </w:tc>
@@ -13199,7 +13515,7 @@
                 <w:sz w:val="17"/>
                 <w:szCs w:val="17"/>
               </w:rPr>
-              <w:t xml:space="preserve">Montre combien d'agents des métiers critiques partent à la retraite en 5 ans.</w:t>
+              <w:t xml:space="preserve">Montre combien d’agents des métiers critiques partent à la retraite en 5 ans.</w:t>
             </w:r>
           </w:p>
           <w:p>
@@ -13245,7 +13561,7 @@
                 <w:sz w:val="17"/>
                 <w:szCs w:val="17"/>
               </w:rPr>
-              <w:t xml:space="preserve">Départs à la retraite prévus en 5 ans / nombre d'agents dans le métier x 100</w:t>
+              <w:t xml:space="preserve">Départs à la retraite prévus en 5 ans / nombre d’agents dans le métier x 100</w:t>
             </w:r>
           </w:p>
         </w:tc>
@@ -13373,7 +13689,7 @@
                 <w:sz w:val="17"/>
                 <w:szCs w:val="17"/>
               </w:rPr>
-              <w:t xml:space="preserve">PL : 50 %</w:t>
+              <w:t xml:space="preserve">Conducteurs PL : 50 %</w:t>
             </w:r>
           </w:p>
           <w:p>
@@ -13399,7 +13715,7 @@
                 <w:sz w:val="17"/>
                 <w:szCs w:val="17"/>
               </w:rPr>
-              <w:t xml:space="preserve">RH : 25 %</w:t>
+              <w:t xml:space="preserve">Gestionnaires RH : 25 %</w:t>
             </w:r>
           </w:p>
         </w:tc>
@@ -13430,7 +13746,7 @@
                 <w:sz w:val="17"/>
                 <w:szCs w:val="17"/>
               </w:rPr>
-              <w:t xml:space="preserve">Alerte : plus d'un agent sur 3 qui part dans un métier.</w:t>
+              <w:t xml:space="preserve">Alerte : plus d’un agent sur 3 qui part dans un métier.</w:t>
             </w:r>
           </w:p>
           <w:p>
@@ -13443,7 +13759,7 @@
                 <w:sz w:val="17"/>
                 <w:szCs w:val="17"/>
               </w:rPr>
-              <w:t xml:space="preserve">Objectif année 1 : les 45 départs de la DST (PL et techniciens) listés, avec une solution pour chacun.</w:t>
+              <w:t xml:space="preserve">Objectif année 1 : les 45 départs de la DST (conducteurs PL et techniciens) listés, avec une solution pour chacun.</w:t>
             </w:r>
           </w:p>
         </w:tc>
@@ -13501,7 +13817,7 @@
                 <w:sz w:val="17"/>
                 <w:szCs w:val="17"/>
               </w:rPr>
-              <w:t xml:space="preserve">Différence entre les agents qui arrivent à la DST et ceux qui en partent dans l'année.</w:t>
+              <w:t xml:space="preserve">Différence entre les agents qui arrivent à la DST et ceux qui en partent dans l’année.</w:t>
             </w:r>
           </w:p>
           <w:p>
@@ -13547,7 +13863,7 @@
                 <w:sz w:val="17"/>
                 <w:szCs w:val="17"/>
               </w:rPr>
-              <w:t xml:space="preserve">Arrivées à la DST - départs de la DST dans l'année</w:t>
+              <w:t xml:space="preserve">Arrivées à la DST - départs de la DST dans l’année</w:t>
             </w:r>
           </w:p>
         </w:tc>
@@ -13706,7 +14022,7 @@
                 <w:sz w:val="17"/>
                 <w:szCs w:val="17"/>
               </w:rPr>
-              <w:t xml:space="preserve">Objectif année 3 : 0 (autant d'arrivées que de départs).</w:t>
+              <w:t xml:space="preserve">Objectif année 3 : 0 (autant d’arrivées que de départs).</w:t>
             </w:r>
           </w:p>
         </w:tc>
@@ -13810,7 +14126,7 @@
                 <w:sz w:val="17"/>
                 <w:szCs w:val="17"/>
               </w:rPr>
-              <w:t xml:space="preserve">Départs à la retraite avec un binôme de 6 mois / départs à la retraite de l'année x 100</w:t>
+              <w:t xml:space="preserve">Départs à la retraite avec un binôme de 6 mois / départs à la retraite de l’année x 100</w:t>
             </w:r>
           </w:p>
         </w:tc>
@@ -13938,7 +14254,7 @@
                 <w:sz w:val="17"/>
                 <w:szCs w:val="17"/>
               </w:rPr>
-              <w:t xml:space="preserve">DST : 25 % d'agents de plus de 57 ans</w:t>
+              <w:t xml:space="preserve">DST : 25 % d’agents de plus de 57 ans</w:t>
             </w:r>
           </w:p>
         </w:tc>
@@ -13982,7 +14298,7 @@
                 <w:sz w:val="17"/>
                 <w:szCs w:val="17"/>
               </w:rPr>
-              <w:t xml:space="preserve">Objectif année 3 : 100 % pour les PL et les techniciens (9 départs par an).</w:t>
+              <w:t xml:space="preserve">Objectif année 3 : 100 % pour les conducteurs PL et les techniciens (9 départs par an).</w:t>
             </w:r>
           </w:p>
         </w:tc>
@@ -14086,7 +14402,7 @@
                 <w:sz w:val="17"/>
                 <w:szCs w:val="17"/>
               </w:rPr>
-              <w:t xml:space="preserve">Nombre d'agents qui ont eu le permis PL payé par la ville (depuis l'année 2)</w:t>
+              <w:t xml:space="preserve">Nombre d’agents dont le permis PL a été payé par la ville (depuis l’année 2)</w:t>
             </w:r>
           </w:p>
         </w:tc>
@@ -14201,7 +14517,7 @@
                 <w:sz w:val="17"/>
                 <w:szCs w:val="17"/>
               </w:rPr>
-              <w:t xml:space="preserve">0 (action prévue en année 2)</w:t>
+              <w:t xml:space="preserve">0 (action prévue en année 2)</w:t>
             </w:r>
           </w:p>
           <w:p>
@@ -14245,7 +14561,7 @@
                 <w:sz w:val="17"/>
                 <w:szCs w:val="17"/>
               </w:rPr>
-              <w:t xml:space="preserve">Alerte : moins de 4 agents à la fin de l'année 2.</w:t>
+              <w:t xml:space="preserve">Alerte : moins de 4 agents à la fin de l’année 2.</w:t>
             </w:r>
           </w:p>
           <w:p>
@@ -14258,7 +14574,7 @@
                 <w:sz w:val="17"/>
                 <w:szCs w:val="17"/>
               </w:rPr>
-              <w:t xml:space="preserve">Objectif fin d'année 3 : 8 agents (40 % des 20 départs de conducteurs PL).</w:t>
+              <w:t xml:space="preserve">Objectif fin d’année 3 : 8 agents (40 % des 20 départs de conducteurs PL).</w:t>
             </w:r>
           </w:p>
         </w:tc>
@@ -14399,7 +14715,7 @@
                 <w:sz w:val="17"/>
                 <w:szCs w:val="17"/>
               </w:rPr>
-              <w:t xml:space="preserve">Agents administratifs formés au numérique / agents administratifs x 100</w:t>
+              <w:t xml:space="preserve">Agents administratifs formés au numérique / agents administratifs x 100</w:t>
             </w:r>
           </w:p>
         </w:tc>
@@ -14527,7 +14843,7 @@
                 <w:sz w:val="17"/>
                 <w:szCs w:val="17"/>
               </w:rPr>
-              <w:t xml:space="preserve">56 % des agents de la ville n'ont suivi aucune formation</w:t>
+              <w:t xml:space="preserve">56 % des agents de la ville n’ont suivi aucune formation</w:t>
             </w:r>
           </w:p>
         </w:tc>
@@ -14558,7 +14874,7 @@
                 <w:sz w:val="17"/>
                 <w:szCs w:val="17"/>
               </w:rPr>
-              <w:t xml:space="preserve">Alerte : moins de la moitié formés à la fin de l'année 1.</w:t>
+              <w:t xml:space="preserve">Alerte : moins de la moitié formés à la fin de l’année 1.</w:t>
             </w:r>
           </w:p>
           <w:p>
@@ -14571,7 +14887,7 @@
                 <w:sz w:val="17"/>
                 <w:szCs w:val="17"/>
               </w:rPr>
-              <w:t xml:space="preserve">Objectif année 3 : 100 %.</w:t>
+              <w:t xml:space="preserve">Objectif année 3 : 100 %.</w:t>
             </w:r>
           </w:p>
         </w:tc>
@@ -14609,7 +14925,7 @@
                 <w:sz w:val="17"/>
                 <w:szCs w:val="17"/>
               </w:rPr>
-              <w:t xml:space="preserve">6. Postes d'informaticiens vacants</w:t>
+              <w:t xml:space="preserve">6. Postes d’informaticiens vacants</w:t>
             </w:r>
             <w:r>
               <w:rPr>
@@ -14629,7 +14945,7 @@
                 <w:sz w:val="17"/>
                 <w:szCs w:val="17"/>
               </w:rPr>
-              <w:t xml:space="preserve">Postes d'informaticiens que la ville n'arrive pas à pourvoir.</w:t>
+              <w:t xml:space="preserve">Postes d’informaticiens que la ville n’arrive pas à pourvoir.</w:t>
             </w:r>
           </w:p>
           <w:p>
@@ -14644,7 +14960,7 @@
                 <w:sz w:val="17"/>
                 <w:szCs w:val="17"/>
               </w:rPr>
-              <w:t xml:space="preserve">Action du plan : rendre les postes d'informaticiens plus attractifs</w:t>
+              <w:t xml:space="preserve">Action du plan : rendre les postes d’informaticiens plus attractifs</w:t>
             </w:r>
           </w:p>
         </w:tc>
@@ -14675,7 +14991,7 @@
                 <w:sz w:val="17"/>
                 <w:szCs w:val="17"/>
               </w:rPr>
-              <w:t xml:space="preserve">Postes d'informaticiens vacants / postes d'informaticiens prévus x 100</w:t>
+              <w:t xml:space="preserve">Postes d’informaticiens vacants / postes d’informaticiens prévus x 100</w:t>
             </w:r>
           </w:p>
         </w:tc>
@@ -14834,7 +15150,7 @@
                 <w:sz w:val="17"/>
                 <w:szCs w:val="17"/>
               </w:rPr>
-              <w:t xml:space="preserve">Alerte : plus d'un poste vacant depuis plus de 6 mois.</w:t>
+              <w:t xml:space="preserve">Alerte : plus d’un poste vacant depuis plus de 6 mois.</w:t>
             </w:r>
           </w:p>
           <w:p>
@@ -14847,7 +15163,7 @@
                 <w:sz w:val="17"/>
                 <w:szCs w:val="17"/>
               </w:rPr>
-              <w:t xml:space="preserve">Objectif année 3 : 4 % ou moins, comme la moyenne de la ville.</w:t>
+              <w:t xml:space="preserve">Objectif année 3 : 4 % ou moins, comme la moyenne de la ville.</w:t>
             </w:r>
           </w:p>
         </w:tc>
@@ -14957,7 +15273,7 @@
                 <w:sz w:val="17"/>
                 <w:szCs w:val="17"/>
               </w:rPr>
-              <w:t xml:space="preserve">Action du plan : publier les offres en interne d'abord</w:t>
+              <w:t xml:space="preserve">Action du plan : publier les offres en interne d’abord</w:t>
             </w:r>
           </w:p>
         </w:tc>
@@ -14988,7 +15304,7 @@
                 <w:sz w:val="17"/>
                 <w:szCs w:val="17"/>
               </w:rPr>
-              <w:t xml:space="preserve">Agents qui ont changé de poste en interne sur 3 ans / nombre d'agents de la ville x 100</w:t>
+              <w:t xml:space="preserve">Agents qui ont changé de poste en interne sur 3 ans / nombre d’agents de la ville x 100</w:t>
             </w:r>
           </w:p>
         </w:tc>
@@ -15134,7 +15450,7 @@
                 <w:sz w:val="17"/>
                 <w:szCs w:val="17"/>
               </w:rPr>
-              <w:t xml:space="preserve">Alerte : toujours 7 % ou moins à la fin de l'année 2.</w:t>
+              <w:t xml:space="preserve">Alerte : toujours 7 % ou moins à la fin de l’année 2.</w:t>
             </w:r>
           </w:p>
           <w:p>
@@ -15147,7 +15463,7 @@
                 <w:sz w:val="17"/>
                 <w:szCs w:val="17"/>
               </w:rPr>
-              <w:t xml:space="preserve">Objectif année 3 : 10 % (environ 95 agents).</w:t>
+              <w:t xml:space="preserve">Objectif année 3 : 10 % (environ 95 agents).</w:t>
             </w:r>
           </w:p>
         </w:tc>
@@ -15251,7 +15567,7 @@
                 <w:sz w:val="17"/>
                 <w:szCs w:val="17"/>
               </w:rPr>
-              <w:t xml:space="preserve">Nombre d'animateurs en CDD inscrits au BPJEPS ou à un concours</w:t>
+              <w:t xml:space="preserve">Nombre d’animateurs en CDD inscrits au BPJEPS ou à un concours</w:t>
             </w:r>
           </w:p>
         </w:tc>
@@ -15366,7 +15682,7 @@
                 <w:sz w:val="17"/>
                 <w:szCs w:val="17"/>
               </w:rPr>
-              <w:t xml:space="preserve">0 (parcours prévu en année 3)</w:t>
+              <w:t xml:space="preserve">0 (parcours prévu en année 3)</w:t>
             </w:r>
           </w:p>
           <w:p>
@@ -15410,7 +15726,7 @@
                 <w:sz w:val="17"/>
                 <w:szCs w:val="17"/>
               </w:rPr>
-              <w:t xml:space="preserve">Alerte : aucun inscrit à la fin de l'année 3.</w:t>
+              <w:t xml:space="preserve">Alerte : aucun inscrit à la fin de l’année 3.</w:t>
             </w:r>
           </w:p>
           <w:p>
@@ -15423,7 +15739,7 @@
                 <w:sz w:val="17"/>
                 <w:szCs w:val="17"/>
               </w:rPr>
-              <w:t xml:space="preserve">Objectif fin d'année 3 : un premier groupe d'environ 10 animateurs.</w:t>
+              <w:t xml:space="preserve">Objectif fin d’année 3 : un premier groupe d’environ 10 animateurs.</w:t>
             </w:r>
           </w:p>
         </w:tc>
@@ -15527,7 +15843,7 @@
                 <w:sz w:val="17"/>
                 <w:szCs w:val="17"/>
               </w:rPr>
-              <w:t xml:space="preserve">Montant consacré aux formations obligatoires / budget formation de la ville x 100</w:t>
+              <w:t xml:space="preserve">Montant consacré aux formations obligatoires / budget formation de la ville x 100</w:t>
             </w:r>
           </w:p>
         </w:tc>
@@ -15673,7 +15989,7 @@
                 <w:sz w:val="17"/>
                 <w:szCs w:val="17"/>
               </w:rPr>
-              <w:t xml:space="preserve">Alerte : toujours 55 % ou plus à la fin de l'année 1.</w:t>
+              <w:t xml:space="preserve">Alerte : toujours 55 % ou plus à la fin de l’année 1.</w:t>
             </w:r>
           </w:p>
           <w:p>
@@ -15686,7 +16002,7 @@
                 <w:sz w:val="17"/>
                 <w:szCs w:val="17"/>
               </w:rPr>
-              <w:t xml:space="preserve">Objectif année 3 : 40 %, avec le même budget.</w:t>
+              <w:t xml:space="preserve">Objectif année 3 : 40 %, avec le même budget.</w:t>
             </w:r>
           </w:p>
         </w:tc>
@@ -15698,11 +16014,12 @@
         <w:jc w:val="left"/>
       </w:pPr>
       <w:r>
-        <w:t xml:space="preserve">Ce que le tableau montre aujourd'hui : les alertes sont toutes à la DST (départs à la retraite, -4 agents par an, aucun binôme), ce qui confirme notre choix du scénario A. Chaque année, la DRH présente le tableau à la direction pendant la réunion prévue dans notre plan. Si un indicateur passe en alerte, on revoit l'action qui va avec.</w:t>
-      </w:r>
-    </w:p>
-    <w:p>
-      <w:pPr>
+        <w:t xml:space="preserve">Ce que le tableau montre aujourd’hui : les alertes déjà visibles sont à la DST (départs à la retraite, -4 agents par an, pas encore de binômes), ce qui va dans le sens de notre choix du scénario A. Chaque année, la DRH présente le tableau à la direction générale pendant la réunion prévue dans notre plan. Si un indicateur passe en alerte, on revoit l’action correspondante.</w:t>
+      </w:r>
+    </w:p>
+    <w:p>
+      <w:pPr>
+        <w:pStyle w:val="Heading1"/>
         <w:spacing w:after="200" w:before="240" w:line="276" w:lineRule="auto"/>
         <w:jc w:val="left"/>
       </w:pPr>
@@ -15723,10 +16040,11 @@
         <w:jc w:val="left"/>
       </w:pPr>
       <w:r>
-        <w:t xml:space="preserve">Pour conclure, notre diagnostic montre que la ville de Mont-Rivière a surtout un problème de renouvellement. La DST a beaucoup de départs à la retraite et perd environ 4 agents par an. Des métiers sont difficiles à recruter (conducteurs PL, techniciens, informaticiens) et des animateurs ne restent pas. Entre nos deux scénarios, on a choisi de suivre surtout le scénario A (transition écologique), parce que la DST est la plus urgente, tout en avançant un peu sur le numérique (scénario B). Notre plan d'actions commence par la DST et par des actions qui coûtent peu (tutorat, offres en interne, budget formation mieux réparti), et le tableau de bord permettra de vérifier chaque année si les actions marchent.</w:t>
+        <w:t xml:space="preserve">Pour conclure, notre diagnostic montre que la ville de Mont-Rivière a surtout un problème de renouvellement. La DST a beaucoup de départs à la retraite et perd environ 4 agents par an. Plusieurs métiers sont en tension (conducteurs PL, techniciens de maintenance, informaticiens, gestionnaires RH) et des animateurs ne restent pas. Entre nos deux scénarios, on a choisi de suivre surtout le scénario A (transition écologique), parce que la situation de la DST est la plus urgente, tout en avançant un peu sur le numérique (scénario B). Notre plan d’actions commence par la DST (liste des départs, tutorat) et par des actions qui coûtent peu (offres en interne, budget formation mieux réparti), et le tableau de bord permettra de vérifier chaque année si les actions fonctionnent.</w:t>
       </w:r>
     </w:p>
     <w:sectPr>
+      <w:footerReference w:type="default" r:id="rId7"/>
       <w:pgSz w:w="11906" w:h="16838" w:orient="portrait"/>
       <w:pgMar w:top="1440" w:right="1440" w:bottom="1440" w:left="1440" w:header="708" w:footer="708" w:gutter="0"/>
       <w:pgNumType/>
@@ -15775,6 +16093,27 @@
     </w:p>
   </w:endnote>
 </w:endnotes>
+</file>
+
+<file path=word/footer1.xml><?xml version="1.0" encoding="utf-8"?>
+<w:ftr xmlns:wpc="http://schemas.microsoft.com/office/word/2010/wordprocessingCanvas" xmlns:mc="http://schemas.openxmlformats.org/markup-compatibility/2006" xmlns:o="urn:schemas-microsoft-com:office:office" xmlns:r="http://schemas.openxmlformats.org/officeDocument/2006/relationships" xmlns:m="http://schemas.openxmlformats.org/officeDocument/2006/math" xmlns:v="urn:schemas-microsoft-com:vml" xmlns:wp14="http://schemas.microsoft.com/office/word/2010/wordprocessingDrawing" xmlns:wp="http://schemas.openxmlformats.org/drawingml/2006/wordprocessingDrawing" xmlns:w10="urn:schemas-microsoft-com:office:word" xmlns:w="http://schemas.openxmlformats.org/wordprocessingml/2006/main" xmlns:w14="http://schemas.microsoft.com/office/word/2010/wordml" xmlns:w15="http://schemas.microsoft.com/office/word/2012/wordml" xmlns:wpg="http://schemas.microsoft.com/office/word/2010/wordprocessingGroup" xmlns:wpi="http://schemas.microsoft.com/office/word/2010/wordprocessingInk" xmlns:wne="http://schemas.microsoft.com/office/word/2006/wordml" xmlns:wps="http://schemas.microsoft.com/office/word/2010/wordprocessingShape">
+  <w:p>
+    <w:pPr>
+      <w:jc w:val="center"/>
+    </w:pPr>
+    <w:r>
+      <w:rPr>
+        <w:color w:val="666666"/>
+        <w:sz w:val="18"/>
+        <w:szCs w:val="18"/>
+      </w:rPr>
+      <w:fldChar w:fldCharType="begin"/>
+      <w:instrText xml:space="preserve">PAGE</w:instrText>
+      <w:fldChar w:fldCharType="separate"/>
+      <w:fldChar w:fldCharType="end"/>
+    </w:r>
+  </w:p>
+</w:ftr>
 </file>
 
 <file path=word/footnotes.xml><?xml version="1.0" encoding="utf-8"?>
@@ -16146,5 +16485,22 @@
       <w:szCs w:val="20"/>
     </w:rPr>
   </w:style>
+  <w:style w:type="paragraph" w:styleId="Heading1">
+    <w:name w:val="Heading 1"/>
+    <w:basedOn w:val="Normal"/>
+    <w:next w:val="Normal"/>
+    <w:qFormat/>
+    <w:pPr>
+      <w:outlineLvl w:val="0"/>
+    </w:pPr>
+    <w:rPr>
+      <w:rFonts w:ascii="Arial" w:cs="Arial" w:eastAsia="Arial" w:hAnsi="Arial"/>
+      <w:b/>
+      <w:bCs/>
+      <w:color w:val="000000"/>
+      <w:sz w:val="28"/>
+      <w:szCs w:val="28"/>
+    </w:rPr>
+  </w:style>
 </w:styles>
 </file>